--- a/swh/docx/018.content.docx
+++ b/swh/docx/018.content.docx
@@ -166,26 +166,6 @@
       </w:r>
       <w:r>
         <w:rPr>
-          <w:i/>
-          <w:lang w:val="sw_KE" w:bidi="sw_KE"/>
-        </w:rPr>
-        <w:t>Raama, Rangi, Rehema, Rehoboth-iri, Rehobothi, Reseni, Rhodes, Rifathi, Rodanimu, Roho, Roho iliyo Gerezani, Roho wa Mungu, Roho wa Yesu Kristo, Ronadimu</w:t>
-      </w:r>
-      <w:r>
-        <w:rPr>
-          <w:lang w:val="sw_KE" w:bidi="sw_KE"/>
-        </w:rPr>
-      </w:r>
-    </w:p>
-    <w:p>
-      <w:pPr/>
-      <w:r>
-        <w:rPr>
-          <w:lang w:val="sw_KE" w:bidi="sw_KE"/>
-        </w:rPr>
-      </w:r>
-      <w:r>
-        <w:rPr>
           <w:lang w:val="sw_KE" w:bidi="sw_KE"/>
         </w:rPr>
         <w:t xml:space="preserve"> </w:t>
@@ -5986,7 +5966,7 @@
         <w:rPr>
           <w:lang w:val="sw_KE" w:bidi="sw_KE"/>
         </w:rPr>
-        <w:t>Rhodes</w:t>
+        <w:t>Reu</w:t>
       </w:r>
       <w:r>
         <w:rPr>
@@ -6005,7 +5985,7 @@
         <w:rPr>
           <w:lang w:val="sw_KE" w:bidi="sw_KE"/>
         </w:rPr>
-        <w:t>Bandari ya Paulo aliporudi Yerusalemu kutoka safari yake ya tatu ya umishonari (</w:t>
+        <w:t>Mwana wa Pelegi, Baba wa Serugi. Alikuwa mzao wa Shemu (</w:t>
       </w:r>
       <w:hyperlink r:id="rId244">
         <w:r>
@@ -6016,14 +5996,14 @@
             <w:color w:val="0000EE"/>
             <w:u w:val="single"/>
           </w:rPr>
-          <w:t>Matendo 21:1</w:t>
-        </w:r>
-      </w:hyperlink>
-      <w:r>
-        <w:rPr>
-          <w:lang w:val="sw_KE" w:bidi="sw_KE"/>
-        </w:rPr>
-        <w:t xml:space="preserve">). Kutajwa kwa Rhodes katika </w:t>
+          <w:t>Mwanzo 11:18–21</w:t>
+        </w:r>
+      </w:hyperlink>
+      <w:r>
+        <w:rPr>
+          <w:lang w:val="sw_KE" w:bidi="sw_KE"/>
+        </w:rPr>
+        <w:t xml:space="preserve">; </w:t>
       </w:r>
       <w:hyperlink r:id="rId245">
         <w:r>
@@ -6034,14 +6014,14 @@
             <w:color w:val="0000EE"/>
             <w:u w:val="single"/>
           </w:rPr>
-          <w:t>Mwanzo 10:4</w:t>
-        </w:r>
-      </w:hyperlink>
-      <w:r>
-        <w:rPr>
-          <w:lang w:val="sw_KE" w:bidi="sw_KE"/>
-        </w:rPr>
-        <w:t xml:space="preserve">, </w:t>
+          <w:t>1 Mambo ya Nyakati 1:25</w:t>
+        </w:r>
+      </w:hyperlink>
+      <w:r>
+        <w:rPr>
+          <w:lang w:val="sw_KE" w:bidi="sw_KE"/>
+        </w:rPr>
+        <w:t xml:space="preserve">). Ameorodheshwa kama mmoja wa mababu wa Yesu katika </w:t>
       </w:r>
       <w:hyperlink r:id="rId246">
         <w:r>
@@ -6052,32 +6032,14 @@
             <w:color w:val="0000EE"/>
             <w:u w:val="single"/>
           </w:rPr>
-          <w:t>Ezekieli 27:15</w:t>
-        </w:r>
-      </w:hyperlink>
-      <w:r>
-        <w:rPr>
-          <w:lang w:val="sw_KE" w:bidi="sw_KE"/>
-        </w:rPr>
-        <w:t xml:space="preserve">, na </w:t>
-      </w:r>
-      <w:hyperlink r:id="rId247">
-        <w:r>
-          <w:rPr>
-            <w:lang w:val="sw_KE" w:bidi="sw_KE"/>
-          </w:rPr>
-          <w:rPr>
-            <w:color w:val="0000EE"/>
-            <w:u w:val="single"/>
-          </w:rPr>
-          <w:t>1 Mambo ya Nyakati 1:7</w:t>
-        </w:r>
-      </w:hyperlink>
-      <w:r>
-        <w:rPr>
-          <w:lang w:val="sw_KE" w:bidi="sw_KE"/>
-        </w:rPr>
-        <w:t xml:space="preserve"> hakutokani na maandiko ya Kiebrania ya Agano la Kale bali na tafsiri yake ya Kigiriki. Kisiwa cha Rhodes, chenye eneo la zaidi ya maili za mraba 500 (kilomita za mraba 1,295), kiko karibu na pwani ya kusini mashariki ya Uturuki ya kisasa.</w:t>
+          <w:t>Luka 3:35</w:t>
+        </w:r>
+      </w:hyperlink>
+      <w:r>
+        <w:rPr>
+          <w:lang w:val="sw_KE" w:bidi="sw_KE"/>
+        </w:rPr>
+        <w:t>.</w:t>
       </w:r>
     </w:p>
     <w:p>
@@ -6089,23 +6051,28 @@
       </w:r>
       <w:r>
         <w:rPr>
-          <w:lang w:val="sw_KE" w:bidi="sw_KE"/>
-        </w:rPr>
-        <w:t>Wakati wa Paulo, kisiwa hicho kilikuwa kituo muhimu cha utamaduni wa Wagiriki wa Dorian, kikiwa na miji kadhaa. Rhodes, mji mkuu, ulikuwa kwenye njia ya bahari yenye shughuli nyingi kati ya bandari za Italia na jimbo la Asia kuelekea magharibi, na zile za Siria na Misri kuelekea mashariki. Ilijulikana kwa bandari yake ya asili na kazi za umma. Rhodes ilikuwa kituo maarufu cha biashara na ilitoa mifano mingi ya sheria za baharini za Kirumi. Karne ya Pili KK ilionyesha kilele cha nguvu zake za kisiasa, ambazo zilijumuisha udhibiti wa sehemu kubwa ya Caria na Lycia kwenye bara la Asia Ndogo. Nguvu za Kirumi zilinyima Rhodes utawala wake wa kibiashara, na wakati wa vita vya wenyewe kwa wenyewe vya Kirumi vya karne ya kwanza KK, ilipunguzwa kisiasa hadi kuwa mji wa mkoa tu katika Dola ya Kirumi.</w:t>
-      </w:r>
-    </w:p>
-    <w:p>
-      <w:pPr/>
-      <w:r>
-        <w:rPr>
-          <w:lang w:val="sw_KE" w:bidi="sw_KE"/>
-        </w:rPr>
-      </w:r>
-      <w:r>
-        <w:rPr>
-          <w:lang w:val="sw_KE" w:bidi="sw_KE"/>
-        </w:rPr>
-        <w:t>Kusherehekea ushindi wa kijeshi mnamo mwaka wa 280 Kabla ya Kristo (KK), mji wa Rhodes ulisimamisha sanamu kubwa ya shaba ya Mungu wa jua wa Kigiriki, yenye urefu wa futi 121 (mita 36.9)—karibu sawa na urefu wa Sanamu ya Uhuru. Ilitengenezwa kwa miaka 12, na muda mfupi baada ya kukamilika, tetemeko la ardhi liliiangusha (224 KK). Hata hivyo, mabaki yaliyovunjika yalibaki kama kivutio hadi uvamizi wa Waarabu wa kisiwa hicho katika karne ya saba. Colossus ya Rhodes ilijumuishwa katika baadhi ya orodha za kale za maajabu ya dunia.</w:t>
+          <w:i/>
+          <w:lang w:val="sw_KE" w:bidi="sw_KE"/>
+        </w:rPr>
+        <w:t>Tazama</w:t>
+      </w:r>
+      <w:r>
+        <w:rPr>
+          <w:lang w:val="sw_KE" w:bidi="sw_KE"/>
+        </w:rPr>
+        <w:t xml:space="preserve"> </w:t>
+      </w:r>
+      <w:r>
+        <w:rPr>
+          <w:lang w:val="sw_KE" w:bidi="sw_KE"/>
+        </w:rPr>
+        <w:t>Ukoo wa Yesu Kristo</w:t>
+      </w:r>
+      <w:r>
+        <w:rPr>
+          <w:lang w:val="sw_KE" w:bidi="sw_KE"/>
+        </w:rPr>
+        <w:t>.</w:t>
       </w:r>
       <w:r>
         <w:rPr>
@@ -6134,7 +6101,7 @@
         <w:rPr>
           <w:lang w:val="sw_KE" w:bidi="sw_KE"/>
         </w:rPr>
-        <w:t>Rifathi</w:t>
+        <w:t>Rhodes</w:t>
       </w:r>
       <w:r>
         <w:rPr>
@@ -6153,7 +6120,25 @@
         <w:rPr>
           <w:lang w:val="sw_KE" w:bidi="sw_KE"/>
         </w:rPr>
-        <w:t>Mwana wa Gomeri na kaka wa Ashkenazi na Togama, wazao wasio wa Semiti wa Noa kupitia ukoo wa Yafethi (</w:t>
+        <w:t>Bandari ya Paulo aliporudi Yerusalemu kutoka safari yake ya tatu ya umishonari (</w:t>
+      </w:r>
+      <w:hyperlink r:id="rId247">
+        <w:r>
+          <w:rPr>
+            <w:lang w:val="sw_KE" w:bidi="sw_KE"/>
+          </w:rPr>
+          <w:rPr>
+            <w:color w:val="0000EE"/>
+            <w:u w:val="single"/>
+          </w:rPr>
+          <w:t>Matendo 21:1</w:t>
+        </w:r>
+      </w:hyperlink>
+      <w:r>
+        <w:rPr>
+          <w:lang w:val="sw_KE" w:bidi="sw_KE"/>
+        </w:rPr>
+        <w:t xml:space="preserve">). Kutajwa kwa Rhodes katika </w:t>
       </w:r>
       <w:hyperlink r:id="rId248">
         <w:r>
@@ -6164,14 +6149,14 @@
             <w:color w:val="0000EE"/>
             <w:u w:val="single"/>
           </w:rPr>
-          <w:t>Mwa 10:3</w:t>
-        </w:r>
-      </w:hyperlink>
-      <w:r>
-        <w:rPr>
-          <w:lang w:val="sw_KE" w:bidi="sw_KE"/>
-        </w:rPr>
-        <w:t xml:space="preserve">). </w:t>
+          <w:t>Mwanzo 10:4</w:t>
+        </w:r>
+      </w:hyperlink>
+      <w:r>
+        <w:rPr>
+          <w:lang w:val="sw_KE" w:bidi="sw_KE"/>
+        </w:rPr>
+        <w:t xml:space="preserve">, </w:t>
       </w:r>
       <w:hyperlink r:id="rId249">
         <w:r>
@@ -6182,14 +6167,60 @@
             <w:color w:val="0000EE"/>
             <w:u w:val="single"/>
           </w:rPr>
-          <w:t>Mambo ya Nyakati wa Kwanza 1:6</w:t>
-        </w:r>
-      </w:hyperlink>
-      <w:r>
-        <w:rPr>
-          <w:lang w:val="sw_KE" w:bidi="sw_KE"/>
-        </w:rPr>
-        <w:t>, kifungu sambamba, kinasema Diphath badala ya Rifathi, bila shaka ni makosa ya mwandishi wa baadaye ambayo hayakuwahi kusahihishwa.</w:t>
+          <w:t>Ezekieli 27:15</w:t>
+        </w:r>
+      </w:hyperlink>
+      <w:r>
+        <w:rPr>
+          <w:lang w:val="sw_KE" w:bidi="sw_KE"/>
+        </w:rPr>
+        <w:t xml:space="preserve">, na </w:t>
+      </w:r>
+      <w:hyperlink r:id="rId250">
+        <w:r>
+          <w:rPr>
+            <w:lang w:val="sw_KE" w:bidi="sw_KE"/>
+          </w:rPr>
+          <w:rPr>
+            <w:color w:val="0000EE"/>
+            <w:u w:val="single"/>
+          </w:rPr>
+          <w:t>1 Mambo ya Nyakati 1:7</w:t>
+        </w:r>
+      </w:hyperlink>
+      <w:r>
+        <w:rPr>
+          <w:lang w:val="sw_KE" w:bidi="sw_KE"/>
+        </w:rPr>
+        <w:t xml:space="preserve"> hakutokani na maandiko ya Kiebrania ya Agano la Kale bali na tafsiri yake ya Kigiriki. Kisiwa cha Rhodes, chenye eneo la zaidi ya maili za mraba 500 (kilomita za mraba 1,295), kiko karibu na pwani ya kusini mashariki ya Uturuki ya kisasa.</w:t>
+      </w:r>
+    </w:p>
+    <w:p>
+      <w:pPr/>
+      <w:r>
+        <w:rPr>
+          <w:lang w:val="sw_KE" w:bidi="sw_KE"/>
+        </w:rPr>
+      </w:r>
+      <w:r>
+        <w:rPr>
+          <w:lang w:val="sw_KE" w:bidi="sw_KE"/>
+        </w:rPr>
+        <w:t>Wakati wa Paulo, kisiwa hicho kilikuwa kituo muhimu cha utamaduni wa Wagiriki wa Dorian, kikiwa na miji kadhaa. Rhodes, mji mkuu, ulikuwa kwenye njia ya bahari yenye shughuli nyingi kati ya bandari za Italia na jimbo la Asia kuelekea magharibi, na zile za Siria na Misri kuelekea mashariki. Ilijulikana kwa bandari yake ya asili na kazi za umma. Rhodes ilikuwa kituo maarufu cha biashara na ilitoa mifano mingi ya sheria za baharini za Kirumi. Karne ya Pili KK ilionyesha kilele cha nguvu zake za kisiasa, ambazo zilijumuisha udhibiti wa sehemu kubwa ya Caria na Lycia kwenye bara la Asia Ndogo. Nguvu za Kirumi zilinyima Rhodes utawala wake wa kibiashara, na wakati wa vita vya wenyewe kwa wenyewe vya Kirumi vya karne ya kwanza KK, ilipunguzwa kisiasa hadi kuwa mji wa mkoa tu katika Dola ya Kirumi.</w:t>
+      </w:r>
+    </w:p>
+    <w:p>
+      <w:pPr/>
+      <w:r>
+        <w:rPr>
+          <w:lang w:val="sw_KE" w:bidi="sw_KE"/>
+        </w:rPr>
+      </w:r>
+      <w:r>
+        <w:rPr>
+          <w:lang w:val="sw_KE" w:bidi="sw_KE"/>
+        </w:rPr>
+        <w:t>Kusherehekea ushindi wa kijeshi mnamo mwaka wa 280 Kabla ya Kristo (KK), mji wa Rhodes ulisimamisha sanamu kubwa ya shaba ya Mungu wa jua wa Kigiriki, yenye urefu wa futi 121 (mita 36.9)—karibu sawa na urefu wa Sanamu ya Uhuru. Ilitengenezwa kwa miaka 12, na muda mfupi baada ya kukamilika, tetemeko la ardhi liliiangusha (224 KK). Hata hivyo, mabaki yaliyovunjika yalibaki kama kivutio hadi uvamizi wa Waarabu wa kisiwa hicho katika karne ya saba. Colossus ya Rhodes ilijumuishwa katika baadhi ya orodha za kale za maajabu ya dunia.</w:t>
       </w:r>
       <w:r>
         <w:rPr>
@@ -6218,7 +6249,7 @@
         <w:rPr>
           <w:lang w:val="sw_KE" w:bidi="sw_KE"/>
         </w:rPr>
-        <w:t>Rodanimu</w:t>
+        <w:t>Rifathi</w:t>
       </w:r>
       <w:r>
         <w:rPr>
@@ -6237,43 +6268,43 @@
         <w:rPr>
           <w:lang w:val="sw_KE" w:bidi="sw_KE"/>
         </w:rPr>
-        <w:t>Mwana wa nne wa Yavani na mzao wa Noa kupitia ukoo wa Yafethi (</w:t>
-      </w:r>
-      <w:hyperlink r:id="rId247">
-        <w:r>
-          <w:rPr>
-            <w:lang w:val="sw_KE" w:bidi="sw_KE"/>
-          </w:rPr>
-          <w:rPr>
-            <w:color w:val="0000EE"/>
-            <w:u w:val="single"/>
-          </w:rPr>
-          <w:t>1 Mambo ya Nyakati 1:7</w:t>
-        </w:r>
-      </w:hyperlink>
-      <w:r>
-        <w:rPr>
-          <w:lang w:val="sw_KE" w:bidi="sw_KE"/>
-        </w:rPr>
-        <w:t xml:space="preserve">). Herufi mbadala katika </w:t>
-      </w:r>
-      <w:hyperlink r:id="rId245">
-        <w:r>
-          <w:rPr>
-            <w:lang w:val="sw_KE" w:bidi="sw_KE"/>
-          </w:rPr>
-          <w:rPr>
-            <w:color w:val="0000EE"/>
-            <w:u w:val="single"/>
-          </w:rPr>
-          <w:t>Mwanzo 10:4</w:t>
-        </w:r>
-      </w:hyperlink>
-      <w:r>
-        <w:rPr>
-          <w:lang w:val="sw_KE" w:bidi="sw_KE"/>
-        </w:rPr>
-        <w:t xml:space="preserve"> inasomeka Dodanim, labda ni kosa la mwandishi. Maneno yote mawili yanarejelea watu wa Kigiriki wa Rhodes na visiwa vya jirani katika Bahari ya Aegean.</w:t>
+        <w:t>Mwana wa Gomeri na kaka wa Ashkenazi na Togama, wazao wasio wa Semiti wa Noa kupitia ukoo wa Yafethi (</w:t>
+      </w:r>
+      <w:hyperlink r:id="rId251">
+        <w:r>
+          <w:rPr>
+            <w:lang w:val="sw_KE" w:bidi="sw_KE"/>
+          </w:rPr>
+          <w:rPr>
+            <w:color w:val="0000EE"/>
+            <w:u w:val="single"/>
+          </w:rPr>
+          <w:t>Mwa 10:3</w:t>
+        </w:r>
+      </w:hyperlink>
+      <w:r>
+        <w:rPr>
+          <w:lang w:val="sw_KE" w:bidi="sw_KE"/>
+        </w:rPr>
+        <w:t xml:space="preserve">). </w:t>
+      </w:r>
+      <w:hyperlink r:id="rId252">
+        <w:r>
+          <w:rPr>
+            <w:lang w:val="sw_KE" w:bidi="sw_KE"/>
+          </w:rPr>
+          <w:rPr>
+            <w:color w:val="0000EE"/>
+            <w:u w:val="single"/>
+          </w:rPr>
+          <w:t>Mambo ya Nyakati wa Kwanza 1:6</w:t>
+        </w:r>
+      </w:hyperlink>
+      <w:r>
+        <w:rPr>
+          <w:lang w:val="sw_KE" w:bidi="sw_KE"/>
+        </w:rPr>
+        <w:t>, kifungu sambamba, kinasema Diphath badala ya Rifathi, bila shaka ni makosa ya mwandishi wa baadaye ambayo hayakuwahi kusahihishwa.</w:t>
       </w:r>
       <w:r>
         <w:rPr>
@@ -6302,6 +6333,90 @@
         <w:rPr>
           <w:lang w:val="sw_KE" w:bidi="sw_KE"/>
         </w:rPr>
+        <w:t>Rodanimu</w:t>
+      </w:r>
+      <w:r>
+        <w:rPr>
+          <w:lang w:val="sw_KE" w:bidi="sw_KE"/>
+        </w:rPr>
+      </w:r>
+    </w:p>
+    <w:p>
+      <w:pPr/>
+      <w:r>
+        <w:rPr>
+          <w:lang w:val="sw_KE" w:bidi="sw_KE"/>
+        </w:rPr>
+      </w:r>
+      <w:r>
+        <w:rPr>
+          <w:lang w:val="sw_KE" w:bidi="sw_KE"/>
+        </w:rPr>
+        <w:t>Mwana wa nne wa Yavani na mzao wa Noa kupitia ukoo wa Yafethi (</w:t>
+      </w:r>
+      <w:hyperlink r:id="rId250">
+        <w:r>
+          <w:rPr>
+            <w:lang w:val="sw_KE" w:bidi="sw_KE"/>
+          </w:rPr>
+          <w:rPr>
+            <w:color w:val="0000EE"/>
+            <w:u w:val="single"/>
+          </w:rPr>
+          <w:t>1 Mambo ya Nyakati 1:7</w:t>
+        </w:r>
+      </w:hyperlink>
+      <w:r>
+        <w:rPr>
+          <w:lang w:val="sw_KE" w:bidi="sw_KE"/>
+        </w:rPr>
+        <w:t xml:space="preserve">). Herufi mbadala katika </w:t>
+      </w:r>
+      <w:hyperlink r:id="rId248">
+        <w:r>
+          <w:rPr>
+            <w:lang w:val="sw_KE" w:bidi="sw_KE"/>
+          </w:rPr>
+          <w:rPr>
+            <w:color w:val="0000EE"/>
+            <w:u w:val="single"/>
+          </w:rPr>
+          <w:t>Mwanzo 10:4</w:t>
+        </w:r>
+      </w:hyperlink>
+      <w:r>
+        <w:rPr>
+          <w:lang w:val="sw_KE" w:bidi="sw_KE"/>
+        </w:rPr>
+        <w:t xml:space="preserve"> inasomeka Dodanim, labda ni kosa la mwandishi. Maneno yote mawili yanarejelea watu wa Kigiriki wa Rhodes na visiwa vya jirani katika Bahari ya Aegean.</w:t>
+      </w:r>
+      <w:r>
+        <w:rPr>
+          <w:lang w:val="sw_KE" w:bidi="sw_KE"/>
+        </w:rPr>
+      </w:r>
+      <w:r>
+        <w:rPr>
+          <w:lang w:val="sw_KE" w:bidi="sw_KE"/>
+        </w:rPr>
+      </w:r>
+    </w:p>
+    <w:p>
+      <w:pPr/>
+      <w:r>
+        <w:rPr>
+          <w:lang w:val="sw_KE" w:bidi="sw_KE"/>
+        </w:rPr>
+      </w:r>
+    </w:p>
+    <w:p>
+      <w:pPr>
+        <w:pStyle w:val="Heading2"/>
+      </w:pPr>
+      <w:r>
+        <w:rPr>
+          <w:lang w:val="sw_KE" w:bidi="sw_KE"/>
+        </w:rPr>
         <w:t>Roho</w:t>
       </w:r>
       <w:r>
@@ -6413,7 +6528,7 @@
         </w:rPr>
         <w:t>Kwenye Agano la Kale, roho ni muhimu kwa maisha ya mwanadamu. Maneno ya Kiebrania na Kigiriki kwa roho mara nyingi yanamaanisha "maisha" na wakati mwingine yanaweza kumaanisha maisha ya wanyama (</w:t>
       </w:r>
-      <w:hyperlink r:id="rId250">
+      <w:hyperlink r:id="rId253">
         <w:r>
           <w:rPr>
             <w:lang w:val="sw_KE" w:bidi="sw_KE"/>
@@ -6431,7 +6546,7 @@
         </w:rPr>
         <w:t xml:space="preserve">; </w:t>
       </w:r>
-      <w:hyperlink r:id="rId251">
+      <w:hyperlink r:id="rId254">
         <w:r>
           <w:rPr>
             <w:lang w:val="sw_KE" w:bidi="sw_KE"/>
@@ -6449,7 +6564,7 @@
         </w:rPr>
         <w:t>). "Roho kwa Roho" inamaanisha "maisha kwa maisha" (</w:t>
       </w:r>
-      <w:hyperlink r:id="rId252">
+      <w:hyperlink r:id="rId255">
         <w:r>
           <w:rPr>
             <w:lang w:val="sw_KE" w:bidi="sw_KE"/>
@@ -6467,7 +6582,7 @@
         </w:rPr>
         <w:t xml:space="preserve">). Katika maandiko ya kisheria, roho inamaanisha mtu kuhusiana na sheria (kwa mfano, "Kama roho itafanya dhambi…," </w:t>
       </w:r>
-      <w:hyperlink r:id="rId253">
+      <w:hyperlink r:id="rId256">
         <w:r>
           <w:rPr>
             <w:lang w:val="sw_KE" w:bidi="sw_KE"/>
@@ -6485,7 +6600,7 @@
         </w:rPr>
         <w:t>, Toleo la Mfalme Yakobo). Wakati watu walihesabiwa, walihesabiwa kama roho, kumaanisha watu (</w:t>
       </w:r>
-      <w:hyperlink r:id="rId254">
+      <w:hyperlink r:id="rId257">
         <w:r>
           <w:rPr>
             <w:lang w:val="sw_KE" w:bidi="sw_KE"/>
@@ -6503,7 +6618,7 @@
         </w:rPr>
         <w:t xml:space="preserve">; </w:t>
       </w:r>
-      <w:hyperlink r:id="rId255">
+      <w:hyperlink r:id="rId258">
         <w:r>
           <w:rPr>
             <w:lang w:val="sw_KE" w:bidi="sw_KE"/>
@@ -6535,7 +6650,7 @@
         </w:rPr>
         <w:t>Kwa maana pana, roho inahusu hisia za binadamu na nguvu za ndani. Watu wanaitwa kumpenda Mungu kwa moyo wao wote na roho zao zote (</w:t>
       </w:r>
-      <w:hyperlink r:id="rId256">
+      <w:hyperlink r:id="rId259">
         <w:r>
           <w:rPr>
             <w:lang w:val="sw_KE" w:bidi="sw_KE"/>
@@ -6585,7 +6700,7 @@
         </w:rPr>
         <w:t>Maarifa na ufahamu (</w:t>
       </w:r>
-      <w:hyperlink r:id="rId257">
+      <w:hyperlink r:id="rId260">
         <w:r>
           <w:rPr>
             <w:lang w:val="sw_KE" w:bidi="sw_KE"/>
@@ -6621,7 +6736,7 @@
         </w:rPr>
         <w:t>Mawazo (</w:t>
       </w:r>
-      <w:hyperlink r:id="rId258">
+      <w:hyperlink r:id="rId261">
         <w:r>
           <w:rPr>
             <w:lang w:val="sw_KE" w:bidi="sw_KE"/>
@@ -6657,7 +6772,7 @@
         </w:rPr>
         <w:t>Upendo (</w:t>
       </w:r>
-      <w:hyperlink r:id="rId259">
+      <w:hyperlink r:id="rId262">
         <w:r>
           <w:rPr>
             <w:lang w:val="sw_KE" w:bidi="sw_KE"/>
@@ -6693,7 +6808,7 @@
         </w:rPr>
         <w:t>Kumbukumbu (</w:t>
       </w:r>
-      <w:hyperlink r:id="rId260">
+      <w:hyperlink r:id="rId263">
         <w:r>
           <w:rPr>
             <w:lang w:val="sw_KE" w:bidi="sw_KE"/>
@@ -6739,7 +6854,7 @@
         </w:rPr>
         <w:t xml:space="preserve">Agano la Kale halipendekezi kwamba roho huhamia katika mwili mwingine baada ya kifo. Binadamu wanaonekana kama umoja wa mwili na roho, kumaanisha mtu mmoja anayeangaliwa kutoka pembe tofauti. Katika </w:t>
       </w:r>
-      <w:hyperlink r:id="rId261">
+      <w:hyperlink r:id="rId264">
         <w:r>
           <w:rPr>
             <w:lang w:val="sw_KE" w:bidi="sw_KE"/>
@@ -6770,7 +6885,7 @@
         </w:rPr>
         <w:t xml:space="preserve"> kwa kuwa wazi walikuwa na miili. Matumizi ya neno hilo katika asili yanasisitiza kipengele muhimu cha binadamu kama "viumbe hai." Hii haimaanishi binadamu walikuwa roho, bali inaangazia kipengele muhimu cha kuwa "viumbe hai." Wazo la Kiebrania la umoja wa mtu husaidia kuelezea mtazamo wa kivuli wa maisha baada ya kifo katika Agano la Kale, kwani ni vigumu kufikiria uwepo bila mwili (</w:t>
       </w:r>
-      <w:hyperlink r:id="rId262">
+      <w:hyperlink r:id="rId265">
         <w:r>
           <w:rPr>
             <w:lang w:val="sw_KE" w:bidi="sw_KE"/>
@@ -6788,7 +6903,7 @@
         </w:rPr>
         <w:t xml:space="preserve">; </w:t>
       </w:r>
-      <w:hyperlink r:id="rId263">
+      <w:hyperlink r:id="rId266">
         <w:r>
           <w:rPr>
             <w:lang w:val="sw_KE" w:bidi="sw_KE"/>
@@ -6806,7 +6921,7 @@
         </w:rPr>
         <w:t xml:space="preserve">; </w:t>
       </w:r>
-      <w:hyperlink r:id="rId264">
+      <w:hyperlink r:id="rId267">
         <w:r>
           <w:rPr>
             <w:lang w:val="sw_KE" w:bidi="sw_KE"/>
@@ -6824,7 +6939,7 @@
         </w:rPr>
         <w:t>). Ambapo matumaini ya maisha baada ya kifo yapo, ni kutokana na imani katika nguvu za Mungu juu ya kifo, kuamini kwamba ushirika na Yeye unaendelea baada ya kifo (</w:t>
       </w:r>
-      <w:hyperlink r:id="rId265">
+      <w:hyperlink r:id="rId268">
         <w:r>
           <w:rPr>
             <w:lang w:val="sw_KE" w:bidi="sw_KE"/>
@@ -6842,7 +6957,7 @@
         </w:rPr>
         <w:t xml:space="preserve">; </w:t>
       </w:r>
-      <w:hyperlink r:id="rId266">
+      <w:hyperlink r:id="rId269">
         <w:r>
           <w:rPr>
             <w:lang w:val="sw_KE" w:bidi="sw_KE"/>
@@ -6860,7 +6975,7 @@
         </w:rPr>
         <w:t xml:space="preserve">; </w:t>
       </w:r>
-      <w:hyperlink r:id="rId267">
+      <w:hyperlink r:id="rId270">
         <w:r>
           <w:rPr>
             <w:lang w:val="sw_KE" w:bidi="sw_KE"/>
@@ -6878,7 +6993,7 @@
         </w:rPr>
         <w:t xml:space="preserve">; </w:t>
       </w:r>
-      <w:hyperlink r:id="rId268">
+      <w:hyperlink r:id="rId271">
         <w:r>
           <w:rPr>
             <w:lang w:val="sw_KE" w:bidi="sw_KE"/>
@@ -6896,7 +7011,7 @@
         </w:rPr>
         <w:t xml:space="preserve">; </w:t>
       </w:r>
-      <w:hyperlink r:id="rId269">
+      <w:hyperlink r:id="rId272">
         <w:r>
           <w:rPr>
             <w:lang w:val="sw_KE" w:bidi="sw_KE"/>
@@ -6914,7 +7029,7 @@
         </w:rPr>
         <w:t xml:space="preserve">; </w:t>
       </w:r>
-      <w:hyperlink r:id="rId270">
+      <w:hyperlink r:id="rId273">
         <w:r>
           <w:rPr>
             <w:lang w:val="sw_KE" w:bidi="sw_KE"/>
@@ -6932,7 +7047,7 @@
         </w:rPr>
         <w:t xml:space="preserve">; </w:t>
       </w:r>
-      <w:hyperlink r:id="rId271">
+      <w:hyperlink r:id="rId274">
         <w:r>
           <w:rPr>
             <w:lang w:val="sw_KE" w:bidi="sw_KE"/>
@@ -6950,7 +7065,7 @@
         </w:rPr>
         <w:t xml:space="preserve">; </w:t>
       </w:r>
-      <w:hyperlink r:id="rId272">
+      <w:hyperlink r:id="rId275">
         <w:r>
           <w:rPr>
             <w:lang w:val="sw_KE" w:bidi="sw_KE"/>
@@ -6968,7 +7083,7 @@
         </w:rPr>
         <w:t xml:space="preserve">; </w:t>
       </w:r>
-      <w:hyperlink r:id="rId273">
+      <w:hyperlink r:id="rId276">
         <w:r>
           <w:rPr>
             <w:lang w:val="sw_KE" w:bidi="sw_KE"/>
@@ -6986,7 +7101,7 @@
         </w:rPr>
         <w:t xml:space="preserve">; </w:t>
       </w:r>
-      <w:hyperlink r:id="rId274">
+      <w:hyperlink r:id="rId277">
         <w:r>
           <w:rPr>
             <w:lang w:val="sw_KE" w:bidi="sw_KE"/>
@@ -7042,7 +7157,7 @@
         </w:rPr>
         <w:t>) lina maana zinazofanana na zile katika Agano la Kale. Mara nyingi, linamaanisha maisha yenyewe. Wafuasi wa Yesu walihatarisha maisha yao (roho) kwa ajili yake (</w:t>
       </w:r>
-      <w:hyperlink r:id="rId275">
+      <w:hyperlink r:id="rId278">
         <w:r>
           <w:rPr>
             <w:lang w:val="sw_KE" w:bidi="sw_KE"/>
@@ -7060,7 +7175,7 @@
         </w:rPr>
         <w:t xml:space="preserve">; linganisha </w:t>
       </w:r>
-      <w:hyperlink r:id="rId276">
+      <w:hyperlink r:id="rId279">
         <w:r>
           <w:rPr>
             <w:lang w:val="sw_KE" w:bidi="sw_KE"/>
@@ -7078,7 +7193,7 @@
         </w:rPr>
         <w:t xml:space="preserve">; </w:t>
       </w:r>
-      <w:hyperlink r:id="rId277">
+      <w:hyperlink r:id="rId280">
         <w:r>
           <w:rPr>
             <w:lang w:val="sw_KE" w:bidi="sw_KE"/>
@@ -7096,7 +7211,7 @@
         </w:rPr>
         <w:t xml:space="preserve">; </w:t>
       </w:r>
-      <w:hyperlink r:id="rId278">
+      <w:hyperlink r:id="rId281">
         <w:r>
           <w:rPr>
             <w:lang w:val="sw_KE" w:bidi="sw_KE"/>
@@ -7114,7 +7229,7 @@
         </w:rPr>
         <w:t>). Yesu, kama Mwana wa Mtu, alikuja kuhudumu na kutoa maisha yake (roho) kama fidia kwa wengi (</w:t>
       </w:r>
-      <w:hyperlink r:id="rId279">
+      <w:hyperlink r:id="rId282">
         <w:r>
           <w:rPr>
             <w:lang w:val="sw_KE" w:bidi="sw_KE"/>
@@ -7132,7 +7247,7 @@
         </w:rPr>
         <w:t xml:space="preserve">; </w:t>
       </w:r>
-      <w:hyperlink r:id="rId280">
+      <w:hyperlink r:id="rId283">
         <w:r>
           <w:rPr>
             <w:lang w:val="sw_KE" w:bidi="sw_KE"/>
@@ -7150,7 +7265,7 @@
         </w:rPr>
         <w:t>). Kama Mchungaji Mwema, anaweka chini maisha yake (roho) kwa ajili ya kondoo (</w:t>
       </w:r>
-      <w:hyperlink r:id="rId281">
+      <w:hyperlink r:id="rId284">
         <w:r>
           <w:rPr>
             <w:lang w:val="sw_KE" w:bidi="sw_KE"/>
@@ -7162,7 +7277,7 @@
           <w:t>Yohana 10:14, 17</w:t>
         </w:r>
       </w:hyperlink>
-      <w:hyperlink r:id="rId282">
+      <w:hyperlink r:id="rId285">
         <w:r>
           <w:rPr>
             <w:lang w:val="sw_KE" w:bidi="sw_KE"/>
@@ -7174,7 +7289,7 @@
           <w:t>–</w:t>
         </w:r>
       </w:hyperlink>
-      <w:hyperlink r:id="rId281">
+      <w:hyperlink r:id="rId284">
         <w:r>
           <w:rPr>
             <w:lang w:val="sw_KE" w:bidi="sw_KE"/>
@@ -7192,7 +7307,7 @@
         </w:rPr>
         <w:t xml:space="preserve">). Katika </w:t>
       </w:r>
-      <w:hyperlink r:id="rId283">
+      <w:hyperlink r:id="rId286">
         <w:r>
           <w:rPr>
             <w:lang w:val="sw_KE" w:bidi="sw_KE"/>
@@ -7210,7 +7325,7 @@
         </w:rPr>
         <w:t xml:space="preserve">uanafunzi unamaanisha kuwa tayari kujikana hadi kufikia kupoteza maisha kwa ajili ya Kristo (linganisha </w:t>
       </w:r>
-      <w:hyperlink r:id="rId284">
+      <w:hyperlink r:id="rId287">
         <w:r>
           <w:rPr>
             <w:lang w:val="sw_KE" w:bidi="sw_KE"/>
@@ -7228,7 +7343,7 @@
         </w:rPr>
         <w:t xml:space="preserve">; </w:t>
       </w:r>
-      <w:hyperlink r:id="rId285">
+      <w:hyperlink r:id="rId288">
         <w:r>
           <w:rPr>
             <w:lang w:val="sw_KE" w:bidi="sw_KE"/>
@@ -7260,7 +7375,7 @@
         </w:rPr>
         <w:t>Mara nyingi "roho" inaweza kumaanisha "mtu" (</w:t>
       </w:r>
-      <w:hyperlink r:id="rId286">
+      <w:hyperlink r:id="rId289">
         <w:r>
           <w:rPr>
             <w:lang w:val="sw_KE" w:bidi="sw_KE"/>
@@ -7278,7 +7393,7 @@
         </w:rPr>
         <w:t xml:space="preserve">; </w:t>
       </w:r>
-      <w:hyperlink r:id="rId287">
+      <w:hyperlink r:id="rId290">
         <w:r>
           <w:rPr>
             <w:lang w:val="sw_KE" w:bidi="sw_KE"/>
@@ -7296,7 +7411,7 @@
         </w:rPr>
         <w:t xml:space="preserve">; </w:t>
       </w:r>
-      <w:hyperlink r:id="rId288">
+      <w:hyperlink r:id="rId291">
         <w:r>
           <w:rPr>
             <w:lang w:val="sw_KE" w:bidi="sw_KE"/>
@@ -7314,7 +7429,7 @@
         </w:rPr>
         <w:t xml:space="preserve">; </w:t>
       </w:r>
-      <w:hyperlink r:id="rId289">
+      <w:hyperlink r:id="rId292">
         <w:r>
           <w:rPr>
             <w:lang w:val="sw_KE" w:bidi="sw_KE"/>
@@ -7332,7 +7447,7 @@
         </w:rPr>
         <w:t xml:space="preserve">; </w:t>
       </w:r>
-      <w:hyperlink r:id="rId290">
+      <w:hyperlink r:id="rId293">
         <w:r>
           <w:rPr>
             <w:lang w:val="sw_KE" w:bidi="sw_KE"/>
@@ -7350,7 +7465,7 @@
         </w:rPr>
         <w:t xml:space="preserve">; </w:t>
       </w:r>
-      <w:hyperlink r:id="rId291">
+      <w:hyperlink r:id="rId294">
         <w:r>
           <w:rPr>
             <w:lang w:val="sw_KE" w:bidi="sw_KE"/>
@@ -7368,7 +7483,7 @@
         </w:rPr>
         <w:t xml:space="preserve">). Usemi "kila roho hai" (kama unavyotumika wakati mwingine katika </w:t>
       </w:r>
-      <w:hyperlink r:id="rId292">
+      <w:hyperlink r:id="rId295">
         <w:r>
           <w:rPr>
             <w:lang w:val="sw_KE" w:bidi="sw_KE"/>
@@ -7386,7 +7501,7 @@
         </w:rPr>
         <w:t>) unaonyesha kipengele muhimu cha viumbe hai. Kama ilivyo katika Agano la Kale, roho inaweza kumaanisha nguvu za hisia za mtu. Inawakilisha nafsi ya ndani ya mtu. Wakati Yesu alipokuwa akihangaika kuhusu kifo chake, alizungumza juu ya roho yake ikisagwa (</w:t>
       </w:r>
-      <w:hyperlink r:id="rId293">
+      <w:hyperlink r:id="rId296">
         <w:r>
           <w:rPr>
             <w:lang w:val="sw_KE" w:bidi="sw_KE"/>
@@ -7404,7 +7519,7 @@
         </w:rPr>
         <w:t xml:space="preserve">; </w:t>
       </w:r>
-      <w:hyperlink r:id="rId294">
+      <w:hyperlink r:id="rId297">
         <w:r>
           <w:rPr>
             <w:lang w:val="sw_KE" w:bidi="sw_KE"/>
@@ -7422,7 +7537,7 @@
         </w:rPr>
         <w:t xml:space="preserve">; linganisha </w:t>
       </w:r>
-      <w:hyperlink r:id="rId295">
+      <w:hyperlink r:id="rId298">
         <w:r>
           <w:rPr>
             <w:lang w:val="sw_KE" w:bidi="sw_KE"/>
@@ -7440,7 +7555,7 @@
         </w:rPr>
         <w:t>). Katika muktadha mwingine, Yesu aliahidi pumziko kwa roho za wale wanaokuja kwake (</w:t>
       </w:r>
-      <w:hyperlink r:id="rId296">
+      <w:hyperlink r:id="rId299">
         <w:r>
           <w:rPr>
             <w:lang w:val="sw_KE" w:bidi="sw_KE"/>
@@ -7458,7 +7573,7 @@
         </w:rPr>
         <w:t xml:space="preserve">). Hapa, "roho" inamaanisha mtu muhimu (linganisha </w:t>
       </w:r>
-      <w:hyperlink r:id="rId297">
+      <w:hyperlink r:id="rId300">
         <w:r>
           <w:rPr>
             <w:lang w:val="sw_KE" w:bidi="sw_KE"/>
@@ -7476,7 +7591,7 @@
         </w:rPr>
         <w:t xml:space="preserve">; </w:t>
       </w:r>
-      <w:hyperlink r:id="rId298">
+      <w:hyperlink r:id="rId301">
         <w:r>
           <w:rPr>
             <w:lang w:val="sw_KE" w:bidi="sw_KE"/>
@@ -7494,7 +7609,7 @@
         </w:rPr>
         <w:t xml:space="preserve">; </w:t>
       </w:r>
-      <w:hyperlink r:id="rId299">
+      <w:hyperlink r:id="rId302">
         <w:r>
           <w:rPr>
             <w:lang w:val="sw_KE" w:bidi="sw_KE"/>
@@ -7512,7 +7627,7 @@
         </w:rPr>
         <w:t xml:space="preserve">; </w:t>
       </w:r>
-      <w:hyperlink r:id="rId300">
+      <w:hyperlink r:id="rId303">
         <w:r>
           <w:rPr>
             <w:lang w:val="sw_KE" w:bidi="sw_KE"/>
@@ -7555,7 +7670,7 @@
         </w:rPr>
         <w:t xml:space="preserve">Sehemu kadhaa zinataja nafsi pamoja na roho. </w:t>
       </w:r>
-      <w:hyperlink r:id="rId301">
+      <w:hyperlink r:id="rId304">
         <w:r>
           <w:rPr>
             <w:lang w:val="sw_KE" w:bidi="sw_KE"/>
@@ -7573,7 +7688,7 @@
         </w:rPr>
         <w:t xml:space="preserve"> inaweza kuwa ni "usawa wa kishairi," ambapo wazo moja limeandikwa kwa njia mbili tofauti. Maneno yote mawili yanamrejelea Maria kama mtu katika nafsi yake ya ndani kabisa. </w:t>
       </w:r>
-      <w:hyperlink r:id="rId302">
+      <w:hyperlink r:id="rId305">
         <w:r>
           <w:rPr>
             <w:lang w:val="sw_KE" w:bidi="sw_KE"/>
@@ -7591,7 +7706,7 @@
         </w:rPr>
         <w:t xml:space="preserve">, "kugawanya nafsi na roho," ni njia ya kielelezo ya kuonyesha jinsi Neno la Mungu linavyochunguza nafsi yetu ya ndani. Katika </w:t>
       </w:r>
-      <w:hyperlink r:id="rId303">
+      <w:hyperlink r:id="rId306">
         <w:r>
           <w:rPr>
             <w:lang w:val="sw_KE" w:bidi="sw_KE"/>
@@ -7623,7 +7738,7 @@
         </w:rPr>
         <w:t>Kwenye vifungu vingine, roho inahusiana na hisia, mapenzi, na akili, ikimaanisha daima uwepo wa ndani wa mtu. Watu wanapaswa kumpenda Mungu kwa roho zao zote (</w:t>
       </w:r>
-      <w:hyperlink r:id="rId304">
+      <w:hyperlink r:id="rId307">
         <w:r>
           <w:rPr>
             <w:lang w:val="sw_KE" w:bidi="sw_KE"/>
@@ -7641,7 +7756,7 @@
         </w:rPr>
         <w:t xml:space="preserve">; </w:t>
       </w:r>
-      <w:hyperlink r:id="rId305">
+      <w:hyperlink r:id="rId308">
         <w:r>
           <w:rPr>
             <w:lang w:val="sw_KE" w:bidi="sw_KE"/>
@@ -7659,7 +7774,7 @@
         </w:rPr>
         <w:t xml:space="preserve">; linganisha </w:t>
       </w:r>
-      <w:hyperlink r:id="rId306">
+      <w:hyperlink r:id="rId309">
         <w:r>
           <w:rPr>
             <w:lang w:val="sw_KE" w:bidi="sw_KE"/>
@@ -7677,7 +7792,7 @@
         </w:rPr>
         <w:t xml:space="preserve">). Usemi "kutoka kwa roho yako" (kama inavyotafsiriwa wakati mwingine katika </w:t>
       </w:r>
-      <w:hyperlink r:id="rId307">
+      <w:hyperlink r:id="rId310">
         <w:r>
           <w:rPr>
             <w:lang w:val="sw_KE" w:bidi="sw_KE"/>
@@ -7695,7 +7810,7 @@
         </w:rPr>
         <w:t xml:space="preserve">; </w:t>
       </w:r>
-      <w:hyperlink r:id="rId308">
+      <w:hyperlink r:id="rId311">
         <w:r>
           <w:rPr>
             <w:lang w:val="sw_KE" w:bidi="sw_KE"/>
@@ -7713,7 +7828,7 @@
         </w:rPr>
         <w:t xml:space="preserve">) unamaanisha "kutoka moyoni," kwa uwepo wote wa mtu. Katika </w:t>
       </w:r>
-      <w:hyperlink r:id="rId309">
+      <w:hyperlink r:id="rId312">
         <w:r>
           <w:rPr>
             <w:lang w:val="sw_KE" w:bidi="sw_KE"/>
@@ -7731,7 +7846,7 @@
         </w:rPr>
         <w:t xml:space="preserve"> waumini wanaitwa kuwa na nia moja (linganisha </w:t>
       </w:r>
-      <w:hyperlink r:id="rId310">
+      <w:hyperlink r:id="rId313">
         <w:r>
           <w:rPr>
             <w:lang w:val="sw_KE" w:bidi="sw_KE"/>
@@ -7749,7 +7864,7 @@
         </w:rPr>
         <w:t xml:space="preserve">; </w:t>
       </w:r>
-      <w:hyperlink r:id="rId311">
+      <w:hyperlink r:id="rId314">
         <w:r>
           <w:rPr>
             <w:lang w:val="sw_KE" w:bidi="sw_KE"/>
@@ -7804,7 +7919,7 @@
           <w:lang w:val="sw_KE" w:bidi="sw_KE"/>
         </w:rPr>
       </w:r>
-      <w:hyperlink r:id="rId312">
+      <w:hyperlink r:id="rId315">
         <w:r>
           <w:rPr>
             <w:lang w:val="sw_KE" w:bidi="sw_KE"/>
@@ -7830,7 +7945,7 @@
         <w:br/>
         <w:br/>
       </w:r>
-      <w:hyperlink r:id="rId313">
+      <w:hyperlink r:id="rId316">
         <w:r>
           <w:rPr>
             <w:lang w:val="sw_KE" w:bidi="sw_KE"/>
@@ -7842,7 +7957,7 @@
           <w:t>Luka 12:5</w:t>
         </w:r>
       </w:hyperlink>
-      <w:hyperlink r:id="rId314">
+      <w:hyperlink r:id="rId317">
         <w:r>
           <w:rPr>
             <w:lang w:val="sw_KE" w:bidi="sw_KE"/>
@@ -7854,7 +7969,7 @@
           <w:t>Waebrania 6:19</w:t>
         </w:r>
       </w:hyperlink>
-      <w:hyperlink r:id="rId315">
+      <w:hyperlink r:id="rId318">
         <w:r>
           <w:rPr>
             <w:lang w:val="sw_KE" w:bidi="sw_KE"/>
@@ -7884,7 +7999,7 @@
           <w:lang w:val="sw_KE" w:bidi="sw_KE"/>
         </w:rPr>
       </w:r>
-      <w:hyperlink r:id="rId316">
+      <w:hyperlink r:id="rId319">
         <w:r>
           <w:rPr>
             <w:lang w:val="sw_KE" w:bidi="sw_KE"/>
@@ -7908,7 +8023,7 @@
           <w:lang w:val="sw_KE" w:bidi="sw_KE"/>
         </w:rPr>
       </w:r>
-      <w:hyperlink r:id="rId317">
+      <w:hyperlink r:id="rId320">
         <w:r>
           <w:rPr>
             <w:lang w:val="sw_KE" w:bidi="sw_KE"/>
@@ -7933,7 +8048,7 @@
         </w:rPr>
         <w:br/>
       </w:r>
-      <w:hyperlink r:id="rId318">
+      <w:hyperlink r:id="rId321">
         <w:r>
           <w:rPr>
             <w:lang w:val="sw_KE" w:bidi="sw_KE"/>
@@ -7945,7 +8060,7 @@
           <w:t>Yakobo 1:21</w:t>
         </w:r>
       </w:hyperlink>
-      <w:hyperlink r:id="rId319">
+      <w:hyperlink r:id="rId322">
         <w:r>
           <w:rPr>
             <w:lang w:val="sw_KE" w:bidi="sw_KE"/>
@@ -7969,7 +8084,7 @@
           <w:lang w:val="sw_KE" w:bidi="sw_KE"/>
         </w:rPr>
       </w:r>
-      <w:hyperlink r:id="rId320">
+      <w:hyperlink r:id="rId323">
         <w:r>
           <w:rPr>
             <w:lang w:val="sw_KE" w:bidi="sw_KE"/>
@@ -7981,7 +8096,7 @@
           <w:t>1 Petro 1:9, 22</w:t>
         </w:r>
       </w:hyperlink>
-      <w:hyperlink r:id="rId321">
+      <w:hyperlink r:id="rId324">
         <w:r>
           <w:rPr>
             <w:lang w:val="sw_KE" w:bidi="sw_KE"/>
@@ -7993,7 +8108,7 @@
           <w:t>–</w:t>
         </w:r>
       </w:hyperlink>
-      <w:hyperlink r:id="rId320">
+      <w:hyperlink r:id="rId323">
         <w:r>
           <w:rPr>
             <w:lang w:val="sw_KE" w:bidi="sw_KE"/>
@@ -8017,7 +8132,7 @@
           <w:lang w:val="sw_KE" w:bidi="sw_KE"/>
         </w:rPr>
       </w:r>
-      <w:hyperlink r:id="rId322">
+      <w:hyperlink r:id="rId325">
         <w:r>
           <w:rPr>
             <w:lang w:val="sw_KE" w:bidi="sw_KE"/>
@@ -8041,7 +8156,7 @@
           <w:lang w:val="sw_KE" w:bidi="sw_KE"/>
         </w:rPr>
       </w:r>
-      <w:hyperlink r:id="rId323">
+      <w:hyperlink r:id="rId326">
         <w:r>
           <w:rPr>
             <w:lang w:val="sw_KE" w:bidi="sw_KE"/>
@@ -8065,7 +8180,7 @@
           <w:lang w:val="sw_KE" w:bidi="sw_KE"/>
         </w:rPr>
       </w:r>
-      <w:hyperlink r:id="rId324">
+      <w:hyperlink r:id="rId327">
         <w:r>
           <w:rPr>
             <w:lang w:val="sw_KE" w:bidi="sw_KE"/>
@@ -8089,7 +8204,7 @@
           <w:lang w:val="sw_KE" w:bidi="sw_KE"/>
         </w:rPr>
       </w:r>
-      <w:hyperlink r:id="rId325">
+      <w:hyperlink r:id="rId328">
         <w:r>
           <w:rPr>
             <w:lang w:val="sw_KE" w:bidi="sw_KE"/>
@@ -8208,7 +8323,7 @@
         </w:rPr>
         <w:t xml:space="preserve">Neno linalotumika katika </w:t>
       </w:r>
-      <w:hyperlink r:id="rId326">
+      <w:hyperlink r:id="rId329">
         <w:r>
           <w:rPr>
             <w:lang w:val="sw_KE" w:bidi="sw_KE"/>
@@ -8226,7 +8341,7 @@
         </w:rPr>
         <w:t xml:space="preserve">. Kuna makubaliano machache miongoni mwa wasomi kuhusu "roho walioko gerezani" inahusu nini hasa au kwa nini Yesu angeenda kuwahubiria. Martin Luther alikiri kwamba mstari wa </w:t>
       </w:r>
-      <w:hyperlink r:id="rId327">
+      <w:hyperlink r:id="rId330">
         <w:r>
           <w:rPr>
             <w:lang w:val="sw_KE" w:bidi="sw_KE"/>
@@ -8272,7 +8387,7 @@
         </w:rPr>
         <w:t xml:space="preserve">Pili, wachambuzi wengine wanasema kwamba "roho walioko gerezani" si roho za kibinadamu bali ni viumbe wa kiroho wanaotajwa katika </w:t>
       </w:r>
-      <w:hyperlink r:id="rId328">
+      <w:hyperlink r:id="rId331">
         <w:r>
           <w:rPr>
             <w:lang w:val="sw_KE" w:bidi="sw_KE"/>
@@ -8290,7 +8405,7 @@
         </w:rPr>
         <w:t xml:space="preserve">—malaika waovu, mamlaka, na nguvu. Wanahusishwa na "wana wa Mungu" katika </w:t>
       </w:r>
-      <w:hyperlink r:id="rId329">
+      <w:hyperlink r:id="rId332">
         <w:r>
           <w:rPr>
             <w:lang w:val="sw_KE" w:bidi="sw_KE"/>
@@ -8334,7 +8449,7 @@
         </w:rPr>
         <w:t xml:space="preserve"> kwa "mahali pa mbinguni," ambapo nguvu za kiroho za uasi zinaishi (tazama </w:t>
       </w:r>
-      <w:hyperlink r:id="rId330">
+      <w:hyperlink r:id="rId333">
         <w:r>
           <w:rPr>
             <w:lang w:val="sw_KE" w:bidi="sw_KE"/>
@@ -8366,7 +8481,7 @@
         </w:rPr>
         <w:t xml:space="preserve">Hatimaye, wengine wamependekeza kwamba mahubiri ya Kristo hayakuwa kwa viumbe wa kiroho wa kimuujiza wala kwa roho zilizotangulia katika kuzimu. Badala yake, mahubiri yalifanyika katika siku za Noa na yalielekezwa kwa watu wa wakati wa Noa, ambao, kwa sababu ya kutotii, sasa wako gerezani. Kwa maneno mengine, Roho wa Kristo, inayorejelewa katika </w:t>
       </w:r>
-      <w:hyperlink r:id="rId331">
+      <w:hyperlink r:id="rId334">
         <w:r>
           <w:rPr>
             <w:lang w:val="sw_KE" w:bidi="sw_KE"/>
@@ -8517,7 +8632,7 @@
         </w:rPr>
         <w:t xml:space="preserve">Kwanza, ilikuwa upepo kutoka kwa Mungu (neno lile lile la Kiebrania lililotafsiriwa "Roho" katika </w:t>
       </w:r>
-      <w:hyperlink r:id="rId332">
+      <w:hyperlink r:id="rId335">
         <w:r>
           <w:rPr>
             <w:lang w:val="sw_KE" w:bidi="sw_KE"/>
@@ -8535,7 +8650,7 @@
         </w:rPr>
         <w:t>) uliosababisha maji ya Gharika kupungua (</w:t>
       </w:r>
-      <w:hyperlink r:id="rId333">
+      <w:hyperlink r:id="rId336">
         <w:r>
           <w:rPr>
             <w:lang w:val="sw_KE" w:bidi="sw_KE"/>
@@ -8553,7 +8668,7 @@
         </w:rPr>
         <w:t>). Upepo kutoka kwa Mungu ulivuma nzige juu ya Misri (</w:t>
       </w:r>
-      <w:hyperlink r:id="rId334">
+      <w:hyperlink r:id="rId337">
         <w:r>
           <w:rPr>
             <w:lang w:val="sw_KE" w:bidi="sw_KE"/>
@@ -8571,7 +8686,7 @@
         </w:rPr>
         <w:t>) na kware juu ya kambi ya Israeli. Pumzi ya pua zake ilitenganisha maji ya Bahari ya Shamu wakati wa kutoka Misri (</w:t>
       </w:r>
-      <w:hyperlink r:id="rId335">
+      <w:hyperlink r:id="rId338">
         <w:r>
           <w:rPr>
             <w:lang w:val="sw_KE" w:bidi="sw_KE"/>
@@ -8603,7 +8718,7 @@
         </w:rPr>
         <w:t>Pili, ilikuwa pumzi ya Mungu iliyomfanya mwanadamu kuwa kiumbe hai (</w:t>
       </w:r>
-      <w:hyperlink r:id="rId261">
+      <w:hyperlink r:id="rId264">
         <w:r>
           <w:rPr>
             <w:lang w:val="sw_KE" w:bidi="sw_KE"/>
@@ -8621,7 +8736,7 @@
         </w:rPr>
         <w:t>). Ni moja ya mitazamo ya awali ya imani ya Kiebrania kwamba wanadamu wanaishi tu kwa sababu ya msukumo wa pumzi au roho ya kiungu ndani yao (</w:t>
       </w:r>
-      <w:hyperlink r:id="rId336">
+      <w:hyperlink r:id="rId339">
         <w:r>
           <w:rPr>
             <w:lang w:val="sw_KE" w:bidi="sw_KE"/>
@@ -8639,7 +8754,7 @@
         </w:rPr>
         <w:t xml:space="preserve">; </w:t>
       </w:r>
-      <w:hyperlink r:id="rId337">
+      <w:hyperlink r:id="rId340">
         <w:r>
           <w:rPr>
             <w:lang w:val="sw_KE" w:bidi="sw_KE"/>
@@ -8657,7 +8772,7 @@
         </w:rPr>
         <w:t xml:space="preserve">; </w:t>
       </w:r>
-      <w:hyperlink r:id="rId338">
+      <w:hyperlink r:id="rId341">
         <w:r>
           <w:rPr>
             <w:lang w:val="sw_KE" w:bidi="sw_KE"/>
@@ -8675,7 +8790,7 @@
         </w:rPr>
         <w:t xml:space="preserve">; </w:t>
       </w:r>
-      <w:hyperlink r:id="rId339">
+      <w:hyperlink r:id="rId342">
         <w:r>
           <w:rPr>
             <w:lang w:val="sw_KE" w:bidi="sw_KE"/>
@@ -8693,7 +8808,7 @@
         </w:rPr>
         <w:t>). Baadaye, tofauti iliyo wazi ilitolewa kati ya Roho wa kiungu na roho ya kibinadamu, na kati ya roho na nafsi, lakini katika hatua za awali hizi zote zilionekana kuwa maonyesho yanayofanana ya nguvu ile ile ya kiungu, chanzo cha uhai wote—wanyama pamoja na wanadamu (</w:t>
       </w:r>
-      <w:hyperlink r:id="rId340">
+      <w:hyperlink r:id="rId343">
         <w:r>
           <w:rPr>
             <w:lang w:val="sw_KE" w:bidi="sw_KE"/>
@@ -8711,7 +8826,7 @@
         </w:rPr>
         <w:t xml:space="preserve">; tazama </w:t>
       </w:r>
-      <w:hyperlink r:id="rId341">
+      <w:hyperlink r:id="rId344">
         <w:r>
           <w:rPr>
             <w:lang w:val="sw_KE" w:bidi="sw_KE"/>
@@ -8743,7 +8858,7 @@
         </w:rPr>
         <w:t>Tatu, kulikuwa na nyakati ambapo nguvu hii ya kiungu ilionekana kumshika na kumiliki mtu kikamilifu, kiasi kwamba maneno au matendo yake yalizidi sana yale ya tabia ya kawaida. Mtu kama huyo alionekana wazi kama wakala wa kusudi la Mungu na kupewa heshima. Hivi ndivyo viongozi walivyotambuliwa katika kipindi cha kabla ya ufalme—Othnieli (</w:t>
       </w:r>
-      <w:hyperlink r:id="rId342">
+      <w:hyperlink r:id="rId345">
         <w:r>
           <w:rPr>
             <w:lang w:val="sw_KE" w:bidi="sw_KE"/>
@@ -8761,7 +8876,7 @@
         </w:rPr>
         <w:t>), Gideoni (</w:t>
       </w:r>
-      <w:hyperlink r:id="rId343">
+      <w:hyperlink r:id="rId346">
         <w:r>
           <w:rPr>
             <w:lang w:val="sw_KE" w:bidi="sw_KE"/>
@@ -8779,7 +8894,7 @@
         </w:rPr>
         <w:t>), Yeftha (</w:t>
       </w:r>
-      <w:hyperlink r:id="rId344">
+      <w:hyperlink r:id="rId347">
         <w:r>
           <w:rPr>
             <w:lang w:val="sw_KE" w:bidi="sw_KE"/>
@@ -8797,7 +8912,7 @@
         </w:rPr>
         <w:t>), na mfalme wa kwanza, Sauli (</w:t>
       </w:r>
-      <w:hyperlink r:id="rId345">
+      <w:hyperlink r:id="rId348">
         <w:r>
           <w:rPr>
             <w:lang w:val="sw_KE" w:bidi="sw_KE"/>
@@ -8815,7 +8930,7 @@
         </w:rPr>
         <w:t>), pia. Vivyo hivyo, manabii wa mwanzo walikuwa wale ambao msukumo wao ulitokana na furaha kuu (</w:t>
       </w:r>
-      <w:hyperlink r:id="rId346">
+      <w:hyperlink r:id="rId349">
         <w:r>
           <w:rPr>
             <w:lang w:val="sw_KE" w:bidi="sw_KE"/>
@@ -8847,7 +8962,7 @@
         </w:rPr>
         <w:t>Kwenye hatua za awali za mawazo ya Kiebrania, uzoefu wa kipekee ulionekana kama athari ya moja kwa moja ya nguvu ya kimungu. Hii ilikuwa kweli hata wakati furaha hiyo ilitambuliwa kuwa mbaya kwa tabia, kama ilivyokuwa kwa kukamatwa kwa Sauli na Roho (</w:t>
       </w:r>
-      <w:hyperlink r:id="rId347">
+      <w:hyperlink r:id="rId350">
         <w:r>
           <w:rPr>
             <w:lang w:val="sw_KE" w:bidi="sw_KE"/>
@@ -8865,7 +8980,7 @@
         </w:rPr>
         <w:t xml:space="preserve">). Roho kutoka kwa Mungu inaweza kuwa kwa ubaya vilevile kwa wema (tazama </w:t>
       </w:r>
-      <w:hyperlink r:id="rId348">
+      <w:hyperlink r:id="rId351">
         <w:r>
           <w:rPr>
             <w:lang w:val="sw_KE" w:bidi="sw_KE"/>
@@ -8883,7 +8998,7 @@
         </w:rPr>
         <w:t xml:space="preserve">; </w:t>
       </w:r>
-      <w:hyperlink r:id="rId349">
+      <w:hyperlink r:id="rId352">
         <w:r>
           <w:rPr>
             <w:lang w:val="sw_KE" w:bidi="sw_KE"/>
@@ -8926,7 +9041,7 @@
         </w:rPr>
         <w:t>Kwa Isaya, roho ilikuwa ile iliyomfanya Mungu kuwa wa kipekee na kumtofautisha yeye na matendo yake na mambo ya kibinadamu (</w:t>
       </w:r>
-      <w:hyperlink r:id="rId350">
+      <w:hyperlink r:id="rId353">
         <w:r>
           <w:rPr>
             <w:lang w:val="sw_KE" w:bidi="sw_KE"/>
@@ -8944,7 +9059,7 @@
         </w:rPr>
         <w:t>). Baadaye, kivumishi "takatifu" kilionekana kama kile kilichotofautisha Roho wa Mungu na roho nyingine yoyote, ya kibinadamu au ya kimungu (</w:t>
       </w:r>
-      <w:hyperlink r:id="rId351">
+      <w:hyperlink r:id="rId354">
         <w:r>
           <w:rPr>
             <w:lang w:val="sw_KE" w:bidi="sw_KE"/>
@@ -8962,7 +9077,7 @@
         </w:rPr>
         <w:t xml:space="preserve">; </w:t>
       </w:r>
-      <w:hyperlink r:id="rId352">
+      <w:hyperlink r:id="rId355">
         <w:r>
           <w:rPr>
             <w:lang w:val="sw_KE" w:bidi="sw_KE"/>
@@ -8994,7 +9109,7 @@
         </w:rPr>
         <w:t xml:space="preserve">Tatizo la unabii wa uongo lilisisitiza hatari ya kudhani kwamba kila ujumbe uliotolewa kwa furaha ulikuwa neno la Bwana. Hivyo, vipimo vya unabii vilitathmini maudhui ya ujumbe uliotolewa au tabia ya maisha ya nabii, si kiwango au ubora wa msukumo (tazama </w:t>
       </w:r>
-      <w:hyperlink r:id="rId353">
+      <w:hyperlink r:id="rId356">
         <w:r>
           <w:rPr>
             <w:lang w:val="sw_KE" w:bidi="sw_KE"/>
@@ -9012,7 +9127,7 @@
         </w:rPr>
         <w:t xml:space="preserve">; </w:t>
       </w:r>
-      <w:hyperlink r:id="rId354">
+      <w:hyperlink r:id="rId357">
         <w:r>
           <w:rPr>
             <w:lang w:val="sw_KE" w:bidi="sw_KE"/>
@@ -9030,7 +9145,7 @@
         </w:rPr>
         <w:t xml:space="preserve">; </w:t>
       </w:r>
-      <w:hyperlink r:id="rId355">
+      <w:hyperlink r:id="rId358">
         <w:r>
           <w:rPr>
             <w:lang w:val="sw_KE" w:bidi="sw_KE"/>
@@ -9048,7 +9163,7 @@
         </w:rPr>
         <w:t xml:space="preserve">; </w:t>
       </w:r>
-      <w:hyperlink r:id="rId356">
+      <w:hyperlink r:id="rId359">
         <w:r>
           <w:rPr>
             <w:lang w:val="sw_KE" w:bidi="sw_KE"/>
@@ -9105,7 +9220,7 @@
         </w:rPr>
         <w:t xml:space="preserve">Manabii wa baadaye tena walizungumza juu ya Roho kwa maneno wazi kama mhamasishaji wa unabii (tazama </w:t>
       </w:r>
-      <w:hyperlink r:id="rId357">
+      <w:hyperlink r:id="rId360">
         <w:r>
           <w:rPr>
             <w:lang w:val="sw_KE" w:bidi="sw_KE"/>
@@ -9123,7 +9238,7 @@
         </w:rPr>
         <w:t xml:space="preserve">; </w:t>
       </w:r>
-      <w:hyperlink r:id="rId358">
+      <w:hyperlink r:id="rId361">
         <w:r>
           <w:rPr>
             <w:lang w:val="sw_KE" w:bidi="sw_KE"/>
@@ -9141,7 +9256,7 @@
         </w:rPr>
         <w:t xml:space="preserve">; </w:t>
       </w:r>
-      <w:hyperlink r:id="rId359">
+      <w:hyperlink r:id="rId362">
         <w:r>
           <w:rPr>
             <w:lang w:val="sw_KE" w:bidi="sw_KE"/>
@@ -9159,7 +9274,7 @@
         </w:rPr>
         <w:t>). Walipotazama nyuma kwenye kipindi cha kabla ya uhamisho, manabii hawa walimhusisha kwa uhuru Roho na uhamasishaji wa “manabii wa zamani” pia (</w:t>
       </w:r>
-      <w:hyperlink r:id="rId360">
+      <w:hyperlink r:id="rId363">
         <w:r>
           <w:rPr>
             <w:lang w:val="sw_KE" w:bidi="sw_KE"/>
@@ -9205,7 +9320,7 @@
         </w:rPr>
         <w:t>Uelewa mwingine wa jukumu la Roho wakati wa uhamisho na baada ya uhamisho ulikuwa kwamba Roho angekuwa udhihirisho wa nguvu za Mungu katika enzi ijayo. Tumaini hilo la eskatolojia la nguvu za kimungu kutekeleza utakaso wa mwisho na uumbaji upya lina mizizi hasa katika unabii wa Isaya (</w:t>
       </w:r>
-      <w:hyperlink r:id="rId361">
+      <w:hyperlink r:id="rId364">
         <w:r>
           <w:rPr>
             <w:lang w:val="sw_KE" w:bidi="sw_KE"/>
@@ -9223,7 +9338,7 @@
         </w:rPr>
         <w:t xml:space="preserve">; </w:t>
       </w:r>
-      <w:hyperlink r:id="rId362">
+      <w:hyperlink r:id="rId365">
         <w:r>
           <w:rPr>
             <w:lang w:val="sw_KE" w:bidi="sw_KE"/>
@@ -9241,7 +9356,7 @@
         </w:rPr>
         <w:t xml:space="preserve">; </w:t>
       </w:r>
-      <w:hyperlink r:id="rId363">
+      <w:hyperlink r:id="rId366">
         <w:r>
           <w:rPr>
             <w:lang w:val="sw_KE" w:bidi="sw_KE"/>
@@ -9259,7 +9374,7 @@
         </w:rPr>
         <w:t>). Isaya anazungumzia mmoja aliyetiwa mafuta na Roho kutimiza wokovu kamili na wa mwisho (</w:t>
       </w:r>
-      <w:hyperlink r:id="rId364">
+      <w:hyperlink r:id="rId367">
         <w:r>
           <w:rPr>
             <w:lang w:val="sw_KE" w:bidi="sw_KE"/>
@@ -9277,7 +9392,7 @@
         </w:rPr>
         <w:t xml:space="preserve">; </w:t>
       </w:r>
-      <w:hyperlink r:id="rId365">
+      <w:hyperlink r:id="rId368">
         <w:r>
           <w:rPr>
             <w:lang w:val="sw_KE" w:bidi="sw_KE"/>
@@ -9295,7 +9410,7 @@
         </w:rPr>
         <w:t xml:space="preserve">; </w:t>
       </w:r>
-      <w:hyperlink r:id="rId366">
+      <w:hyperlink r:id="rId369">
         <w:r>
           <w:rPr>
             <w:lang w:val="sw_KE" w:bidi="sw_KE"/>
@@ -9313,7 +9428,7 @@
         </w:rPr>
         <w:t>). Kwingineko, shauku hiyo hiyo inaelezwa kwa maneno ya Roho kutolewa kwa uhuru kwa Israeli wote (</w:t>
       </w:r>
-      <w:hyperlink r:id="rId367">
+      <w:hyperlink r:id="rId370">
         <w:r>
           <w:rPr>
             <w:lang w:val="sw_KE" w:bidi="sw_KE"/>
@@ -9331,7 +9446,7 @@
         </w:rPr>
         <w:t xml:space="preserve">; </w:t>
       </w:r>
-      <w:hyperlink r:id="rId368">
+      <w:hyperlink r:id="rId371">
         <w:r>
           <w:rPr>
             <w:lang w:val="sw_KE" w:bidi="sw_KE"/>
@@ -9349,7 +9464,7 @@
         </w:rPr>
         <w:t xml:space="preserve">; </w:t>
       </w:r>
-      <w:hyperlink r:id="rId369">
+      <w:hyperlink r:id="rId372">
         <w:r>
           <w:rPr>
             <w:lang w:val="sw_KE" w:bidi="sw_KE"/>
@@ -9367,7 +9482,7 @@
         </w:rPr>
         <w:t>) katika agano jipya (</w:t>
       </w:r>
-      <w:hyperlink r:id="rId370">
+      <w:hyperlink r:id="rId373">
         <w:r>
           <w:rPr>
             <w:lang w:val="sw_KE" w:bidi="sw_KE"/>
@@ -9385,7 +9500,7 @@
         </w:rPr>
         <w:t xml:space="preserve">; </w:t>
       </w:r>
-      <w:hyperlink r:id="rId371">
+      <w:hyperlink r:id="rId374">
         <w:r>
           <w:rPr>
             <w:lang w:val="sw_KE" w:bidi="sw_KE"/>
@@ -9417,7 +9532,7 @@
         </w:rPr>
         <w:t>Katika kipindi kabla ya Yesu, uelewa wa Roho kama Roho wa unabii na kama Roho wa enzi ijayo ulikuwa umeendelea kuwa fundisho lililoenea kwamba Roho hangeweza tena kupatikana katika wakati wa sasa. Roho alikuwa akijulikana zamani kama mhamasishaji wa maandiko ya kinabii, lakini baada ya Hagai, Zekaria, na Malaki, Roho alikuwa ameondoka (</w:t>
       </w:r>
-      <w:hyperlink r:id="rId372">
+      <w:hyperlink r:id="rId375">
         <w:r>
           <w:rPr>
             <w:lang w:val="sw_KE" w:bidi="sw_KE"/>
@@ -9435,7 +9550,7 @@
         </w:rPr>
         <w:t xml:space="preserve">; </w:t>
       </w:r>
-      <w:hyperlink r:id="rId373">
+      <w:hyperlink r:id="rId376">
         <w:r>
           <w:rPr>
             <w:lang w:val="sw_KE" w:bidi="sw_KE"/>
@@ -9453,7 +9568,7 @@
         </w:rPr>
         <w:t xml:space="preserve">; 2 Bar 85:1–3; tazama pia </w:t>
       </w:r>
-      <w:hyperlink r:id="rId374">
+      <w:hyperlink r:id="rId377">
         <w:r>
           <w:rPr>
             <w:lang w:val="sw_KE" w:bidi="sw_KE"/>
@@ -9471,7 +9586,7 @@
         </w:rPr>
         <w:t xml:space="preserve">; </w:t>
       </w:r>
-      <w:hyperlink r:id="rId375">
+      <w:hyperlink r:id="rId378">
         <w:r>
           <w:rPr>
             <w:lang w:val="sw_KE" w:bidi="sw_KE"/>
@@ -9528,7 +9643,7 @@
         </w:rPr>
         <w:t xml:space="preserve">Ili tuelewe mafundisho ya Agano Jipya kuhusu Roho, lazima tutambue mwendelezo na tofauti zake na Agano la Kale. Katika maeneo mengi matumizi ya Agano Jipya hayawezi kueleweka kikamilifu isipokuwa kwa kuzingatia msingi wa dhana au vifungu vya Agano la Kale. Kwa mfano, utata wa </w:t>
       </w:r>
-      <w:hyperlink r:id="rId376">
+      <w:hyperlink r:id="rId379">
         <w:r>
           <w:rPr>
             <w:lang w:val="sw_KE" w:bidi="sw_KE"/>
@@ -9546,7 +9661,7 @@
         </w:rPr>
         <w:t xml:space="preserve"> ("upepo," "Roho"), </w:t>
       </w:r>
-      <w:hyperlink r:id="rId299">
+      <w:hyperlink r:id="rId302">
         <w:r>
           <w:rPr>
             <w:lang w:val="sw_KE" w:bidi="sw_KE"/>
@@ -9564,7 +9679,7 @@
         </w:rPr>
         <w:t xml:space="preserve"> ("pumzi"), na </w:t>
       </w:r>
-      <w:hyperlink r:id="rId377">
+      <w:hyperlink r:id="rId380">
         <w:r>
           <w:rPr>
             <w:lang w:val="sw_KE" w:bidi="sw_KE"/>
@@ -9582,7 +9697,7 @@
         </w:rPr>
         <w:t xml:space="preserve"> ("pumzi ya uhai") unatufanya turudi kwenye maana za msingi za Kiebrania za "roho." </w:t>
       </w:r>
-      <w:hyperlink r:id="rId378">
+      <w:hyperlink r:id="rId381">
         <w:r>
           <w:rPr>
             <w:lang w:val="sw_KE" w:bidi="sw_KE"/>
@@ -9600,7 +9715,7 @@
         </w:rPr>
         <w:t xml:space="preserve"> na </w:t>
       </w:r>
-      <w:hyperlink r:id="rId379">
+      <w:hyperlink r:id="rId382">
         <w:r>
           <w:rPr>
             <w:lang w:val="sw_KE" w:bidi="sw_KE"/>
@@ -9618,7 +9733,7 @@
         </w:rPr>
         <w:t xml:space="preserve"> na </w:t>
       </w:r>
-      <w:hyperlink r:id="rId380">
+      <w:hyperlink r:id="rId383">
         <w:r>
           <w:rPr>
             <w:lang w:val="sw_KE" w:bidi="sw_KE"/>
@@ -9636,7 +9751,7 @@
         </w:rPr>
         <w:t xml:space="preserve"> zinaonyesha dhana ile ile ya Roho ambayo tunapata katika </w:t>
       </w:r>
-      <w:hyperlink r:id="rId381">
+      <w:hyperlink r:id="rId384">
         <w:r>
           <w:rPr>
             <w:lang w:val="sw_KE" w:bidi="sw_KE"/>
@@ -9654,7 +9769,7 @@
         </w:rPr>
         <w:t xml:space="preserve">, </w:t>
       </w:r>
-      <w:hyperlink r:id="rId382">
+      <w:hyperlink r:id="rId385">
         <w:r>
           <w:rPr>
             <w:lang w:val="sw_KE" w:bidi="sw_KE"/>
@@ -9672,7 +9787,7 @@
         </w:rPr>
         <w:t xml:space="preserve">, na </w:t>
       </w:r>
-      <w:hyperlink r:id="rId383">
+      <w:hyperlink r:id="rId386">
         <w:r>
           <w:rPr>
             <w:lang w:val="sw_KE" w:bidi="sw_KE"/>
@@ -9690,7 +9805,7 @@
         </w:rPr>
         <w:t xml:space="preserve">. Waandishi wa Agano Jipya kwa ujumla wanashiriki mtazamo wa kirabbi kwamba Maandiko yana mamlaka ya Roho nyuma yake (tazama </w:t>
       </w:r>
-      <w:hyperlink r:id="rId384">
+      <w:hyperlink r:id="rId387">
         <w:r>
           <w:rPr>
             <w:lang w:val="sw_KE" w:bidi="sw_KE"/>
@@ -9708,7 +9823,7 @@
         </w:rPr>
         <w:t xml:space="preserve">; </w:t>
       </w:r>
-      <w:hyperlink r:id="rId385">
+      <w:hyperlink r:id="rId388">
         <w:r>
           <w:rPr>
             <w:lang w:val="sw_KE" w:bidi="sw_KE"/>
@@ -9726,7 +9841,7 @@
         </w:rPr>
         <w:t xml:space="preserve">; </w:t>
       </w:r>
-      <w:hyperlink r:id="rId386">
+      <w:hyperlink r:id="rId389">
         <w:r>
           <w:rPr>
             <w:lang w:val="sw_KE" w:bidi="sw_KE"/>
@@ -9744,7 +9859,7 @@
         </w:rPr>
         <w:t xml:space="preserve">; </w:t>
       </w:r>
-      <w:hyperlink r:id="rId387">
+      <w:hyperlink r:id="rId390">
         <w:r>
           <w:rPr>
             <w:lang w:val="sw_KE" w:bidi="sw_KE"/>
@@ -9787,7 +9902,7 @@
         </w:rPr>
         <w:t>Kipengele cha kushangaza zaidi cha huduma ya Yesu na ujumbe wa Wakristo wa kwanza kilikuwa ni imani yao na tangazo kwamba baraka za enzi mpya zilikuwa tayari zipo, kwamba Roho wa eskatolojia tayari alikuwa amemwagwa. Isipokuwa kwa Waesseni huko Qumran, hakuna kundi au mtu mwingine yeyote ndani ya dini ya Kiyahudi ya wakati huo aliyethubutu kutoa dai kama hilo la ujasiri. Manabii na marabi walitazamia enzi ya masihi ambayo bado haijafika, na waandishi wa apokaliptiki walionya juu ya ujio wake wa karibu, lakini hakuna aliyefikiria kuwa tayari ipo. Hata Yohana Mbatizaji alizungumza tu juu ya yule anayekaribia kuja na uendeshaji wa Roho katika siku za usoni za karibu (</w:t>
       </w:r>
-      <w:hyperlink r:id="rId388">
+      <w:hyperlink r:id="rId391">
         <w:r>
           <w:rPr>
             <w:lang w:val="sw_KE" w:bidi="sw_KE"/>
@@ -9819,7 +9934,7 @@
         </w:rPr>
         <w:t>Yesu alifikiri waziwazi mafundisho na uponyaji wake kama utimilifu wa tumaini la kinabii (</w:t>
       </w:r>
-      <w:hyperlink r:id="rId389">
+      <w:hyperlink r:id="rId392">
         <w:r>
           <w:rPr>
             <w:lang w:val="sw_KE" w:bidi="sw_KE"/>
@@ -9837,7 +9952,7 @@
         </w:rPr>
         <w:t xml:space="preserve">; </w:t>
       </w:r>
-      <w:hyperlink r:id="rId390">
+      <w:hyperlink r:id="rId393">
         <w:r>
           <w:rPr>
             <w:lang w:val="sw_KE" w:bidi="sw_KE"/>
@@ -9855,7 +9970,7 @@
         </w:rPr>
         <w:t xml:space="preserve">; </w:t>
       </w:r>
-      <w:hyperlink r:id="rId391">
+      <w:hyperlink r:id="rId394">
         <w:r>
           <w:rPr>
             <w:lang w:val="sw_KE" w:bidi="sw_KE"/>
@@ -9873,7 +9988,7 @@
         </w:rPr>
         <w:t>). Hasa, alijiona kama yule aliyetiwa mafuta na Roho kutoa wokovu (</w:t>
       </w:r>
-      <w:hyperlink r:id="rId392">
+      <w:hyperlink r:id="rId395">
         <w:r>
           <w:rPr>
             <w:lang w:val="sw_KE" w:bidi="sw_KE"/>
@@ -9891,7 +10006,7 @@
         </w:rPr>
         <w:t xml:space="preserve">; </w:t>
       </w:r>
-      <w:hyperlink r:id="rId393">
+      <w:hyperlink r:id="rId396">
         <w:r>
           <w:rPr>
             <w:lang w:val="sw_KE" w:bidi="sw_KE"/>
@@ -9909,7 +10024,7 @@
         </w:rPr>
         <w:t xml:space="preserve">; </w:t>
       </w:r>
-      <w:hyperlink r:id="rId394">
+      <w:hyperlink r:id="rId397">
         <w:r>
           <w:rPr>
             <w:lang w:val="sw_KE" w:bidi="sw_KE"/>
@@ -9927,7 +10042,7 @@
         </w:rPr>
         <w:t>). Vivyo hivyo, Yesu alielewa mapepo yake kama athari ya nguvu za Mungu na kama udhihirisho wa utawala wa Mungu wa wakati wa mwisho (</w:t>
       </w:r>
-      <w:hyperlink r:id="rId395">
+      <w:hyperlink r:id="rId398">
         <w:r>
           <w:rPr>
             <w:lang w:val="sw_KE" w:bidi="sw_KE"/>
@@ -9945,7 +10060,7 @@
         </w:rPr>
         <w:t xml:space="preserve">; </w:t>
       </w:r>
-      <w:hyperlink r:id="rId396">
+      <w:hyperlink r:id="rId399">
         <w:r>
           <w:rPr>
             <w:lang w:val="sw_KE" w:bidi="sw_KE"/>
@@ -9963,7 +10078,7 @@
         </w:rPr>
         <w:t>). Waandishi wa Injili, hasa Luka, wanasisitiza tabia ya eskatolojia ya maisha na huduma ya Yesu kwa kusisitiza jukumu la Roho katika kuzaliwa kwake (</w:t>
       </w:r>
-      <w:hyperlink r:id="rId397">
+      <w:hyperlink r:id="rId400">
         <w:r>
           <w:rPr>
             <w:lang w:val="sw_KE" w:bidi="sw_KE"/>
@@ -9981,7 +10096,7 @@
         </w:rPr>
         <w:t xml:space="preserve">; </w:t>
       </w:r>
-      <w:hyperlink r:id="rId398">
+      <w:hyperlink r:id="rId401">
         <w:r>
           <w:rPr>
             <w:lang w:val="sw_KE" w:bidi="sw_KE"/>
@@ -9999,7 +10114,7 @@
         </w:rPr>
         <w:t xml:space="preserve">; </w:t>
       </w:r>
-      <w:hyperlink r:id="rId399">
+      <w:hyperlink r:id="rId402">
         <w:r>
           <w:rPr>
             <w:lang w:val="sw_KE" w:bidi="sw_KE"/>
@@ -10017,7 +10132,7 @@
         </w:rPr>
         <w:t>), ubatizo wake (</w:t>
       </w:r>
-      <w:hyperlink r:id="rId400">
+      <w:hyperlink r:id="rId403">
         <w:r>
           <w:rPr>
             <w:lang w:val="sw_KE" w:bidi="sw_KE"/>
@@ -10035,7 +10150,7 @@
         </w:rPr>
         <w:t xml:space="preserve">; </w:t>
       </w:r>
-      <w:hyperlink r:id="rId401">
+      <w:hyperlink r:id="rId404">
         <w:r>
           <w:rPr>
             <w:lang w:val="sw_KE" w:bidi="sw_KE"/>
@@ -10053,7 +10168,7 @@
         </w:rPr>
         <w:t>), na huduma yake (</w:t>
       </w:r>
-      <w:hyperlink r:id="rId402">
+      <w:hyperlink r:id="rId405">
         <w:r>
           <w:rPr>
             <w:lang w:val="sw_KE" w:bidi="sw_KE"/>
@@ -10071,7 +10186,7 @@
         </w:rPr>
         <w:t xml:space="preserve">; </w:t>
       </w:r>
-      <w:hyperlink r:id="rId403">
+      <w:hyperlink r:id="rId406">
         <w:r>
           <w:rPr>
             <w:lang w:val="sw_KE" w:bidi="sw_KE"/>
@@ -10089,7 +10204,7 @@
         </w:rPr>
         <w:t xml:space="preserve">; </w:t>
       </w:r>
-      <w:hyperlink r:id="rId404">
+      <w:hyperlink r:id="rId407">
         <w:r>
           <w:rPr>
             <w:lang w:val="sw_KE" w:bidi="sw_KE"/>
@@ -10107,7 +10222,7 @@
         </w:rPr>
         <w:t xml:space="preserve">; </w:t>
       </w:r>
-      <w:hyperlink r:id="rId405">
+      <w:hyperlink r:id="rId408">
         <w:r>
           <w:rPr>
             <w:lang w:val="sw_KE" w:bidi="sw_KE"/>
@@ -10125,7 +10240,7 @@
         </w:rPr>
         <w:t xml:space="preserve">; </w:t>
       </w:r>
-      <w:hyperlink r:id="rId406">
+      <w:hyperlink r:id="rId409">
         <w:r>
           <w:rPr>
             <w:lang w:val="sw_KE" w:bidi="sw_KE"/>
@@ -10143,7 +10258,7 @@
         </w:rPr>
         <w:t xml:space="preserve">; </w:t>
       </w:r>
-      <w:hyperlink r:id="rId407">
+      <w:hyperlink r:id="rId410">
         <w:r>
           <w:rPr>
             <w:lang w:val="sw_KE" w:bidi="sw_KE"/>
@@ -10175,7 +10290,7 @@
         </w:rPr>
         <w:t>Kanisa la Kikristo lilianza na pumzi ya Roho Mtakatifu siku ya ufufuo wa Kristo (</w:t>
       </w:r>
-      <w:hyperlink r:id="rId408">
+      <w:hyperlink r:id="rId411">
         <w:r>
           <w:rPr>
             <w:lang w:val="sw_KE" w:bidi="sw_KE"/>
@@ -10193,7 +10308,7 @@
         </w:rPr>
         <w:t>), ikifuatiwa na kumiminwa kwa Roho katika Pentekoste "katika siku za mwisho." Uzoefu wa ajabu wa maono na maneno yaliyoongozwa ulionekana kama uthibitisho kwamba enzi mpya iliyotabiriwa na Yoeli ilikuwa imefika sasa (</w:t>
       </w:r>
-      <w:hyperlink r:id="rId409">
+      <w:hyperlink r:id="rId412">
         <w:r>
           <w:rPr>
             <w:lang w:val="sw_KE" w:bidi="sw_KE"/>
@@ -10211,7 +10326,7 @@
         </w:rPr>
         <w:t>). Vivyo hivyo, katika Waebrania zawadi ya Roho inazungumziwa kama "nguvu za enzi ijayo" (</w:t>
       </w:r>
-      <w:hyperlink r:id="rId410">
+      <w:hyperlink r:id="rId413">
         <w:r>
           <w:rPr>
             <w:lang w:val="sw_KE" w:bidi="sw_KE"/>
@@ -10229,7 +10344,7 @@
         </w:rPr>
         <w:t>). La kushangaza zaidi ni ufahamu wa Paulo wa Roho kama dhamana ya wokovu kamili wa Mungu (</w:t>
       </w:r>
-      <w:hyperlink r:id="rId411">
+      <w:hyperlink r:id="rId414">
         <w:r>
           <w:rPr>
             <w:lang w:val="sw_KE" w:bidi="sw_KE"/>
@@ -10247,7 +10362,7 @@
         </w:rPr>
         <w:t xml:space="preserve">; </w:t>
       </w:r>
-      <w:hyperlink r:id="rId412">
+      <w:hyperlink r:id="rId415">
         <w:r>
           <w:rPr>
             <w:lang w:val="sw_KE" w:bidi="sw_KE"/>
@@ -10265,7 +10380,7 @@
         </w:rPr>
         <w:t xml:space="preserve">; </w:t>
       </w:r>
-      <w:hyperlink r:id="rId413">
+      <w:hyperlink r:id="rId416">
         <w:r>
           <w:rPr>
             <w:lang w:val="sw_KE" w:bidi="sw_KE"/>
@@ -10283,7 +10398,7 @@
         </w:rPr>
         <w:t>), na kama malipo ya kwanza ya urithi wa waumini wa ufalme wa Mungu (</w:t>
       </w:r>
-      <w:hyperlink r:id="rId414">
+      <w:hyperlink r:id="rId417">
         <w:r>
           <w:rPr>
             <w:lang w:val="sw_KE" w:bidi="sw_KE"/>
@@ -10301,7 +10416,7 @@
         </w:rPr>
         <w:t xml:space="preserve">; </w:t>
       </w:r>
-      <w:hyperlink r:id="rId415">
+      <w:hyperlink r:id="rId418">
         <w:r>
           <w:rPr>
             <w:lang w:val="sw_KE" w:bidi="sw_KE"/>
@@ -10319,6 +10434,60 @@
         </w:rPr>
         <w:t xml:space="preserve">; </w:t>
       </w:r>
+      <w:hyperlink r:id="rId419">
+        <w:r>
+          <w:rPr>
+            <w:lang w:val="sw_KE" w:bidi="sw_KE"/>
+          </w:rPr>
+          <w:rPr>
+            <w:color w:val="0000EE"/>
+            <w:u w:val="single"/>
+          </w:rPr>
+          <w:t>15:42–50</w:t>
+        </w:r>
+      </w:hyperlink>
+      <w:r>
+        <w:rPr>
+          <w:lang w:val="sw_KE" w:bidi="sw_KE"/>
+        </w:rPr>
+        <w:t xml:space="preserve">; </w:t>
+      </w:r>
+      <w:hyperlink r:id="rId420">
+        <w:r>
+          <w:rPr>
+            <w:lang w:val="sw_KE" w:bidi="sw_KE"/>
+          </w:rPr>
+          <w:rPr>
+            <w:color w:val="0000EE"/>
+            <w:u w:val="single"/>
+          </w:rPr>
+          <w:t>Gal 4:6–7</w:t>
+        </w:r>
+      </w:hyperlink>
+      <w:r>
+        <w:rPr>
+          <w:lang w:val="sw_KE" w:bidi="sw_KE"/>
+        </w:rPr>
+        <w:t xml:space="preserve">; </w:t>
+      </w:r>
+      <w:hyperlink r:id="rId421">
+        <w:r>
+          <w:rPr>
+            <w:lang w:val="sw_KE" w:bidi="sw_KE"/>
+          </w:rPr>
+          <w:rPr>
+            <w:color w:val="0000EE"/>
+            <w:u w:val="single"/>
+          </w:rPr>
+          <w:t>5:16–18, 21–23</w:t>
+        </w:r>
+      </w:hyperlink>
+      <w:r>
+        <w:rPr>
+          <w:lang w:val="sw_KE" w:bidi="sw_KE"/>
+        </w:rPr>
+        <w:t xml:space="preserve">; </w:t>
+      </w:r>
       <w:hyperlink r:id="rId416">
         <w:r>
           <w:rPr>
@@ -10328,60 +10497,6 @@
             <w:color w:val="0000EE"/>
             <w:u w:val="single"/>
           </w:rPr>
-          <w:t>15:42–50</w:t>
-        </w:r>
-      </w:hyperlink>
-      <w:r>
-        <w:rPr>
-          <w:lang w:val="sw_KE" w:bidi="sw_KE"/>
-        </w:rPr>
-        <w:t xml:space="preserve">; </w:t>
-      </w:r>
-      <w:hyperlink r:id="rId417">
-        <w:r>
-          <w:rPr>
-            <w:lang w:val="sw_KE" w:bidi="sw_KE"/>
-          </w:rPr>
-          <w:rPr>
-            <w:color w:val="0000EE"/>
-            <w:u w:val="single"/>
-          </w:rPr>
-          <w:t>Gal 4:6–7</w:t>
-        </w:r>
-      </w:hyperlink>
-      <w:r>
-        <w:rPr>
-          <w:lang w:val="sw_KE" w:bidi="sw_KE"/>
-        </w:rPr>
-        <w:t xml:space="preserve">; </w:t>
-      </w:r>
-      <w:hyperlink r:id="rId418">
-        <w:r>
-          <w:rPr>
-            <w:lang w:val="sw_KE" w:bidi="sw_KE"/>
-          </w:rPr>
-          <w:rPr>
-            <w:color w:val="0000EE"/>
-            <w:u w:val="single"/>
-          </w:rPr>
-          <w:t>5:16–18, 21–23</w:t>
-        </w:r>
-      </w:hyperlink>
-      <w:r>
-        <w:rPr>
-          <w:lang w:val="sw_KE" w:bidi="sw_KE"/>
-        </w:rPr>
-        <w:t xml:space="preserve">; </w:t>
-      </w:r>
-      <w:hyperlink r:id="rId413">
-        <w:r>
-          <w:rPr>
-            <w:lang w:val="sw_KE" w:bidi="sw_KE"/>
-          </w:rPr>
-          <w:rPr>
-            <w:color w:val="0000EE"/>
-            <w:u w:val="single"/>
-          </w:rPr>
           <w:t>Waef 1:13–14</w:t>
         </w:r>
       </w:hyperlink>
@@ -10405,7 +10520,7 @@
         </w:rPr>
         <w:t>Kwa Paulo, hii inamaanisha pia kwamba zawadi ya Roho ni mwanzo tu wa mchakato wa maisha yote ambao hautaisha hadi mtu mzima wa muumini aletwe chini ya nguvu za Roho (</w:t>
       </w:r>
-      <w:hyperlink r:id="rId419">
+      <w:hyperlink r:id="rId422">
         <w:r>
           <w:rPr>
             <w:lang w:val="sw_KE" w:bidi="sw_KE"/>
@@ -10423,7 +10538,7 @@
         </w:rPr>
         <w:t xml:space="preserve">; </w:t>
       </w:r>
-      <w:hyperlink r:id="rId420">
+      <w:hyperlink r:id="rId423">
         <w:r>
           <w:rPr>
             <w:lang w:val="sw_KE" w:bidi="sw_KE"/>
@@ -10441,7 +10556,7 @@
         </w:rPr>
         <w:t xml:space="preserve">; </w:t>
       </w:r>
-      <w:hyperlink r:id="rId421">
+      <w:hyperlink r:id="rId424">
         <w:r>
           <w:rPr>
             <w:lang w:val="sw_KE" w:bidi="sw_KE"/>
@@ -10459,7 +10574,7 @@
         </w:rPr>
         <w:t xml:space="preserve">; </w:t>
       </w:r>
-      <w:hyperlink r:id="rId422">
+      <w:hyperlink r:id="rId425">
         <w:r>
           <w:rPr>
             <w:lang w:val="sw_KE" w:bidi="sw_KE"/>
@@ -10477,7 +10592,7 @@
         </w:rPr>
         <w:t>). Inamaanisha pia kwamba uzoefu wa sasa wa imani ni wa mvutano wa maisha yote kati ya kile ambacho Mungu tayari ameanza kuleta katika maisha ya muumini na kile ambacho bado hakijawekwa chini ya neema ya Mungu (</w:t>
       </w:r>
-      <w:hyperlink r:id="rId423">
+      <w:hyperlink r:id="rId426">
         <w:r>
           <w:rPr>
             <w:lang w:val="sw_KE" w:bidi="sw_KE"/>
@@ -10495,7 +10610,7 @@
         </w:rPr>
         <w:t xml:space="preserve">). Ni mvutano huu kati ya maisha "katika Roho" na maisha "katika mwili" (tazama </w:t>
       </w:r>
-      <w:hyperlink r:id="rId424">
+      <w:hyperlink r:id="rId427">
         <w:r>
           <w:rPr>
             <w:lang w:val="sw_KE" w:bidi="sw_KE"/>
@@ -10513,7 +10628,7 @@
         </w:rPr>
         <w:t xml:space="preserve">) ambao unakuja kwa maonyesho ya kusisimua katika </w:t>
       </w:r>
-      <w:hyperlink r:id="rId425">
+      <w:hyperlink r:id="rId428">
         <w:r>
           <w:rPr>
             <w:lang w:val="sw_KE" w:bidi="sw_KE"/>
@@ -10531,7 +10646,7 @@
         </w:rPr>
         <w:t xml:space="preserve"> na </w:t>
       </w:r>
-      <w:hyperlink r:id="rId426">
+      <w:hyperlink r:id="rId429">
         <w:r>
           <w:rPr>
             <w:lang w:val="sw_KE" w:bidi="sw_KE"/>
@@ -10574,7 +10689,7 @@
         </w:rPr>
         <w:t>Kama Roho ni alama ya enzi mpya, si ajabu kwamba waandishi wa Agano Jipya walielewa zawadi ya Roho kuwa ndiyo inayoleta mtu katika enzi mpya. Yohana Mbatizaji alielezea jinsi yule ajaye atakavyobatiza kwa Roho Mtakatifu na kwa moto (</w:t>
       </w:r>
-      <w:hyperlink r:id="rId427">
+      <w:hyperlink r:id="rId430">
         <w:r>
           <w:rPr>
             <w:lang w:val="sw_KE" w:bidi="sw_KE"/>
@@ -10592,7 +10707,7 @@
         </w:rPr>
         <w:t xml:space="preserve">). Kulingana na </w:t>
       </w:r>
-      <w:hyperlink r:id="rId428">
+      <w:hyperlink r:id="rId431">
         <w:r>
           <w:rPr>
             <w:lang w:val="sw_KE" w:bidi="sw_KE"/>
@@ -10610,7 +10725,7 @@
         </w:rPr>
         <w:t xml:space="preserve"> na </w:t>
       </w:r>
-      <w:hyperlink r:id="rId429">
+      <w:hyperlink r:id="rId432">
         <w:r>
           <w:rPr>
             <w:lang w:val="sw_KE" w:bidi="sw_KE"/>
@@ -10628,7 +10743,7 @@
         </w:rPr>
         <w:t>, taswira hii ilichukuliwa na Yesu, na ahadi inaonekana kutimizwa katika Pentekoste—kumiminwa kwa Roho hapa kukieleweka kama kitendo cha Kristo aliyefufuka katika kuwaingiza wanafunzi wake katika enzi mpya (</w:t>
       </w:r>
-      <w:hyperlink r:id="rId430">
+      <w:hyperlink r:id="rId433">
         <w:r>
           <w:rPr>
             <w:lang w:val="sw_KE" w:bidi="sw_KE"/>
@@ -10660,7 +10775,7 @@
         </w:rPr>
         <w:t>Inaonekana kuwa mojawapo ya malengo ya Luka katika kitabu cha Matendo ni kuonyesha umuhimu wa msingi wa zawadi ya Roho katika kuanzisha uongofu—ni ile "zawadi ya Roho Mtakatifu" inayomfanya mtu kuwa Mkristo (</w:t>
       </w:r>
-      <w:hyperlink r:id="rId431">
+      <w:hyperlink r:id="rId434">
         <w:r>
           <w:rPr>
             <w:lang w:val="sw_KE" w:bidi="sw_KE"/>
@@ -10678,7 +10793,7 @@
         </w:rPr>
         <w:t>). Watu wangeweza kuwa wafuasi wa Yesu duniani, lakini ni pale tu walipopokea zawadi ya Roho ndipo wangeweza kusemekana kuwa "wamemwamini Bwana Yesu Kristo" (</w:t>
       </w:r>
-      <w:hyperlink r:id="rId432">
+      <w:hyperlink r:id="rId435">
         <w:r>
           <w:rPr>
             <w:lang w:val="sw_KE" w:bidi="sw_KE"/>
@@ -10696,7 +10811,7 @@
         </w:rPr>
         <w:t>). Wakati uwepo wa Roho ulipodhihirishwa ndani na juu ya maisha ya mtu, hilo lilitambuliwa na Petro kama uthibitisho wa kutosha kwamba Mungu alikuwa amemkubali mtu huyo, ingawa hakuwa bado ametangaza rasmi imani au kubatizwa (</w:t>
       </w:r>
-      <w:hyperlink r:id="rId433">
+      <w:hyperlink r:id="rId436">
         <w:r>
           <w:rPr>
             <w:lang w:val="sw_KE" w:bidi="sw_KE"/>
@@ -10714,7 +10829,7 @@
         </w:rPr>
         <w:t xml:space="preserve">; </w:t>
       </w:r>
-      <w:hyperlink r:id="rId434">
+      <w:hyperlink r:id="rId437">
         <w:r>
           <w:rPr>
             <w:lang w:val="sw_KE" w:bidi="sw_KE"/>
@@ -10732,7 +10847,7 @@
         </w:rPr>
         <w:t xml:space="preserve">; </w:t>
       </w:r>
-      <w:hyperlink r:id="rId435">
+      <w:hyperlink r:id="rId438">
         <w:r>
           <w:rPr>
             <w:lang w:val="sw_KE" w:bidi="sw_KE"/>
@@ -10750,7 +10865,7 @@
         </w:rPr>
         <w:t>). Vivyo hivyo Apolo, tayari akiwa na Roho (</w:t>
       </w:r>
-      <w:hyperlink r:id="rId436">
+      <w:hyperlink r:id="rId439">
         <w:r>
           <w:rPr>
             <w:lang w:val="sw_KE" w:bidi="sw_KE"/>
@@ -10768,7 +10883,7 @@
         </w:rPr>
         <w:t xml:space="preserve">), ingawa maarifa yake ya "njia ya Mungu" yalikuwa na upungufu kidogo (mistari </w:t>
       </w:r>
-      <w:hyperlink r:id="rId437">
+      <w:hyperlink r:id="rId440">
         <w:r>
           <w:rPr>
             <w:lang w:val="sw_KE" w:bidi="sw_KE"/>
@@ -10786,7 +10901,7 @@
         </w:rPr>
         <w:t>), inaonekana hakuhitajika kuongeza "ubatizo wa Yohana" wake na ubatizo wa Kikristo. Hata hivyo, wale wanafunzi 12 waliodaiwa kuwa huko Efeso walithibitisha kwa ujinga wao wa Roho kwamba bado hawakuwa wanafunzi wa Bwana Yesu (</w:t>
       </w:r>
-      <w:hyperlink r:id="rId438">
+      <w:hyperlink r:id="rId441">
         <w:r>
           <w:rPr>
             <w:lang w:val="sw_KE" w:bidi="sw_KE"/>
@@ -10804,7 +10919,7 @@
         </w:rPr>
         <w:t>). Paulo aliwauliza wanaume hawa 12, “Je, mlipokea Roho Mtakatifu mlipoamini?” (</w:t>
       </w:r>
-      <w:hyperlink r:id="rId439">
+      <w:hyperlink r:id="rId442">
         <w:r>
           <w:rPr>
             <w:lang w:val="sw_KE" w:bidi="sw_KE"/>
@@ -10836,7 +10951,7 @@
         </w:rPr>
         <w:t>Hii inakubaliana na msisitizo wa Paulo katika barua zake. Imani na kupokea Roho huenda pamoja: kupokea Roho ni kuanza maisha ya Kikristo (</w:t>
       </w:r>
-      <w:hyperlink r:id="rId440">
+      <w:hyperlink r:id="rId443">
         <w:r>
           <w:rPr>
             <w:lang w:val="sw_KE" w:bidi="sw_KE"/>
@@ -10854,7 +10969,7 @@
         </w:rPr>
         <w:t>); kubatizwa katika Roho ni kuwa mshiriki wa mwili wa Kristo (</w:t>
       </w:r>
-      <w:hyperlink r:id="rId441">
+      <w:hyperlink r:id="rId444">
         <w:r>
           <w:rPr>
             <w:lang w:val="sw_KE" w:bidi="sw_KE"/>
@@ -10872,7 +10987,7 @@
         </w:rPr>
         <w:t>); kuwa na "Roho wa Kristo" ni kumilikiwa na Kristo (</w:t>
       </w:r>
-      <w:hyperlink r:id="rId442">
+      <w:hyperlink r:id="rId445">
         <w:r>
           <w:rPr>
             <w:lang w:val="sw_KE" w:bidi="sw_KE"/>
@@ -10890,7 +11005,7 @@
         </w:rPr>
         <w:t>); kupokea Roho ni sawa na kuwa mtoto wa Mungu (</w:t>
       </w:r>
-      <w:hyperlink r:id="rId443">
+      <w:hyperlink r:id="rId446">
         <w:r>
           <w:rPr>
             <w:lang w:val="sw_KE" w:bidi="sw_KE"/>
@@ -10908,7 +11023,7 @@
         </w:rPr>
         <w:t xml:space="preserve">; </w:t>
       </w:r>
-      <w:hyperlink r:id="rId417">
+      <w:hyperlink r:id="rId420">
         <w:r>
           <w:rPr>
             <w:lang w:val="sw_KE" w:bidi="sw_KE"/>
@@ -10939,7 +11054,7 @@
         </w:rPr>
         <w:t xml:space="preserve"> uhai wa enzi mpya (</w:t>
       </w:r>
-      <w:hyperlink r:id="rId444">
+      <w:hyperlink r:id="rId447">
         <w:r>
           <w:rPr>
             <w:lang w:val="sw_KE" w:bidi="sw_KE"/>
@@ -10957,7 +11072,7 @@
         </w:rPr>
         <w:t xml:space="preserve">; </w:t>
       </w:r>
-      <w:hyperlink r:id="rId445">
+      <w:hyperlink r:id="rId448">
         <w:r>
           <w:rPr>
             <w:lang w:val="sw_KE" w:bidi="sw_KE"/>
@@ -10975,7 +11090,7 @@
         </w:rPr>
         <w:t xml:space="preserve">; </w:t>
       </w:r>
-      <w:hyperlink r:id="rId446">
+      <w:hyperlink r:id="rId449">
         <w:r>
           <w:rPr>
             <w:lang w:val="sw_KE" w:bidi="sw_KE"/>
@@ -10993,7 +11108,7 @@
         </w:rPr>
         <w:t xml:space="preserve">; </w:t>
       </w:r>
-      <w:hyperlink r:id="rId447">
+      <w:hyperlink r:id="rId450">
         <w:r>
           <w:rPr>
             <w:lang w:val="sw_KE" w:bidi="sw_KE"/>
@@ -11025,7 +11140,7 @@
         </w:rPr>
         <w:t>Vivyo hivyo katika maandiko ya Yohana, Roho ni Roho anayetoa uhai (</w:t>
       </w:r>
-      <w:hyperlink r:id="rId448">
+      <w:hyperlink r:id="rId451">
         <w:r>
           <w:rPr>
             <w:lang w:val="sw_KE" w:bidi="sw_KE"/>
@@ -11043,7 +11158,7 @@
         </w:rPr>
         <w:t>), nguvu kutoka juu, mbegu ya maisha ya kimungu inayosababisha kuzaliwa upya (</w:t>
       </w:r>
-      <w:hyperlink r:id="rId449">
+      <w:hyperlink r:id="rId452">
         <w:r>
           <w:rPr>
             <w:lang w:val="sw_KE" w:bidi="sw_KE"/>
@@ -11061,7 +11176,7 @@
         </w:rPr>
         <w:t xml:space="preserve">; </w:t>
       </w:r>
-      <w:hyperlink r:id="rId450">
+      <w:hyperlink r:id="rId453">
         <w:r>
           <w:rPr>
             <w:lang w:val="sw_KE" w:bidi="sw_KE"/>
@@ -11079,7 +11194,7 @@
         </w:rPr>
         <w:t>), na mto wa maji ya uzima unaoleta uhai mtu anapomwamini Kristo (</w:t>
       </w:r>
-      <w:hyperlink r:id="rId451">
+      <w:hyperlink r:id="rId454">
         <w:r>
           <w:rPr>
             <w:lang w:val="sw_KE" w:bidi="sw_KE"/>
@@ -11097,7 +11212,7 @@
         </w:rPr>
         <w:t xml:space="preserve">; vivyo hivyo </w:t>
       </w:r>
-      <w:hyperlink r:id="rId452">
+      <w:hyperlink r:id="rId455">
         <w:r>
           <w:rPr>
             <w:lang w:val="sw_KE" w:bidi="sw_KE"/>
@@ -11115,7 +11230,7 @@
         </w:rPr>
         <w:t xml:space="preserve">). Au tena, kupokea Roho katika </w:t>
       </w:r>
-      <w:hyperlink r:id="rId408">
+      <w:hyperlink r:id="rId411">
         <w:r>
           <w:rPr>
             <w:lang w:val="sw_KE" w:bidi="sw_KE"/>
@@ -11133,7 +11248,7 @@
         </w:rPr>
         <w:t xml:space="preserve"> kunafafanuliwa kama uumbaji mpya unaofanana na </w:t>
       </w:r>
-      <w:hyperlink r:id="rId261">
+      <w:hyperlink r:id="rId264">
         <w:r>
           <w:rPr>
             <w:lang w:val="sw_KE" w:bidi="sw_KE"/>
@@ -11151,7 +11266,7 @@
         </w:rPr>
         <w:t xml:space="preserve">. Kwa hiyo, katika </w:t>
       </w:r>
-      <w:hyperlink r:id="rId453">
+      <w:hyperlink r:id="rId456">
         <w:r>
           <w:rPr>
             <w:lang w:val="sw_KE" w:bidi="sw_KE"/>
@@ -11169,7 +11284,7 @@
         </w:rPr>
         <w:t xml:space="preserve"> na </w:t>
       </w:r>
-      <w:hyperlink r:id="rId454">
+      <w:hyperlink r:id="rId457">
         <w:r>
           <w:rPr>
             <w:lang w:val="sw_KE" w:bidi="sw_KE"/>
@@ -11212,7 +11327,7 @@
         </w:rPr>
         <w:t xml:space="preserve">Itakuwa wazi kutokana na kile kilichosemwa tayari kwamba wakati Wakristo wa kwanza, kama Waebrania wa kale, waliposema juu ya Roho, walikuwa wakifikiria juu ya uzoefu wa nguvu za kimungu. Katika Agano Jipya, kama ilivyo katika Agano la Kale, "Roho" ni neno linalotumika kuelezea uzoefu wa maisha mapya na uhai (tazama hapo juu), wa ukombozi kutoka kwa sheria (kwa mfano, </w:t>
       </w:r>
-      <w:hyperlink r:id="rId455">
+      <w:hyperlink r:id="rId458">
         <w:r>
           <w:rPr>
             <w:lang w:val="sw_KE" w:bidi="sw_KE"/>
@@ -11230,7 +11345,7 @@
         </w:rPr>
         <w:t xml:space="preserve">; </w:t>
       </w:r>
-      <w:hyperlink r:id="rId456">
+      <w:hyperlink r:id="rId459">
         <w:r>
           <w:rPr>
             <w:lang w:val="sw_KE" w:bidi="sw_KE"/>
@@ -11248,7 +11363,7 @@
         </w:rPr>
         <w:t xml:space="preserve">), wa kuburudishwa na kufanywa upya kiroho (linganisha kwa mfano, </w:t>
       </w:r>
-      <w:hyperlink r:id="rId362">
+      <w:hyperlink r:id="rId365">
         <w:r>
           <w:rPr>
             <w:lang w:val="sw_KE" w:bidi="sw_KE"/>
@@ -11266,7 +11381,7 @@
         </w:rPr>
         <w:t xml:space="preserve">; </w:t>
       </w:r>
-      <w:hyperlink r:id="rId367">
+      <w:hyperlink r:id="rId370">
         <w:r>
           <w:rPr>
             <w:lang w:val="sw_KE" w:bidi="sw_KE"/>
@@ -11284,7 +11399,7 @@
         </w:rPr>
         <w:t xml:space="preserve"> na </w:t>
       </w:r>
-      <w:hyperlink r:id="rId451">
+      <w:hyperlink r:id="rId454">
         <w:r>
           <w:rPr>
             <w:lang w:val="sw_KE" w:bidi="sw_KE"/>
@@ -11302,7 +11417,7 @@
         </w:rPr>
         <w:t xml:space="preserve">; </w:t>
       </w:r>
-      <w:hyperlink r:id="rId457">
+      <w:hyperlink r:id="rId460">
         <w:r>
           <w:rPr>
             <w:lang w:val="sw_KE" w:bidi="sw_KE"/>
@@ -11320,7 +11435,7 @@
         </w:rPr>
         <w:t xml:space="preserve">; </w:t>
       </w:r>
-      <w:hyperlink r:id="rId441">
+      <w:hyperlink r:id="rId444">
         <w:r>
           <w:rPr>
             <w:lang w:val="sw_KE" w:bidi="sw_KE"/>
@@ -11338,7 +11453,7 @@
         </w:rPr>
         <w:t xml:space="preserve">; </w:t>
       </w:r>
-      <w:hyperlink r:id="rId458">
+      <w:hyperlink r:id="rId461">
         <w:r>
           <w:rPr>
             <w:lang w:val="sw_KE" w:bidi="sw_KE"/>
@@ -11356,7 +11471,7 @@
         </w:rPr>
         <w:t>). Ni muhimu kutambua jinsi aina mbalimbali za uzoefu zilivyohusishwa na Roho: uzoefu wa furaha (</w:t>
       </w:r>
-      <w:hyperlink r:id="rId459">
+      <w:hyperlink r:id="rId462">
         <w:r>
           <w:rPr>
             <w:lang w:val="sw_KE" w:bidi="sw_KE"/>
@@ -11374,6 +11489,114 @@
         </w:rPr>
         <w:t xml:space="preserve">; </w:t>
       </w:r>
+      <w:hyperlink r:id="rId463">
+        <w:r>
+          <w:rPr>
+            <w:lang w:val="sw_KE" w:bidi="sw_KE"/>
+          </w:rPr>
+          <w:rPr>
+            <w:color w:val="0000EE"/>
+            <w:u w:val="single"/>
+          </w:rPr>
+          <w:t>10:43–47</w:t>
+        </w:r>
+      </w:hyperlink>
+      <w:r>
+        <w:rPr>
+          <w:lang w:val="sw_KE" w:bidi="sw_KE"/>
+        </w:rPr>
+        <w:t xml:space="preserve">; </w:t>
+      </w:r>
+      <w:hyperlink r:id="rId464">
+        <w:r>
+          <w:rPr>
+            <w:lang w:val="sw_KE" w:bidi="sw_KE"/>
+          </w:rPr>
+          <w:rPr>
+            <w:color w:val="0000EE"/>
+            <w:u w:val="single"/>
+          </w:rPr>
+          <w:t>19:6</w:t>
+        </w:r>
+      </w:hyperlink>
+      <w:r>
+        <w:rPr>
+          <w:lang w:val="sw_KE" w:bidi="sw_KE"/>
+        </w:rPr>
+        <w:t xml:space="preserve">; linganisha </w:t>
+      </w:r>
+      <w:hyperlink r:id="rId465">
+        <w:r>
+          <w:rPr>
+            <w:lang w:val="sw_KE" w:bidi="sw_KE"/>
+          </w:rPr>
+          <w:rPr>
+            <w:color w:val="0000EE"/>
+            <w:u w:val="single"/>
+          </w:rPr>
+          <w:t>10:10</w:t>
+        </w:r>
+      </w:hyperlink>
+      <w:r>
+        <w:rPr>
+          <w:lang w:val="sw_KE" w:bidi="sw_KE"/>
+        </w:rPr>
+        <w:t xml:space="preserve">; </w:t>
+      </w:r>
+      <w:hyperlink r:id="rId466">
+        <w:r>
+          <w:rPr>
+            <w:lang w:val="sw_KE" w:bidi="sw_KE"/>
+          </w:rPr>
+          <w:rPr>
+            <w:color w:val="0000EE"/>
+            <w:u w:val="single"/>
+          </w:rPr>
+          <w:t>22:17</w:t>
+        </w:r>
+      </w:hyperlink>
+      <w:r>
+        <w:rPr>
+          <w:lang w:val="sw_KE" w:bidi="sw_KE"/>
+        </w:rPr>
+        <w:t xml:space="preserve">—“katika furaha”; </w:t>
+      </w:r>
+      <w:hyperlink r:id="rId467">
+        <w:r>
+          <w:rPr>
+            <w:lang w:val="sw_KE" w:bidi="sw_KE"/>
+          </w:rPr>
+          <w:rPr>
+            <w:color w:val="0000EE"/>
+            <w:u w:val="single"/>
+          </w:rPr>
+          <w:t>2 Kor 12:1–4</w:t>
+        </w:r>
+      </w:hyperlink>
+      <w:r>
+        <w:rPr>
+          <w:lang w:val="sw_KE" w:bidi="sw_KE"/>
+        </w:rPr>
+        <w:t xml:space="preserve">; </w:t>
+      </w:r>
+      <w:hyperlink r:id="rId468">
+        <w:r>
+          <w:rPr>
+            <w:lang w:val="sw_KE" w:bidi="sw_KE"/>
+          </w:rPr>
+          <w:rPr>
+            <w:color w:val="0000EE"/>
+            <w:u w:val="single"/>
+          </w:rPr>
+          <w:t>Ufunuo 1:10</w:t>
+        </w:r>
+      </w:hyperlink>
+      <w:r>
+        <w:rPr>
+          <w:lang w:val="sw_KE" w:bidi="sw_KE"/>
+        </w:rPr>
+        <w:t>), uzoefu wa hisia (kwa mfano, upendo—</w:t>
+      </w:r>
       <w:hyperlink r:id="rId460">
         <w:r>
           <w:rPr>
@@ -11383,25 +11606,241 @@
             <w:color w:val="0000EE"/>
             <w:u w:val="single"/>
           </w:rPr>
-          <w:t>10:43–47</w:t>
-        </w:r>
-      </w:hyperlink>
-      <w:r>
-        <w:rPr>
-          <w:lang w:val="sw_KE" w:bidi="sw_KE"/>
-        </w:rPr>
-        <w:t xml:space="preserve">; </w:t>
-      </w:r>
-      <w:hyperlink r:id="rId461">
-        <w:r>
-          <w:rPr>
-            <w:lang w:val="sw_KE" w:bidi="sw_KE"/>
-          </w:rPr>
-          <w:rPr>
-            <w:color w:val="0000EE"/>
-            <w:u w:val="single"/>
-          </w:rPr>
-          <w:t>19:6</w:t>
+          <w:t>War 5:5</w:t>
+        </w:r>
+      </w:hyperlink>
+      <w:r>
+        <w:rPr>
+          <w:lang w:val="sw_KE" w:bidi="sw_KE"/>
+        </w:rPr>
+        <w:t>; furaha—</w:t>
+      </w:r>
+      <w:hyperlink r:id="rId469">
+        <w:r>
+          <w:rPr>
+            <w:lang w:val="sw_KE" w:bidi="sw_KE"/>
+          </w:rPr>
+          <w:rPr>
+            <w:color w:val="0000EE"/>
+            <w:u w:val="single"/>
+          </w:rPr>
+          <w:t>Matendo 13:52</w:t>
+        </w:r>
+      </w:hyperlink>
+      <w:r>
+        <w:rPr>
+          <w:lang w:val="sw_KE" w:bidi="sw_KE"/>
+        </w:rPr>
+        <w:t xml:space="preserve">; </w:t>
+      </w:r>
+      <w:hyperlink r:id="rId470">
+        <w:r>
+          <w:rPr>
+            <w:lang w:val="sw_KE" w:bidi="sw_KE"/>
+          </w:rPr>
+          <w:rPr>
+            <w:color w:val="0000EE"/>
+            <w:u w:val="single"/>
+          </w:rPr>
+          <w:t>1 Wath 1:6</w:t>
+        </w:r>
+      </w:hyperlink>
+      <w:r>
+        <w:rPr>
+          <w:lang w:val="sw_KE" w:bidi="sw_KE"/>
+        </w:rPr>
+        <w:t xml:space="preserve">; tazama pia </w:t>
+      </w:r>
+      <w:hyperlink r:id="rId471">
+        <w:r>
+          <w:rPr>
+            <w:lang w:val="sw_KE" w:bidi="sw_KE"/>
+          </w:rPr>
+          <w:rPr>
+            <w:color w:val="0000EE"/>
+            <w:u w:val="single"/>
+          </w:rPr>
+          <w:t>Gal 5:22</w:t>
+        </w:r>
+      </w:hyperlink>
+      <w:r>
+        <w:rPr>
+          <w:lang w:val="sw_KE" w:bidi="sw_KE"/>
+        </w:rPr>
+        <w:t xml:space="preserve">; </w:t>
+      </w:r>
+      <w:hyperlink r:id="rId472">
+        <w:r>
+          <w:rPr>
+            <w:lang w:val="sw_KE" w:bidi="sw_KE"/>
+          </w:rPr>
+          <w:rPr>
+            <w:color w:val="0000EE"/>
+            <w:u w:val="single"/>
+          </w:rPr>
+          <w:t>Wafil 2:1–2</w:t>
+        </w:r>
+      </w:hyperlink>
+      <w:r>
+        <w:rPr>
+          <w:lang w:val="sw_KE" w:bidi="sw_KE"/>
+        </w:rPr>
+        <w:t>), uzoefu wa mwangaza (</w:t>
+      </w:r>
+      <w:hyperlink r:id="rId473">
+        <w:r>
+          <w:rPr>
+            <w:lang w:val="sw_KE" w:bidi="sw_KE"/>
+          </w:rPr>
+          <w:rPr>
+            <w:color w:val="0000EE"/>
+            <w:u w:val="single"/>
+          </w:rPr>
+          <w:t>2 Kor 3:14–17</w:t>
+        </w:r>
+      </w:hyperlink>
+      <w:r>
+        <w:rPr>
+          <w:lang w:val="sw_KE" w:bidi="sw_KE"/>
+        </w:rPr>
+        <w:t xml:space="preserve">; </w:t>
+      </w:r>
+      <w:hyperlink r:id="rId474">
+        <w:r>
+          <w:rPr>
+            <w:lang w:val="sw_KE" w:bidi="sw_KE"/>
+          </w:rPr>
+          <w:rPr>
+            <w:color w:val="0000EE"/>
+            <w:u w:val="single"/>
+          </w:rPr>
+          <w:t>Waef 1:17–18</w:t>
+        </w:r>
+      </w:hyperlink>
+      <w:r>
+        <w:rPr>
+          <w:lang w:val="sw_KE" w:bidi="sw_KE"/>
+        </w:rPr>
+        <w:t xml:space="preserve">; </w:t>
+      </w:r>
+      <w:hyperlink r:id="rId413">
+        <w:r>
+          <w:rPr>
+            <w:lang w:val="sw_KE" w:bidi="sw_KE"/>
+          </w:rPr>
+          <w:rPr>
+            <w:color w:val="0000EE"/>
+            <w:u w:val="single"/>
+          </w:rPr>
+          <w:t>Waeb 6:4–5</w:t>
+        </w:r>
+      </w:hyperlink>
+      <w:r>
+        <w:rPr>
+          <w:lang w:val="sw_KE" w:bidi="sw_KE"/>
+        </w:rPr>
+        <w:t xml:space="preserve">; </w:t>
+      </w:r>
+      <w:hyperlink r:id="rId475">
+        <w:r>
+          <w:rPr>
+            <w:lang w:val="sw_KE" w:bidi="sw_KE"/>
+          </w:rPr>
+          <w:rPr>
+            <w:color w:val="0000EE"/>
+            <w:u w:val="single"/>
+          </w:rPr>
+          <w:t>1 Yoh 2:20–21</w:t>
+        </w:r>
+      </w:hyperlink>
+      <w:r>
+        <w:rPr>
+          <w:lang w:val="sw_KE" w:bidi="sw_KE"/>
+        </w:rPr>
+        <w:t>), na uzoefu unaoleta mabadiliko ya kimaadili (</w:t>
+      </w:r>
+      <w:hyperlink r:id="rId418">
+        <w:r>
+          <w:rPr>
+            <w:lang w:val="sw_KE" w:bidi="sw_KE"/>
+          </w:rPr>
+          <w:rPr>
+            <w:color w:val="0000EE"/>
+            <w:u w:val="single"/>
+          </w:rPr>
+          <w:t>1 Kor 6:9–11</w:t>
+        </w:r>
+      </w:hyperlink>
+      <w:r>
+        <w:rPr>
+          <w:lang w:val="sw_KE" w:bidi="sw_KE"/>
+        </w:rPr>
+        <w:t>). Vivyo hivyo, Paulo anapozungumza juu ya karama za kiroho, zinazoitwa charismata (matendo au maneno yanayoleta neema ya kimungu katika maonyesho halisi), anaonekana kuwa na matukio mbalimbali ya kweli akilini: maneno yaliyoongozwa (</w:t>
+      </w:r>
+      <w:hyperlink r:id="rId476">
+        <w:r>
+          <w:rPr>
+            <w:lang w:val="sw_KE" w:bidi="sw_KE"/>
+          </w:rPr>
+          <w:rPr>
+            <w:color w:val="0000EE"/>
+            <w:u w:val="single"/>
+          </w:rPr>
+          <w:t>1 Kor 12:8–10</w:t>
+        </w:r>
+      </w:hyperlink>
+      <w:r>
+        <w:rPr>
+          <w:lang w:val="sw_KE" w:bidi="sw_KE"/>
+        </w:rPr>
+        <w:t xml:space="preserve">; </w:t>
+      </w:r>
+      <w:hyperlink r:id="rId477">
+        <w:r>
+          <w:rPr>
+            <w:lang w:val="sw_KE" w:bidi="sw_KE"/>
+          </w:rPr>
+          <w:rPr>
+            <w:color w:val="0000EE"/>
+            <w:u w:val="single"/>
+          </w:rPr>
+          <w:t>1 Wath 1:5</w:t>
+        </w:r>
+      </w:hyperlink>
+      <w:r>
+        <w:rPr>
+          <w:lang w:val="sw_KE" w:bidi="sw_KE"/>
+        </w:rPr>
+        <w:t>), miujiza na uponyaji (</w:t>
+      </w:r>
+      <w:hyperlink r:id="rId478">
+        <w:r>
+          <w:rPr>
+            <w:lang w:val="sw_KE" w:bidi="sw_KE"/>
+          </w:rPr>
+          <w:rPr>
+            <w:color w:val="0000EE"/>
+            <w:u w:val="single"/>
+          </w:rPr>
+          <w:t>1 Kor 12:9</w:t>
+        </w:r>
+      </w:hyperlink>
+      <w:r>
+        <w:rPr>
+          <w:lang w:val="sw_KE" w:bidi="sw_KE"/>
+        </w:rPr>
+        <w:t xml:space="preserve">; </w:t>
+      </w:r>
+      <w:hyperlink r:id="rId479">
+        <w:r>
+          <w:rPr>
+            <w:lang w:val="sw_KE" w:bidi="sw_KE"/>
+          </w:rPr>
+          <w:rPr>
+            <w:color w:val="0000EE"/>
+            <w:u w:val="single"/>
+          </w:rPr>
+          <w:t>Gal 3:5</w:t>
         </w:r>
       </w:hyperlink>
       <w:r>
@@ -11410,322 +11849,102 @@
         </w:rPr>
         <w:t xml:space="preserve">; linganisha </w:t>
       </w:r>
-      <w:hyperlink r:id="rId462">
-        <w:r>
-          <w:rPr>
-            <w:lang w:val="sw_KE" w:bidi="sw_KE"/>
-          </w:rPr>
-          <w:rPr>
-            <w:color w:val="0000EE"/>
-            <w:u w:val="single"/>
-          </w:rPr>
-          <w:t>10:10</w:t>
-        </w:r>
-      </w:hyperlink>
-      <w:r>
-        <w:rPr>
-          <w:lang w:val="sw_KE" w:bidi="sw_KE"/>
-        </w:rPr>
-        <w:t xml:space="preserve">; </w:t>
-      </w:r>
-      <w:hyperlink r:id="rId463">
-        <w:r>
-          <w:rPr>
-            <w:lang w:val="sw_KE" w:bidi="sw_KE"/>
-          </w:rPr>
-          <w:rPr>
-            <w:color w:val="0000EE"/>
-            <w:u w:val="single"/>
-          </w:rPr>
-          <w:t>22:17</w:t>
-        </w:r>
-      </w:hyperlink>
-      <w:r>
-        <w:rPr>
-          <w:lang w:val="sw_KE" w:bidi="sw_KE"/>
-        </w:rPr>
-        <w:t xml:space="preserve">—“katika furaha”; </w:t>
-      </w:r>
-      <w:hyperlink r:id="rId464">
-        <w:r>
-          <w:rPr>
-            <w:lang w:val="sw_KE" w:bidi="sw_KE"/>
-          </w:rPr>
-          <w:rPr>
-            <w:color w:val="0000EE"/>
-            <w:u w:val="single"/>
-          </w:rPr>
-          <w:t>2 Kor 12:1–4</w:t>
-        </w:r>
-      </w:hyperlink>
-      <w:r>
-        <w:rPr>
-          <w:lang w:val="sw_KE" w:bidi="sw_KE"/>
-        </w:rPr>
-        <w:t xml:space="preserve">; </w:t>
-      </w:r>
-      <w:hyperlink r:id="rId465">
-        <w:r>
-          <w:rPr>
-            <w:lang w:val="sw_KE" w:bidi="sw_KE"/>
-          </w:rPr>
-          <w:rPr>
-            <w:color w:val="0000EE"/>
-            <w:u w:val="single"/>
-          </w:rPr>
-          <w:t>Ufunuo 1:10</w:t>
-        </w:r>
-      </w:hyperlink>
-      <w:r>
-        <w:rPr>
-          <w:lang w:val="sw_KE" w:bidi="sw_KE"/>
-        </w:rPr>
-        <w:t>), uzoefu wa hisia (kwa mfano, upendo—</w:t>
-      </w:r>
-      <w:hyperlink r:id="rId457">
-        <w:r>
-          <w:rPr>
-            <w:lang w:val="sw_KE" w:bidi="sw_KE"/>
-          </w:rPr>
-          <w:rPr>
-            <w:color w:val="0000EE"/>
-            <w:u w:val="single"/>
-          </w:rPr>
-          <w:t>War 5:5</w:t>
-        </w:r>
-      </w:hyperlink>
-      <w:r>
-        <w:rPr>
-          <w:lang w:val="sw_KE" w:bidi="sw_KE"/>
-        </w:rPr>
-        <w:t>; furaha—</w:t>
-      </w:r>
-      <w:hyperlink r:id="rId466">
-        <w:r>
-          <w:rPr>
-            <w:lang w:val="sw_KE" w:bidi="sw_KE"/>
-          </w:rPr>
-          <w:rPr>
-            <w:color w:val="0000EE"/>
-            <w:u w:val="single"/>
-          </w:rPr>
-          <w:t>Matendo 13:52</w:t>
-        </w:r>
-      </w:hyperlink>
-      <w:r>
-        <w:rPr>
-          <w:lang w:val="sw_KE" w:bidi="sw_KE"/>
-        </w:rPr>
-        <w:t xml:space="preserve">; </w:t>
-      </w:r>
-      <w:hyperlink r:id="rId467">
-        <w:r>
-          <w:rPr>
-            <w:lang w:val="sw_KE" w:bidi="sw_KE"/>
-          </w:rPr>
-          <w:rPr>
-            <w:color w:val="0000EE"/>
-            <w:u w:val="single"/>
-          </w:rPr>
-          <w:t>1 Wath 1:6</w:t>
-        </w:r>
-      </w:hyperlink>
-      <w:r>
-        <w:rPr>
-          <w:lang w:val="sw_KE" w:bidi="sw_KE"/>
-        </w:rPr>
-        <w:t xml:space="preserve">; tazama pia </w:t>
-      </w:r>
-      <w:hyperlink r:id="rId468">
-        <w:r>
-          <w:rPr>
-            <w:lang w:val="sw_KE" w:bidi="sw_KE"/>
-          </w:rPr>
-          <w:rPr>
-            <w:color w:val="0000EE"/>
-            <w:u w:val="single"/>
-          </w:rPr>
-          <w:t>Gal 5:22</w:t>
-        </w:r>
-      </w:hyperlink>
-      <w:r>
-        <w:rPr>
-          <w:lang w:val="sw_KE" w:bidi="sw_KE"/>
-        </w:rPr>
-        <w:t xml:space="preserve">; </w:t>
-      </w:r>
-      <w:hyperlink r:id="rId469">
-        <w:r>
-          <w:rPr>
-            <w:lang w:val="sw_KE" w:bidi="sw_KE"/>
-          </w:rPr>
-          <w:rPr>
-            <w:color w:val="0000EE"/>
-            <w:u w:val="single"/>
-          </w:rPr>
-          <w:t>Wafil 2:1–2</w:t>
-        </w:r>
-      </w:hyperlink>
-      <w:r>
-        <w:rPr>
-          <w:lang w:val="sw_KE" w:bidi="sw_KE"/>
-        </w:rPr>
-        <w:t>), uzoefu wa mwangaza (</w:t>
-      </w:r>
-      <w:hyperlink r:id="rId470">
-        <w:r>
-          <w:rPr>
-            <w:lang w:val="sw_KE" w:bidi="sw_KE"/>
-          </w:rPr>
-          <w:rPr>
-            <w:color w:val="0000EE"/>
-            <w:u w:val="single"/>
-          </w:rPr>
-          <w:t>2 Kor 3:14–17</w:t>
-        </w:r>
-      </w:hyperlink>
-      <w:r>
-        <w:rPr>
-          <w:lang w:val="sw_KE" w:bidi="sw_KE"/>
-        </w:rPr>
-        <w:t xml:space="preserve">; </w:t>
-      </w:r>
-      <w:hyperlink r:id="rId471">
-        <w:r>
-          <w:rPr>
-            <w:lang w:val="sw_KE" w:bidi="sw_KE"/>
-          </w:rPr>
-          <w:rPr>
-            <w:color w:val="0000EE"/>
-            <w:u w:val="single"/>
-          </w:rPr>
-          <w:t>Waef 1:17–18</w:t>
-        </w:r>
-      </w:hyperlink>
-      <w:r>
-        <w:rPr>
-          <w:lang w:val="sw_KE" w:bidi="sw_KE"/>
-        </w:rPr>
-        <w:t xml:space="preserve">; </w:t>
-      </w:r>
-      <w:hyperlink r:id="rId410">
-        <w:r>
-          <w:rPr>
-            <w:lang w:val="sw_KE" w:bidi="sw_KE"/>
-          </w:rPr>
-          <w:rPr>
-            <w:color w:val="0000EE"/>
-            <w:u w:val="single"/>
-          </w:rPr>
-          <w:t>Waeb 6:4–5</w:t>
-        </w:r>
-      </w:hyperlink>
-      <w:r>
-        <w:rPr>
-          <w:lang w:val="sw_KE" w:bidi="sw_KE"/>
-        </w:rPr>
-        <w:t xml:space="preserve">; </w:t>
-      </w:r>
-      <w:hyperlink r:id="rId472">
-        <w:r>
-          <w:rPr>
-            <w:lang w:val="sw_KE" w:bidi="sw_KE"/>
-          </w:rPr>
-          <w:rPr>
-            <w:color w:val="0000EE"/>
-            <w:u w:val="single"/>
-          </w:rPr>
-          <w:t>1 Yoh 2:20–21</w:t>
-        </w:r>
-      </w:hyperlink>
-      <w:r>
-        <w:rPr>
-          <w:lang w:val="sw_KE" w:bidi="sw_KE"/>
-        </w:rPr>
-        <w:t>), na uzoefu unaoleta mabadiliko ya kimaadili (</w:t>
-      </w:r>
-      <w:hyperlink r:id="rId415">
-        <w:r>
-          <w:rPr>
-            <w:lang w:val="sw_KE" w:bidi="sw_KE"/>
-          </w:rPr>
-          <w:rPr>
-            <w:color w:val="0000EE"/>
-            <w:u w:val="single"/>
-          </w:rPr>
-          <w:t>1 Kor 6:9–11</w:t>
-        </w:r>
-      </w:hyperlink>
-      <w:r>
-        <w:rPr>
-          <w:lang w:val="sw_KE" w:bidi="sw_KE"/>
-        </w:rPr>
-        <w:t>). Vivyo hivyo, Paulo anapozungumza juu ya karama za kiroho, zinazoitwa charismata (matendo au maneno yanayoleta neema ya kimungu katika maonyesho halisi), anaonekana kuwa na matukio mbalimbali ya kweli akilini: maneno yaliyoongozwa (</w:t>
-      </w:r>
-      <w:hyperlink r:id="rId473">
-        <w:r>
-          <w:rPr>
-            <w:lang w:val="sw_KE" w:bidi="sw_KE"/>
-          </w:rPr>
-          <w:rPr>
-            <w:color w:val="0000EE"/>
-            <w:u w:val="single"/>
-          </w:rPr>
-          <w:t>1 Kor 12:8–10</w:t>
-        </w:r>
-      </w:hyperlink>
-      <w:r>
-        <w:rPr>
-          <w:lang w:val="sw_KE" w:bidi="sw_KE"/>
-        </w:rPr>
-        <w:t xml:space="preserve">; </w:t>
-      </w:r>
-      <w:hyperlink r:id="rId474">
-        <w:r>
-          <w:rPr>
-            <w:lang w:val="sw_KE" w:bidi="sw_KE"/>
-          </w:rPr>
-          <w:rPr>
-            <w:color w:val="0000EE"/>
-            <w:u w:val="single"/>
-          </w:rPr>
-          <w:t>1 Wath 1:5</w:t>
-        </w:r>
-      </w:hyperlink>
-      <w:r>
-        <w:rPr>
-          <w:lang w:val="sw_KE" w:bidi="sw_KE"/>
-        </w:rPr>
-        <w:t>), miujiza na uponyaji (</w:t>
-      </w:r>
-      <w:hyperlink r:id="rId475">
-        <w:r>
-          <w:rPr>
-            <w:lang w:val="sw_KE" w:bidi="sw_KE"/>
-          </w:rPr>
-          <w:rPr>
-            <w:color w:val="0000EE"/>
-            <w:u w:val="single"/>
-          </w:rPr>
-          <w:t>1 Kor 12:9</w:t>
-        </w:r>
-      </w:hyperlink>
-      <w:r>
-        <w:rPr>
-          <w:lang w:val="sw_KE" w:bidi="sw_KE"/>
-        </w:rPr>
-        <w:t xml:space="preserve">; </w:t>
-      </w:r>
-      <w:hyperlink r:id="rId476">
-        <w:r>
-          <w:rPr>
-            <w:lang w:val="sw_KE" w:bidi="sw_KE"/>
-          </w:rPr>
-          <w:rPr>
-            <w:color w:val="0000EE"/>
-            <w:u w:val="single"/>
-          </w:rPr>
-          <w:t>Gal 3:5</w:t>
+      <w:hyperlink r:id="rId480">
+        <w:r>
+          <w:rPr>
+            <w:lang w:val="sw_KE" w:bidi="sw_KE"/>
+          </w:rPr>
+          <w:rPr>
+            <w:color w:val="0000EE"/>
+            <w:u w:val="single"/>
+          </w:rPr>
+          <w:t>Waeb 2:4</w:t>
+        </w:r>
+      </w:hyperlink>
+      <w:r>
+        <w:rPr>
+          <w:lang w:val="sw_KE" w:bidi="sw_KE"/>
+        </w:rPr>
+        <w:t>), na matendo mbalimbali ya huduma na msaada, ya ushauri na utawala, na ya msaada na huruma (</w:t>
+      </w:r>
+      <w:hyperlink r:id="rId481">
+        <w:r>
+          <w:rPr>
+            <w:lang w:val="sw_KE" w:bidi="sw_KE"/>
+          </w:rPr>
+          <w:rPr>
+            <w:color w:val="0000EE"/>
+            <w:u w:val="single"/>
+          </w:rPr>
+          <w:t>War 12:7–8</w:t>
+        </w:r>
+      </w:hyperlink>
+      <w:r>
+        <w:rPr>
+          <w:lang w:val="sw_KE" w:bidi="sw_KE"/>
+        </w:rPr>
+        <w:t xml:space="preserve">; </w:t>
+      </w:r>
+      <w:hyperlink r:id="rId482">
+        <w:r>
+          <w:rPr>
+            <w:lang w:val="sw_KE" w:bidi="sw_KE"/>
+          </w:rPr>
+          <w:rPr>
+            <w:color w:val="0000EE"/>
+            <w:u w:val="single"/>
+          </w:rPr>
+          <w:t>1 Kor 12:28</w:t>
+        </w:r>
+      </w:hyperlink>
+      <w:r>
+        <w:rPr>
+          <w:lang w:val="sw_KE" w:bidi="sw_KE"/>
+        </w:rPr>
+        <w:t>).</w:t>
+      </w:r>
+    </w:p>
+    <w:p>
+      <w:pPr/>
+      <w:r>
+        <w:rPr>
+          <w:lang w:val="sw_KE" w:bidi="sw_KE"/>
+        </w:rPr>
+      </w:r>
+      <w:r>
+        <w:rPr>
+          <w:lang w:val="sw_KE" w:bidi="sw_KE"/>
+        </w:rPr>
+        <w:t>Katika kuzungumza hivyo juu ya Roho kwa mujibu wa uzoefu, hatupaswi kusisitiza sana uzoefu maalum au maonyesho, kana kwamba Ukristo wa mwanzo ulikuwa na mfululizo wa uzoefu wa kilele au hali za juu za kiroho. Kwa hakika kulikuwa na uzoefu kama huo, kwa kweli aina mbalimbali za uzoefu, lakini hakuna uzoefu mmoja unaotengwa kutafutwa na wote (isipokuwa unabii). Hakuna uzoefu wa pili (au wa tatu) wa Roho katika Agano Jipya, na Paulo alionya dhidi ya kuthamini sana maonyesho maalum ya Roho (</w:t>
+      </w:r>
+      <w:hyperlink r:id="rId483">
+        <w:r>
+          <w:rPr>
+            <w:lang w:val="sw_KE" w:bidi="sw_KE"/>
+          </w:rPr>
+          <w:rPr>
+            <w:color w:val="0000EE"/>
+            <w:u w:val="single"/>
+          </w:rPr>
+          <w:t>1 Kor 14:6–19</w:t>
+        </w:r>
+      </w:hyperlink>
+      <w:r>
+        <w:rPr>
+          <w:lang w:val="sw_KE" w:bidi="sw_KE"/>
+        </w:rPr>
+        <w:t xml:space="preserve">; </w:t>
+      </w:r>
+      <w:hyperlink r:id="rId484">
+        <w:r>
+          <w:rPr>
+            <w:lang w:val="sw_KE" w:bidi="sw_KE"/>
+          </w:rPr>
+          <w:rPr>
+            <w:color w:val="0000EE"/>
+            <w:u w:val="single"/>
+          </w:rPr>
+          <w:t>2 Kor 12:1–10</w:t>
         </w:r>
       </w:hyperlink>
       <w:r>
@@ -11734,111 +11953,7 @@
         </w:rPr>
         <w:t xml:space="preserve">; linganisha </w:t>
       </w:r>
-      <w:hyperlink r:id="rId477">
-        <w:r>
-          <w:rPr>
-            <w:lang w:val="sw_KE" w:bidi="sw_KE"/>
-          </w:rPr>
-          <w:rPr>
-            <w:color w:val="0000EE"/>
-            <w:u w:val="single"/>
-          </w:rPr>
-          <w:t>Waeb 2:4</w:t>
-        </w:r>
-      </w:hyperlink>
-      <w:r>
-        <w:rPr>
-          <w:lang w:val="sw_KE" w:bidi="sw_KE"/>
-        </w:rPr>
-        <w:t>), na matendo mbalimbali ya huduma na msaada, ya ushauri na utawala, na ya msaada na huruma (</w:t>
-      </w:r>
-      <w:hyperlink r:id="rId478">
-        <w:r>
-          <w:rPr>
-            <w:lang w:val="sw_KE" w:bidi="sw_KE"/>
-          </w:rPr>
-          <w:rPr>
-            <w:color w:val="0000EE"/>
-            <w:u w:val="single"/>
-          </w:rPr>
-          <w:t>War 12:7–8</w:t>
-        </w:r>
-      </w:hyperlink>
-      <w:r>
-        <w:rPr>
-          <w:lang w:val="sw_KE" w:bidi="sw_KE"/>
-        </w:rPr>
-        <w:t xml:space="preserve">; </w:t>
-      </w:r>
-      <w:hyperlink r:id="rId479">
-        <w:r>
-          <w:rPr>
-            <w:lang w:val="sw_KE" w:bidi="sw_KE"/>
-          </w:rPr>
-          <w:rPr>
-            <w:color w:val="0000EE"/>
-            <w:u w:val="single"/>
-          </w:rPr>
-          <w:t>1 Kor 12:28</w:t>
-        </w:r>
-      </w:hyperlink>
-      <w:r>
-        <w:rPr>
-          <w:lang w:val="sw_KE" w:bidi="sw_KE"/>
-        </w:rPr>
-        <w:t>).</w:t>
-      </w:r>
-    </w:p>
-    <w:p>
-      <w:pPr/>
-      <w:r>
-        <w:rPr>
-          <w:lang w:val="sw_KE" w:bidi="sw_KE"/>
-        </w:rPr>
-      </w:r>
-      <w:r>
-        <w:rPr>
-          <w:lang w:val="sw_KE" w:bidi="sw_KE"/>
-        </w:rPr>
-        <w:t>Katika kuzungumza hivyo juu ya Roho kwa mujibu wa uzoefu, hatupaswi kusisitiza sana uzoefu maalum au maonyesho, kana kwamba Ukristo wa mwanzo ulikuwa na mfululizo wa uzoefu wa kilele au hali za juu za kiroho. Kwa hakika kulikuwa na uzoefu kama huo, kwa kweli aina mbalimbali za uzoefu, lakini hakuna uzoefu mmoja unaotengwa kutafutwa na wote (isipokuwa unabii). Hakuna uzoefu wa pili (au wa tatu) wa Roho katika Agano Jipya, na Paulo alionya dhidi ya kuthamini sana maonyesho maalum ya Roho (</w:t>
-      </w:r>
-      <w:hyperlink r:id="rId480">
-        <w:r>
-          <w:rPr>
-            <w:lang w:val="sw_KE" w:bidi="sw_KE"/>
-          </w:rPr>
-          <w:rPr>
-            <w:color w:val="0000EE"/>
-            <w:u w:val="single"/>
-          </w:rPr>
-          <w:t>1 Kor 14:6–19</w:t>
-        </w:r>
-      </w:hyperlink>
-      <w:r>
-        <w:rPr>
-          <w:lang w:val="sw_KE" w:bidi="sw_KE"/>
-        </w:rPr>
-        <w:t xml:space="preserve">; </w:t>
-      </w:r>
-      <w:hyperlink r:id="rId481">
-        <w:r>
-          <w:rPr>
-            <w:lang w:val="sw_KE" w:bidi="sw_KE"/>
-          </w:rPr>
-          <w:rPr>
-            <w:color w:val="0000EE"/>
-            <w:u w:val="single"/>
-          </w:rPr>
-          <w:t>2 Kor 12:1–10</w:t>
-        </w:r>
-      </w:hyperlink>
-      <w:r>
-        <w:rPr>
-          <w:lang w:val="sw_KE" w:bidi="sw_KE"/>
-        </w:rPr>
-        <w:t xml:space="preserve">; linganisha </w:t>
-      </w:r>
-      <w:hyperlink r:id="rId482">
+      <w:hyperlink r:id="rId485">
         <w:r>
           <w:rPr>
             <w:lang w:val="sw_KE" w:bidi="sw_KE"/>
@@ -11856,7 +11971,7 @@
         </w:rPr>
         <w:t xml:space="preserve">). Ambapo uzoefu maalum unathaminiwa, ni kama maonyesho ya uzoefu endelevu zaidi, maonyesho maalum ya uhusiano wa msingi (linganisha </w:t>
       </w:r>
-      <w:hyperlink r:id="rId483">
+      <w:hyperlink r:id="rId486">
         <w:r>
           <w:rPr>
             <w:lang w:val="sw_KE" w:bidi="sw_KE"/>
@@ -11874,7 +11989,7 @@
         </w:rPr>
         <w:t xml:space="preserve">; </w:t>
       </w:r>
-      <w:hyperlink r:id="rId484">
+      <w:hyperlink r:id="rId487">
         <w:r>
           <w:rPr>
             <w:lang w:val="sw_KE" w:bidi="sw_KE"/>
@@ -11892,7 +12007,7 @@
         </w:rPr>
         <w:t xml:space="preserve">—“amejaa Roho”; </w:t>
       </w:r>
-      <w:hyperlink r:id="rId485">
+      <w:hyperlink r:id="rId488">
         <w:r>
           <w:rPr>
             <w:lang w:val="sw_KE" w:bidi="sw_KE"/>
@@ -11910,7 +12025,7 @@
         </w:rPr>
         <w:t xml:space="preserve">). Tunachogusa hapa ni nguvu ya kipengele cha uzoefu wa Ukristo wa mwanzo. Ikiwa Roho ni pumzi ya maisha mapya katika Kristo (linganisha </w:t>
       </w:r>
-      <w:hyperlink r:id="rId486">
+      <w:hyperlink r:id="rId489">
         <w:r>
           <w:rPr>
             <w:lang w:val="sw_KE" w:bidi="sw_KE"/>
@@ -11928,7 +12043,7 @@
         </w:rPr>
         <w:t xml:space="preserve">; </w:t>
       </w:r>
-      <w:hyperlink r:id="rId408">
+      <w:hyperlink r:id="rId411">
         <w:r>
           <w:rPr>
             <w:lang w:val="sw_KE" w:bidi="sw_KE"/>
@@ -11946,7 +12061,7 @@
         </w:rPr>
         <w:t xml:space="preserve">; </w:t>
       </w:r>
-      <w:hyperlink r:id="rId445">
+      <w:hyperlink r:id="rId448">
         <w:r>
           <w:rPr>
             <w:lang w:val="sw_KE" w:bidi="sw_KE"/>
@@ -11989,7 +12104,7 @@
         </w:rPr>
         <w:t>Ilikuwa kutokana na uzoefu huu wa pamoja wa Roho kwamba jamii ya kwanza ya Kikristo ilikua na kuendelezwa, kwa maana hii ndiyo maana halisi ya "ushirika [koinonia] wa Roho": ushiriki wa pamoja katika Roho yule yule (</w:t>
       </w:r>
-      <w:hyperlink r:id="rId487">
+      <w:hyperlink r:id="rId490">
         <w:r>
           <w:rPr>
             <w:lang w:val="sw_KE" w:bidi="sw_KE"/>
@@ -12007,7 +12122,7 @@
         </w:rPr>
         <w:t xml:space="preserve">; tazama </w:t>
       </w:r>
-      <w:hyperlink r:id="rId488">
+      <w:hyperlink r:id="rId491">
         <w:r>
           <w:rPr>
             <w:lang w:val="sw_KE" w:bidi="sw_KE"/>
@@ -12025,7 +12140,7 @@
         </w:rPr>
         <w:t xml:space="preserve">; </w:t>
       </w:r>
-      <w:hyperlink r:id="rId489">
+      <w:hyperlink r:id="rId492">
         <w:r>
           <w:rPr>
             <w:lang w:val="sw_KE" w:bidi="sw_KE"/>
@@ -12043,7 +12158,7 @@
         </w:rPr>
         <w:t>). Ilikuwa ni zawadi ya Roho iliyowaingiza wale walioko Samaria, Kaisaria, na kwingineko kwa ufanisi katika jamii ya Roho (Matendo 8, 10). Vivyo hivyo, ilikuwa ni uzoefu wa Roho mmoja uliotoa kifungo cha umoja katika makanisa ya misheni ya Paulo (</w:t>
       </w:r>
-      <w:hyperlink r:id="rId441">
+      <w:hyperlink r:id="rId444">
         <w:r>
           <w:rPr>
             <w:lang w:val="sw_KE" w:bidi="sw_KE"/>
@@ -12061,7 +12176,7 @@
         </w:rPr>
         <w:t xml:space="preserve">; </w:t>
       </w:r>
-      <w:hyperlink r:id="rId490">
+      <w:hyperlink r:id="rId493">
         <w:r>
           <w:rPr>
             <w:lang w:val="sw_KE" w:bidi="sw_KE"/>
@@ -12079,7 +12194,7 @@
         </w:rPr>
         <w:t xml:space="preserve">; </w:t>
       </w:r>
-      <w:hyperlink r:id="rId469">
+      <w:hyperlink r:id="rId472">
         <w:r>
           <w:rPr>
             <w:lang w:val="sw_KE" w:bidi="sw_KE"/>
@@ -12097,7 +12212,7 @@
         </w:rPr>
         <w:t>). Hapa tunaona umuhimu halisi wa maonyesho ya kimungu ya Roho kwa Paulo: ni kutokana na utofauti wa maonyesho haya maalum kwamba mwili wa Kristo unakua katika umoja (</w:t>
       </w:r>
-      <w:hyperlink r:id="rId491">
+      <w:hyperlink r:id="rId494">
         <w:r>
           <w:rPr>
             <w:lang w:val="sw_KE" w:bidi="sw_KE"/>
@@ -12115,7 +12230,7 @@
         </w:rPr>
         <w:t xml:space="preserve">; </w:t>
       </w:r>
-      <w:hyperlink r:id="rId492">
+      <w:hyperlink r:id="rId495">
         <w:r>
           <w:rPr>
             <w:lang w:val="sw_KE" w:bidi="sw_KE"/>
@@ -12133,7 +12248,7 @@
         </w:rPr>
         <w:t xml:space="preserve">; </w:t>
       </w:r>
-      <w:hyperlink r:id="rId493">
+      <w:hyperlink r:id="rId496">
         <w:r>
           <w:rPr>
             <w:lang w:val="sw_KE" w:bidi="sw_KE"/>
@@ -12213,7 +12328,7 @@
         </w:rPr>
         <w:t>Maendeleo na kipengele muhimu zaidi katika uelewa wa awali wa Ukristo kuhusu Roho ni kwamba Roho sasa ni Roho wa Yesu Kristo (</w:t>
       </w:r>
-      <w:hyperlink r:id="rId494">
+      <w:hyperlink r:id="rId497">
         <w:r>
           <w:rPr>
             <w:lang w:val="sw_KE" w:bidi="sw_KE"/>
@@ -12231,7 +12346,7 @@
         </w:rPr>
         <w:t xml:space="preserve">; </w:t>
       </w:r>
-      <w:hyperlink r:id="rId495">
+      <w:hyperlink r:id="rId498">
         <w:r>
           <w:rPr>
             <w:lang w:val="sw_KE" w:bidi="sw_KE"/>
@@ -12249,7 +12364,7 @@
         </w:rPr>
         <w:t xml:space="preserve">; </w:t>
       </w:r>
-      <w:hyperlink r:id="rId496">
+      <w:hyperlink r:id="rId499">
         <w:r>
           <w:rPr>
             <w:lang w:val="sw_KE" w:bidi="sw_KE"/>
@@ -12267,7 +12382,7 @@
         </w:rPr>
         <w:t xml:space="preserve">; </w:t>
       </w:r>
-      <w:hyperlink r:id="rId497">
+      <w:hyperlink r:id="rId500">
         <w:r>
           <w:rPr>
             <w:lang w:val="sw_KE" w:bidi="sw_KE"/>
@@ -12285,7 +12400,7 @@
         </w:rPr>
         <w:t xml:space="preserve">; </w:t>
       </w:r>
-      <w:hyperlink r:id="rId331">
+      <w:hyperlink r:id="rId334">
         <w:r>
           <w:rPr>
             <w:lang w:val="sw_KE" w:bidi="sw_KE"/>
@@ -12303,7 +12418,7 @@
         </w:rPr>
         <w:t xml:space="preserve">; tazama pia </w:t>
       </w:r>
-      <w:hyperlink r:id="rId498">
+      <w:hyperlink r:id="rId501">
         <w:r>
           <w:rPr>
             <w:lang w:val="sw_KE" w:bidi="sw_KE"/>
@@ -12321,7 +12436,7 @@
         </w:rPr>
         <w:t xml:space="preserve">; </w:t>
       </w:r>
-      <w:hyperlink r:id="rId499">
+      <w:hyperlink r:id="rId502">
         <w:r>
           <w:rPr>
             <w:lang w:val="sw_KE" w:bidi="sw_KE"/>
@@ -12339,7 +12454,7 @@
         </w:rPr>
         <w:t xml:space="preserve">; </w:t>
       </w:r>
-      <w:hyperlink r:id="rId500">
+      <w:hyperlink r:id="rId503">
         <w:r>
           <w:rPr>
             <w:lang w:val="sw_KE" w:bidi="sw_KE"/>
@@ -12357,7 +12472,7 @@
         </w:rPr>
         <w:t xml:space="preserve">; </w:t>
       </w:r>
-      <w:hyperlink r:id="rId501">
+      <w:hyperlink r:id="rId504">
         <w:r>
           <w:rPr>
             <w:lang w:val="sw_KE" w:bidi="sw_KE"/>
@@ -12375,6 +12490,42 @@
         </w:rPr>
         <w:t xml:space="preserve">; </w:t>
       </w:r>
+      <w:hyperlink r:id="rId505">
+        <w:r>
+          <w:rPr>
+            <w:lang w:val="sw_KE" w:bidi="sw_KE"/>
+          </w:rPr>
+          <w:rPr>
+            <w:color w:val="0000EE"/>
+            <w:u w:val="single"/>
+          </w:rPr>
+          <w:t>Ufu 3:1</w:t>
+        </w:r>
+      </w:hyperlink>
+      <w:r>
+        <w:rPr>
+          <w:lang w:val="sw_KE" w:bidi="sw_KE"/>
+        </w:rPr>
+        <w:t xml:space="preserve">; </w:t>
+      </w:r>
+      <w:hyperlink r:id="rId506">
+        <w:r>
+          <w:rPr>
+            <w:lang w:val="sw_KE" w:bidi="sw_KE"/>
+          </w:rPr>
+          <w:rPr>
+            <w:color w:val="0000EE"/>
+            <w:u w:val="single"/>
+          </w:rPr>
+          <w:t>5:6</w:t>
+        </w:r>
+      </w:hyperlink>
+      <w:r>
+        <w:rPr>
+          <w:lang w:val="sw_KE" w:bidi="sw_KE"/>
+        </w:rPr>
+        <w:t>). Roho inapaswa kutambulika kama Roho inayoshuhudia Yesu (</w:t>
+      </w:r>
       <w:hyperlink r:id="rId502">
         <w:r>
           <w:rPr>
@@ -12384,42 +12535,6 @@
             <w:color w:val="0000EE"/>
             <w:u w:val="single"/>
           </w:rPr>
-          <w:t>Ufu 3:1</w:t>
-        </w:r>
-      </w:hyperlink>
-      <w:r>
-        <w:rPr>
-          <w:lang w:val="sw_KE" w:bidi="sw_KE"/>
-        </w:rPr>
-        <w:t xml:space="preserve">; </w:t>
-      </w:r>
-      <w:hyperlink r:id="rId503">
-        <w:r>
-          <w:rPr>
-            <w:lang w:val="sw_KE" w:bidi="sw_KE"/>
-          </w:rPr>
-          <w:rPr>
-            <w:color w:val="0000EE"/>
-            <w:u w:val="single"/>
-          </w:rPr>
-          <w:t>5:6</w:t>
-        </w:r>
-      </w:hyperlink>
-      <w:r>
-        <w:rPr>
-          <w:lang w:val="sw_KE" w:bidi="sw_KE"/>
-        </w:rPr>
-        <w:t>). Roho inapaswa kutambulika kama Roho inayoshuhudia Yesu (</w:t>
-      </w:r>
-      <w:hyperlink r:id="rId499">
-        <w:r>
-          <w:rPr>
-            <w:lang w:val="sw_KE" w:bidi="sw_KE"/>
-          </w:rPr>
-          <w:rPr>
-            <w:color w:val="0000EE"/>
-            <w:u w:val="single"/>
-          </w:rPr>
           <w:t>Yn 15:26</w:t>
         </w:r>
       </w:hyperlink>
@@ -12429,7 +12544,7 @@
         </w:rPr>
         <w:t xml:space="preserve">; </w:t>
       </w:r>
-      <w:hyperlink r:id="rId504">
+      <w:hyperlink r:id="rId507">
         <w:r>
           <w:rPr>
             <w:lang w:val="sw_KE" w:bidi="sw_KE"/>
@@ -12447,7 +12562,7 @@
         </w:rPr>
         <w:t xml:space="preserve">; </w:t>
       </w:r>
-      <w:hyperlink r:id="rId505">
+      <w:hyperlink r:id="rId508">
         <w:r>
           <w:rPr>
             <w:lang w:val="sw_KE" w:bidi="sw_KE"/>
@@ -12465,7 +12580,7 @@
         </w:rPr>
         <w:t xml:space="preserve">; </w:t>
       </w:r>
-      <w:hyperlink r:id="rId506">
+      <w:hyperlink r:id="rId509">
         <w:r>
           <w:rPr>
             <w:lang w:val="sw_KE" w:bidi="sw_KE"/>
@@ -12483,7 +12598,7 @@
         </w:rPr>
         <w:t xml:space="preserve">; </w:t>
       </w:r>
-      <w:hyperlink r:id="rId507">
+      <w:hyperlink r:id="rId510">
         <w:r>
           <w:rPr>
             <w:lang w:val="sw_KE" w:bidi="sw_KE"/>
@@ -12501,7 +12616,7 @@
         </w:rPr>
         <w:t xml:space="preserve">; </w:t>
       </w:r>
-      <w:hyperlink r:id="rId508">
+      <w:hyperlink r:id="rId511">
         <w:r>
           <w:rPr>
             <w:lang w:val="sw_KE" w:bidi="sw_KE"/>
@@ -12519,7 +12634,7 @@
         </w:rPr>
         <w:t xml:space="preserve">; </w:t>
       </w:r>
-      <w:hyperlink r:id="rId509">
+      <w:hyperlink r:id="rId512">
         <w:r>
           <w:rPr>
             <w:lang w:val="sw_KE" w:bidi="sw_KE"/>
@@ -12551,6 +12666,132 @@
         </w:rPr>
         <w:t xml:space="preserve">Mitume Yohana na Paulo walikuwa wazi kabisa katika maandiko yao kuhusu Kristo kuwa roho kupitia ufufuo. Mistari muhimu iliyoandikwa na Yohana ni </w:t>
       </w:r>
+      <w:hyperlink r:id="rId451">
+        <w:r>
+          <w:rPr>
+            <w:lang w:val="sw_KE" w:bidi="sw_KE"/>
+          </w:rPr>
+          <w:rPr>
+            <w:color w:val="0000EE"/>
+            <w:u w:val="single"/>
+          </w:rPr>
+          <w:t>Yohana 6:63</w:t>
+        </w:r>
+      </w:hyperlink>
+      <w:r>
+        <w:rPr>
+          <w:lang w:val="sw_KE" w:bidi="sw_KE"/>
+        </w:rPr>
+        <w:t xml:space="preserve">; </w:t>
+      </w:r>
+      <w:hyperlink r:id="rId454">
+        <w:r>
+          <w:rPr>
+            <w:lang w:val="sw_KE" w:bidi="sw_KE"/>
+          </w:rPr>
+          <w:rPr>
+            <w:color w:val="0000EE"/>
+            <w:u w:val="single"/>
+          </w:rPr>
+          <w:t>7:37–39</w:t>
+        </w:r>
+      </w:hyperlink>
+      <w:r>
+        <w:rPr>
+          <w:lang w:val="sw_KE" w:bidi="sw_KE"/>
+        </w:rPr>
+        <w:t xml:space="preserve">; </w:t>
+      </w:r>
+      <w:hyperlink r:id="rId513">
+        <w:r>
+          <w:rPr>
+            <w:lang w:val="sw_KE" w:bidi="sw_KE"/>
+          </w:rPr>
+          <w:rPr>
+            <w:color w:val="0000EE"/>
+            <w:u w:val="single"/>
+          </w:rPr>
+          <w:t>14:16–18</w:t>
+        </w:r>
+      </w:hyperlink>
+      <w:r>
+        <w:rPr>
+          <w:lang w:val="sw_KE" w:bidi="sw_KE"/>
+        </w:rPr>
+        <w:t xml:space="preserve">; </w:t>
+      </w:r>
+      <w:hyperlink r:id="rId411">
+        <w:r>
+          <w:rPr>
+            <w:lang w:val="sw_KE" w:bidi="sw_KE"/>
+          </w:rPr>
+          <w:rPr>
+            <w:color w:val="0000EE"/>
+            <w:u w:val="single"/>
+          </w:rPr>
+          <w:t>20:22</w:t>
+        </w:r>
+      </w:hyperlink>
+      <w:r>
+        <w:rPr>
+          <w:lang w:val="sw_KE" w:bidi="sw_KE"/>
+        </w:rPr>
+        <w:t xml:space="preserve">; na </w:t>
+      </w:r>
+      <w:hyperlink r:id="rId456">
+        <w:r>
+          <w:rPr>
+            <w:lang w:val="sw_KE" w:bidi="sw_KE"/>
+          </w:rPr>
+          <w:rPr>
+            <w:color w:val="0000EE"/>
+            <w:u w:val="single"/>
+          </w:rPr>
+          <w:t>1 Yohana 3:24</w:t>
+        </w:r>
+      </w:hyperlink>
+      <w:r>
+        <w:rPr>
+          <w:lang w:val="sw_KE" w:bidi="sw_KE"/>
+        </w:rPr>
+        <w:t xml:space="preserve">; </w:t>
+      </w:r>
+      <w:hyperlink r:id="rId457">
+        <w:r>
+          <w:rPr>
+            <w:lang w:val="sw_KE" w:bidi="sw_KE"/>
+          </w:rPr>
+          <w:rPr>
+            <w:color w:val="0000EE"/>
+            <w:u w:val="single"/>
+          </w:rPr>
+          <w:t>4:13</w:t>
+        </w:r>
+      </w:hyperlink>
+      <w:r>
+        <w:rPr>
+          <w:lang w:val="sw_KE" w:bidi="sw_KE"/>
+        </w:rPr>
+        <w:t xml:space="preserve">. Sehemu muhimu zilizoandikwa na Paulo ni </w:t>
+      </w:r>
+      <w:hyperlink r:id="rId514">
+        <w:r>
+          <w:rPr>
+            <w:lang w:val="sw_KE" w:bidi="sw_KE"/>
+          </w:rPr>
+          <w:rPr>
+            <w:color w:val="0000EE"/>
+            <w:u w:val="single"/>
+          </w:rPr>
+          <w:t>Warumi 8:9–10</w:t>
+        </w:r>
+      </w:hyperlink>
+      <w:r>
+        <w:rPr>
+          <w:lang w:val="sw_KE" w:bidi="sw_KE"/>
+        </w:rPr>
+        <w:t xml:space="preserve">; </w:t>
+      </w:r>
       <w:hyperlink r:id="rId448">
         <w:r>
           <w:rPr>
@@ -12560,6 +12801,182 @@
             <w:color w:val="0000EE"/>
             <w:u w:val="single"/>
           </w:rPr>
+          <w:t>1 Wakorintho 15:45</w:t>
+        </w:r>
+      </w:hyperlink>
+      <w:r>
+        <w:rPr>
+          <w:lang w:val="sw_KE" w:bidi="sw_KE"/>
+        </w:rPr>
+        <w:t xml:space="preserve">; </w:t>
+      </w:r>
+      <w:hyperlink r:id="rId515">
+        <w:r>
+          <w:rPr>
+            <w:lang w:val="sw_KE" w:bidi="sw_KE"/>
+          </w:rPr>
+          <w:rPr>
+            <w:color w:val="0000EE"/>
+            <w:u w:val="single"/>
+          </w:rPr>
+          <w:t>2 Wakorintho 3:17–18</w:t>
+        </w:r>
+      </w:hyperlink>
+      <w:r>
+        <w:rPr>
+          <w:lang w:val="sw_KE" w:bidi="sw_KE"/>
+        </w:rPr>
+        <w:t xml:space="preserve">; na </w:t>
+      </w:r>
+      <w:hyperlink r:id="rId516">
+        <w:r>
+          <w:rPr>
+            <w:lang w:val="sw_KE" w:bidi="sw_KE"/>
+          </w:rPr>
+          <w:rPr>
+            <w:color w:val="0000EE"/>
+            <w:u w:val="single"/>
+          </w:rPr>
+          <w:t>1 Wakorintho 6:17</w:t>
+        </w:r>
+      </w:hyperlink>
+      <w:r>
+        <w:rPr>
+          <w:lang w:val="sw_KE" w:bidi="sw_KE"/>
+        </w:rPr>
+        <w:t>.</w:t>
+      </w:r>
+    </w:p>
+    <w:p>
+      <w:pPr/>
+      <w:r>
+        <w:rPr>
+          <w:lang w:val="sw_KE" w:bidi="sw_KE"/>
+        </w:rPr>
+      </w:r>
+      <w:r>
+        <w:rPr>
+          <w:lang w:val="sw_KE" w:bidi="sw_KE"/>
+        </w:rPr>
+        <w:t>Ufunuo kuhusu Roho wa Yesu unaendelea katika injili ya Yohana. Yohana haelezi mwanzoni kwamba watu hawangeweza kupokea uzima wa milele hadi saa ya utukufu wa Kristo. Katika injili yote, Yesu anatangaza kwa watu mbalimbali kwamba anaweza kuwapa uzima wa milele ikiwa wataamini kwake. Anawaahidi maji ya uzima, mkate wa uzima, na nuru ya uzima. Hata hivyo, hakuna aliyeweza kushiriki kweli haya hadi baada ya Bwana kufufuka. Kama ladha ya awali, kama sampuli, wangeweza kupokea uzima kupitia maneno ya Bwana kwa sababu maneno yake yenyewe yalikuwa roho na uzima (</w:t>
+      </w:r>
+      <w:hyperlink r:id="rId451">
+        <w:r>
+          <w:rPr>
+            <w:lang w:val="sw_KE" w:bidi="sw_KE"/>
+          </w:rPr>
+          <w:rPr>
+            <w:color w:val="0000EE"/>
+            <w:u w:val="single"/>
+          </w:rPr>
+          <w:t>Yn 6:63</w:t>
+        </w:r>
+      </w:hyperlink>
+      <w:r>
+        <w:rPr>
+          <w:lang w:val="sw_KE" w:bidi="sw_KE"/>
+        </w:rPr>
+        <w:t xml:space="preserve">); hata hivyo, haikuwa hadi Roho atakapopatikana ndipo waumini wangeweza kweli kuwa wapokeaji wa kiungu, uzima wa milele. Baada ya mazungumzo ya Bwana katika </w:t>
+      </w:r>
+      <w:hyperlink r:id="rId517">
+        <w:r>
+          <w:rPr>
+            <w:lang w:val="sw_KE" w:bidi="sw_KE"/>
+          </w:rPr>
+          <w:rPr>
+            <w:color w:val="0000EE"/>
+            <w:u w:val="single"/>
+          </w:rPr>
+          <w:t>Yohana 6</w:t>
+        </w:r>
+      </w:hyperlink>
+      <w:r>
+        <w:rPr>
+          <w:lang w:val="sw_KE" w:bidi="sw_KE"/>
+        </w:rPr>
+        <w:t xml:space="preserve">, Yesu alisema, “Ni Roho anayetoa uzima, mwili hauna faida” (mstari </w:t>
+      </w:r>
+      <w:hyperlink r:id="rId451">
+        <w:r>
+          <w:rPr>
+            <w:lang w:val="sw_KE" w:bidi="sw_KE"/>
+          </w:rPr>
+          <w:rPr>
+            <w:color w:val="0000EE"/>
+            <w:u w:val="single"/>
+          </w:rPr>
+          <w:t>63</w:t>
+        </w:r>
+      </w:hyperlink>
+      <w:r>
+        <w:rPr>
+          <w:lang w:val="sw_KE" w:bidi="sw_KE"/>
+        </w:rPr>
+        <w:t>). Katika mwili, Yesu hakuweza kuwapa mkate wa uzima, lakini Roho alipatikana, wangeweza kuwa na uzima. Tena, Yesu alitoa maji ya uzima—hata uzima unaotiririka kama mito ya maji ya uzima—kwa Wayahudi waliokusanyika kwenye Sikukuu ya Vibanda. Aliwaambia waje na kunywa kwake. Lakini hakuna aliyeweza, wakati huo na pale, kuja na kunywa kwake. Kwa hivyo Yohana aliongeza maelezo: “Lakini haya alisema kuhusu Roho, kwa maana Roho hakuwa bado kwa sababu Yesu hakuwa bado ametukuzwa” (</w:t>
+      </w:r>
+      <w:hyperlink r:id="rId518">
+        <w:r>
+          <w:rPr>
+            <w:lang w:val="sw_KE" w:bidi="sw_KE"/>
+          </w:rPr>
+          <w:rPr>
+            <w:color w:val="0000EE"/>
+            <w:u w:val="single"/>
+          </w:rPr>
+          <w:t>7:39</w:t>
+        </w:r>
+      </w:hyperlink>
+      <w:r>
+        <w:rPr>
+          <w:lang w:val="sw_KE" w:bidi="sw_KE"/>
+        </w:rPr>
+        <w:t xml:space="preserve">). Mara Yesu atakapokuwa ametukuzwa kupitia ufufuo, Roho wa Yesu aliyetukuzwa atapatikana kwa watu kunywa. Katika </w:t>
+      </w:r>
+      <w:hyperlink r:id="rId517">
+        <w:r>
+          <w:rPr>
+            <w:lang w:val="sw_KE" w:bidi="sw_KE"/>
+          </w:rPr>
+          <w:rPr>
+            <w:color w:val="0000EE"/>
+            <w:u w:val="single"/>
+          </w:rPr>
+          <w:t>Yohana 6</w:t>
+        </w:r>
+      </w:hyperlink>
+      <w:r>
+        <w:rPr>
+          <w:lang w:val="sw_KE" w:bidi="sw_KE"/>
+        </w:rPr>
+        <w:t xml:space="preserve">, Yesu alijitoa kama mkate wa uzima kuliwa na watu; na katika </w:t>
+      </w:r>
+      <w:hyperlink r:id="rId519">
+        <w:r>
+          <w:rPr>
+            <w:lang w:val="sw_KE" w:bidi="sw_KE"/>
+          </w:rPr>
+          <w:rPr>
+            <w:color w:val="0000EE"/>
+            <w:u w:val="single"/>
+          </w:rPr>
+          <w:t>Yohana 7</w:t>
+        </w:r>
+      </w:hyperlink>
+      <w:r>
+        <w:rPr>
+          <w:lang w:val="sw_KE" w:bidi="sw_KE"/>
+        </w:rPr>
+        <w:t xml:space="preserve">, alijitoa kama maji ya uzima kuwaburudisha watu. Lakini hakuna aliyeweza kumla au kumkunywa hadi alipokuwa roho, kama ilivyodokezwa katika </w:t>
+      </w:r>
+      <w:hyperlink r:id="rId451">
+        <w:r>
+          <w:rPr>
+            <w:lang w:val="sw_KE" w:bidi="sw_KE"/>
+          </w:rPr>
+          <w:rPr>
+            <w:color w:val="0000EE"/>
+            <w:u w:val="single"/>
+          </w:rPr>
           <w:t>Yohana 6:63</w:t>
         </w:r>
       </w:hyperlink>
@@ -12567,81 +12984,127 @@
         <w:rPr>
           <w:lang w:val="sw_KE" w:bidi="sw_KE"/>
         </w:rPr>
-        <w:t xml:space="preserve">; </w:t>
-      </w:r>
-      <w:hyperlink r:id="rId451">
-        <w:r>
-          <w:rPr>
-            <w:lang w:val="sw_KE" w:bidi="sw_KE"/>
-          </w:rPr>
-          <w:rPr>
-            <w:color w:val="0000EE"/>
-            <w:u w:val="single"/>
-          </w:rPr>
-          <w:t>7:37–39</w:t>
-        </w:r>
-      </w:hyperlink>
-      <w:r>
-        <w:rPr>
-          <w:lang w:val="sw_KE" w:bidi="sw_KE"/>
-        </w:rPr>
-        <w:t xml:space="preserve">; </w:t>
-      </w:r>
-      <w:hyperlink r:id="rId510">
-        <w:r>
-          <w:rPr>
-            <w:lang w:val="sw_KE" w:bidi="sw_KE"/>
-          </w:rPr>
-          <w:rPr>
-            <w:color w:val="0000EE"/>
-            <w:u w:val="single"/>
-          </w:rPr>
-          <w:t>14:16–18</w:t>
-        </w:r>
-      </w:hyperlink>
-      <w:r>
-        <w:rPr>
-          <w:lang w:val="sw_KE" w:bidi="sw_KE"/>
-        </w:rPr>
-        <w:t xml:space="preserve">; </w:t>
-      </w:r>
-      <w:hyperlink r:id="rId408">
-        <w:r>
-          <w:rPr>
-            <w:lang w:val="sw_KE" w:bidi="sw_KE"/>
-          </w:rPr>
-          <w:rPr>
-            <w:color w:val="0000EE"/>
-            <w:u w:val="single"/>
-          </w:rPr>
-          <w:t>20:22</w:t>
-        </w:r>
-      </w:hyperlink>
-      <w:r>
-        <w:rPr>
-          <w:lang w:val="sw_KE" w:bidi="sw_KE"/>
-        </w:rPr>
-        <w:t xml:space="preserve">; na </w:t>
-      </w:r>
-      <w:hyperlink r:id="rId453">
-        <w:r>
-          <w:rPr>
-            <w:lang w:val="sw_KE" w:bidi="sw_KE"/>
-          </w:rPr>
-          <w:rPr>
-            <w:color w:val="0000EE"/>
-            <w:u w:val="single"/>
-          </w:rPr>
-          <w:t>1 Yohana 3:24</w:t>
-        </w:r>
-      </w:hyperlink>
-      <w:r>
-        <w:rPr>
-          <w:lang w:val="sw_KE" w:bidi="sw_KE"/>
-        </w:rPr>
-        <w:t xml:space="preserve">; </w:t>
-      </w:r>
-      <w:hyperlink r:id="rId454">
+        <w:t xml:space="preserve"> na kisha kusemwa wazi katika </w:t>
+      </w:r>
+      <w:hyperlink r:id="rId518">
+        <w:r>
+          <w:rPr>
+            <w:lang w:val="sw_KE" w:bidi="sw_KE"/>
+          </w:rPr>
+          <w:rPr>
+            <w:color w:val="0000EE"/>
+            <w:u w:val="single"/>
+          </w:rPr>
+          <w:t>Yohana 7:39</w:t>
+        </w:r>
+      </w:hyperlink>
+      <w:r>
+        <w:rPr>
+          <w:lang w:val="sw_KE" w:bidi="sw_KE"/>
+        </w:rPr>
+        <w:t>.</w:t>
+      </w:r>
+    </w:p>
+    <w:p>
+      <w:pPr/>
+      <w:r>
+        <w:rPr>
+          <w:lang w:val="sw_KE" w:bidi="sw_KE"/>
+        </w:rPr>
+      </w:r>
+      <w:r>
+        <w:rPr>
+          <w:lang w:val="sw_KE" w:bidi="sw_KE"/>
+        </w:rPr>
+        <w:t xml:space="preserve">Kwenye </w:t>
+      </w:r>
+      <w:hyperlink r:id="rId513">
+        <w:r>
+          <w:rPr>
+            <w:lang w:val="sw_KE" w:bidi="sw_KE"/>
+          </w:rPr>
+          <w:rPr>
+            <w:color w:val="0000EE"/>
+            <w:u w:val="single"/>
+          </w:rPr>
+          <w:t>Yohana 14:16–18</w:t>
+        </w:r>
+      </w:hyperlink>
+      <w:r>
+        <w:rPr>
+          <w:lang w:val="sw_KE" w:bidi="sw_KE"/>
+        </w:rPr>
+        <w:t xml:space="preserve">, Yesu alichukua hatua zaidi katika kujitambulisha na Roho. Aliwaambia wanafunzi kwamba angewapa Mfariji mwingine. Kisha aliwaambia kwamba wanapaswa kumjua huyu Mfariji kwa sababu alikuwa, wakati huo, akiishi nao na angekuwa ndani yao katika siku za usoni. Nani mwingine isipokuwa Yesu alikuwa akiishi nao wakati huo? Kisha baada ya kuwaambia wanafunzi kwamba Mfariji angekuja kwao, alisema, “Mimi ninakuja kwenu.” Kwanza alisema kwamba Mfariji angekuja kwao na akae ndani yao, na kisha katika pumzi hiyo hiyo alisema kwamba yeye angekuja kwao na akae ndani yao (tazama </w:t>
+      </w:r>
+      <w:hyperlink r:id="rId520">
+        <w:r>
+          <w:rPr>
+            <w:lang w:val="sw_KE" w:bidi="sw_KE"/>
+          </w:rPr>
+          <w:rPr>
+            <w:color w:val="0000EE"/>
+            <w:u w:val="single"/>
+          </w:rPr>
+          <w:t>14:20</w:t>
+        </w:r>
+      </w:hyperlink>
+      <w:r>
+        <w:rPr>
+          <w:lang w:val="sw_KE" w:bidi="sw_KE"/>
+        </w:rPr>
+        <w:t>). Kwa ufupi, kuja kwa Mfariji kwa wanafunzi kulikuwa sawa na kuja kwa Yesu kwa wanafunzi. Mfariji ambaye alikuwa akiishi na wanafunzi usiku huo alikuwa Roho ndani ya Kristo; Mfariji ambaye angekuwa ndani ya wanafunzi (baada ya ufufuo) angekuwa Kristo ndani ya Roho.</w:t>
+      </w:r>
+    </w:p>
+    <w:p>
+      <w:pPr/>
+      <w:r>
+        <w:rPr>
+          <w:lang w:val="sw_KE" w:bidi="sw_KE"/>
+        </w:rPr>
+      </w:r>
+      <w:r>
+        <w:rPr>
+          <w:lang w:val="sw_KE" w:bidi="sw_KE"/>
+        </w:rPr>
+        <w:t>Jioni ya ufufuo, Bwana Yesu alionekana kwa wanafunzi na kisha akawapulizia Roho Mtakatifu. Upulizaji huu, unatukumbusha Mungu alipompa Adamu pumzi ya uhai (</w:t>
+      </w:r>
+      <w:hyperlink r:id="rId264">
+        <w:r>
+          <w:rPr>
+            <w:lang w:val="sw_KE" w:bidi="sw_KE"/>
+          </w:rPr>
+          <w:rPr>
+            <w:color w:val="0000EE"/>
+            <w:u w:val="single"/>
+          </w:rPr>
+          <w:t>Mwa 2:7</w:t>
+        </w:r>
+      </w:hyperlink>
+      <w:r>
+        <w:rPr>
+          <w:lang w:val="sw_KE" w:bidi="sw_KE"/>
+        </w:rPr>
+        <w:t>), ulikuwa utimilifu wa yote yaliyokuwa ahadi na kutarajiwa mapema katika injili ya Yohana. Kupitia utoaji huu, wanafunzi walifanywa upya na kukaliwa na Roho wa Yesu Kristo. Tukio hili la kihistoria liliashiria mwanzo wa uumbaji mpya. Yesu sasa angeweza kutambulika kama mkate wa uzima, maji ya uzima, na nuru ya uzima. Waumini sasa walikuwa na uzima wake wa kimungu, wa milele, uliofufuka. Kuanzia wakati huo, Kristo kama roho aliwakalia waumini wake. Hivyo, katika waraka wake wa kwanza Yohana angeweza kusema, “Na kwa hili tunajua kwamba anakaa ndani yetu, kwa Roho ambaye alitupa” (</w:t>
+      </w:r>
+      <w:hyperlink r:id="rId456">
+        <w:r>
+          <w:rPr>
+            <w:lang w:val="sw_KE" w:bidi="sw_KE"/>
+          </w:rPr>
+          <w:rPr>
+            <w:color w:val="0000EE"/>
+            <w:u w:val="single"/>
+          </w:rPr>
+          <w:t>1 Yn 3:24</w:t>
+        </w:r>
+      </w:hyperlink>
+      <w:r>
+        <w:rPr>
+          <w:lang w:val="sw_KE" w:bidi="sw_KE"/>
+        </w:rPr>
+        <w:t>), na tena, “Kwa hili tunajua kwamba tunakaa ndani yake na yeye ndani yetu, kwa sababu ametupa Roho wake” (</w:t>
+      </w:r>
+      <w:hyperlink r:id="rId457">
         <w:r>
           <w:rPr>
             <w:lang w:val="sw_KE" w:bidi="sw_KE"/>
@@ -12657,9 +13120,105 @@
         <w:rPr>
           <w:lang w:val="sw_KE" w:bidi="sw_KE"/>
         </w:rPr>
-        <w:t xml:space="preserve">. Sehemu muhimu zilizoandikwa na Paulo ni </w:t>
-      </w:r>
-      <w:hyperlink r:id="rId511">
+        <w:t>).</w:t>
+      </w:r>
+    </w:p>
+    <w:p>
+      <w:pPr/>
+      <w:r>
+        <w:rPr>
+          <w:lang w:val="sw_KE" w:bidi="sw_KE"/>
+        </w:rPr>
+      </w:r>
+      <w:r>
+        <w:rPr>
+          <w:lang w:val="sw_KE" w:bidi="sw_KE"/>
+        </w:rPr>
+        <w:t>Mitume walikabiliwa na mabadiliko makubwa baada ya ufufuo wa Kristo. Walikuwa wamezoea uwepo wake wa kimwili kiasi kwamba ilikuwa vigumu kwao kujifunza jinsi ya kuishi kwa uwepo wake wa kiroho, ndani yao. Katika siku 40 baada ya ufufuo wake, tangu wakati mitume walipopokea pumzi ya Roho, Kristo alikuwa akiwafundisha wanafunzi kufanya mabadiliko hayo. Angeonekana kimwili na kisha kutoweka mara kwa mara. Kuonekana kwake kulikuwa mara kwa mara mwanzoni na kisha kukapungua polepole. Lengo lake lilikuwa kuwaongoza mitume kumjua katika uwepo wake usioonekana. Hata hivyo, hili lilikuwa jipya sana kwao kiasi kwamba alilazimika kuendelea kuwatokea ili kuwapa nguvu na kuwahakikishia. Lakini tamaa yake halisi ilikuwa kuwasaidia kuishi kwa imani na si kwa kuona. Alipotokea kwa wanafunzi walipokuwa pamoja mara ya pili, akiwa na Tomaso, alimkemea Tomaso kwa kutoamini kwake. Kisha akatamka baraka hii, “Heri wale ambao hawaoni lakini wanaamini” (</w:t>
+      </w:r>
+      <w:hyperlink r:id="rId521">
+        <w:r>
+          <w:rPr>
+            <w:lang w:val="sw_KE" w:bidi="sw_KE"/>
+          </w:rPr>
+          <w:rPr>
+            <w:color w:val="0000EE"/>
+            <w:u w:val="single"/>
+          </w:rPr>
+          <w:t>Yn 20:29</w:t>
+        </w:r>
+      </w:hyperlink>
+      <w:r>
+        <w:rPr>
+          <w:lang w:val="sw_KE" w:bidi="sw_KE"/>
+        </w:rPr>
+        <w:t>).</w:t>
+      </w:r>
+    </w:p>
+    <w:p>
+      <w:pPr/>
+      <w:r>
+        <w:rPr>
+          <w:lang w:val="sw_KE" w:bidi="sw_KE"/>
+        </w:rPr>
+      </w:r>
+      <w:r>
+        <w:rPr>
+          <w:lang w:val="sw_KE" w:bidi="sw_KE"/>
+        </w:rPr>
+        <w:t>Mtume Paulo alikuwa mmoja wa wale walio "barikiwa." Hakumjua Kristo katika mwili, bali alimjua Kristo aliyefufuka (</w:t>
+      </w:r>
+      <w:hyperlink r:id="rId522">
+        <w:r>
+          <w:rPr>
+            <w:lang w:val="sw_KE" w:bidi="sw_KE"/>
+          </w:rPr>
+          <w:rPr>
+            <w:color w:val="0000EE"/>
+            <w:u w:val="single"/>
+          </w:rPr>
+          <w:t>2 Kor 5:15–16</w:t>
+        </w:r>
+      </w:hyperlink>
+      <w:r>
+        <w:rPr>
+          <w:lang w:val="sw_KE" w:bidi="sw_KE"/>
+        </w:rPr>
+        <w:t>). Kwa sababu hii, alikuwa na faida juu ya mitume wa awali. Walihitaji kufanya mabadiliko makubwa, lakini tangu mwanzo kabisa, Paulo alimjua Kristo aliyefufuka kama Roho. Paulo alikua mtangulizi wa Wakristo wote ambao hawajawahi kumwona Yesu katika mwili na ambao wamekuja kumjua katika Roho. Ndiyo, Paulo alikuwa amemwona Bwana aliyefufuka; alikuwa wa mwisho kufanya hivyo (</w:t>
+      </w:r>
+      <w:hyperlink r:id="rId523">
+        <w:r>
+          <w:rPr>
+            <w:lang w:val="sw_KE" w:bidi="sw_KE"/>
+          </w:rPr>
+          <w:rPr>
+            <w:color w:val="0000EE"/>
+            <w:u w:val="single"/>
+          </w:rPr>
+          <w:t>1 Kor 15:8</w:t>
+        </w:r>
+      </w:hyperlink>
+      <w:r>
+        <w:rPr>
+          <w:lang w:val="sw_KE" w:bidi="sw_KE"/>
+        </w:rPr>
+        <w:t>). Na tangu wakati huo alitambua kwamba Yesu alikuwa mwanaume aliyefufuliwa, aliyekuzwa juu zaidi ya wote. Paulo aliandika mengi kuhusu hili, lakini maandiko yake hayakumwacha Yesu aliye juu zaidi mbali kwa sababu hii haikuwa kile Paulo alichopitia. Mkristo yeyote mwenye uzoefu anapaswa kuwa na uwezo wa kushuhudia kwamba Kristo aliye mbinguni pia ni Kristo moyoni.</w:t>
+      </w:r>
+    </w:p>
+    <w:p>
+      <w:pPr/>
+      <w:r>
+        <w:rPr>
+          <w:lang w:val="sw_KE" w:bidi="sw_KE"/>
+        </w:rPr>
+      </w:r>
+      <w:r>
+        <w:rPr>
+          <w:lang w:val="sw_KE" w:bidi="sw_KE"/>
+        </w:rPr>
+        <w:t xml:space="preserve">Katika maandiko yake, Paulo mara nyingi huzungumza kuhusu Roho na Kristo kwa njia inayofanana. Hii inaonekana katika </w:t>
+      </w:r>
+      <w:hyperlink r:id="rId514">
         <w:r>
           <w:rPr>
             <w:lang w:val="sw_KE" w:bidi="sw_KE"/>
@@ -12675,9 +13234,23 @@
         <w:rPr>
           <w:lang w:val="sw_KE" w:bidi="sw_KE"/>
         </w:rPr>
-        <w:t xml:space="preserve">; </w:t>
-      </w:r>
-      <w:hyperlink r:id="rId445">
+        <w:t>. Maneno "Roho wa Mungu," "Roho wa Kristo," na "Kristo" yanatumika kwa kubadilishana. Roho wa Mungu ni Roho wa Kristo, na Roho wa Kristo ni Kristo. Katika mistari hii, ni dhahiri kwamba Paulo alitambua Roho na Kristo kwa sababu katika uzoefu wa Kikristo wao ni sawa kabisa. Hakuna kitu kama uzoefu wa Kristo mbali na Roho. Mgawanyiko na/au utofauti upo katika theolojia ya Utatu—na kwa sababu nzuri sana—lakini mgawanyiko huo haupo karibu katika uzoefu halisi. Kauli kadhaa za Paulo zimeandikwa kutoka kwa mtazamo wa uzoefu.</w:t>
+      </w:r>
+    </w:p>
+    <w:p>
+      <w:pPr/>
+      <w:r>
+        <w:rPr>
+          <w:lang w:val="sw_KE" w:bidi="sw_KE"/>
+        </w:rPr>
+      </w:r>
+      <w:r>
+        <w:rPr>
+          <w:lang w:val="sw_KE" w:bidi="sw_KE"/>
+        </w:rPr>
+        <w:t xml:space="preserve">Kwenye </w:t>
+      </w:r>
+      <w:hyperlink r:id="rId448">
         <w:r>
           <w:rPr>
             <w:lang w:val="sw_KE" w:bidi="sw_KE"/>
@@ -12693,43 +13266,43 @@
         <w:rPr>
           <w:lang w:val="sw_KE" w:bidi="sw_KE"/>
         </w:rPr>
-        <w:t xml:space="preserve">; </w:t>
-      </w:r>
-      <w:hyperlink r:id="rId512">
-        <w:r>
-          <w:rPr>
-            <w:lang w:val="sw_KE" w:bidi="sw_KE"/>
-          </w:rPr>
-          <w:rPr>
-            <w:color w:val="0000EE"/>
-            <w:u w:val="single"/>
-          </w:rPr>
-          <w:t>2 Wakorintho 3:17–18</w:t>
-        </w:r>
-      </w:hyperlink>
-      <w:r>
-        <w:rPr>
-          <w:lang w:val="sw_KE" w:bidi="sw_KE"/>
-        </w:rPr>
-        <w:t xml:space="preserve">; na </w:t>
-      </w:r>
-      <w:hyperlink r:id="rId513">
-        <w:r>
-          <w:rPr>
-            <w:lang w:val="sw_KE" w:bidi="sw_KE"/>
-          </w:rPr>
-          <w:rPr>
-            <w:color w:val="0000EE"/>
-            <w:u w:val="single"/>
-          </w:rPr>
-          <w:t>1 Wakorintho 6:17</w:t>
-        </w:r>
-      </w:hyperlink>
-      <w:r>
-        <w:rPr>
-          <w:lang w:val="sw_KE" w:bidi="sw_KE"/>
-        </w:rPr>
-        <w:t>.</w:t>
+        <w:t>, Paulo anasema kwamba Yesu aliyefufuka alikua roho inayotoa uhai. Angalia kwamba mstari hausemi Yesu alikua Roho, kana kwamba mtu wa Pili wa Utatu alikua wa tatu, bali kwamba Yesu alikua roho kwa maana kwamba uwepo wake wa kufa na umbo vilibadilishwa kuwa uwepo wa kiroho na umbo. Nafsi ya Yesu haikubadilishwa kupitia ufufuo, ni umbo lake tu. Kwa umbo hili la kiroho lililobadilishwa, Yesu alipata tena hali muhimu ya kuwa ambayo alijitenga nayo alipokuwa mwanadamu. Kabla ya kuwa mwanadamu, alikuwapo katika umbo la Mungu (</w:t>
+      </w:r>
+      <w:hyperlink r:id="rId524">
+        <w:r>
+          <w:rPr>
+            <w:lang w:val="sw_KE" w:bidi="sw_KE"/>
+          </w:rPr>
+          <w:rPr>
+            <w:color w:val="0000EE"/>
+            <w:u w:val="single"/>
+          </w:rPr>
+          <w:t>Wafilipi 2:6</w:t>
+        </w:r>
+      </w:hyperlink>
+      <w:r>
+        <w:rPr>
+          <w:lang w:val="sw_KE" w:bidi="sw_KE"/>
+        </w:rPr>
+        <w:t xml:space="preserve">), ambalo umbo ni Roho na hivyo aliunganishwa na Roho (wa tatu wa Utatu), huku akibaki tofauti. Kwa hivyo, maandiko yanaposema kwamba Bwana “alikua roho inayotoa uhai,” haimaanishi kwamba Mwana alikua Roho Mtakatifu. Lakini inaonyesha kwamba Kristo, kupitia ufufuo, alipata umbo jipya la kiroho (huku bado akibaki na mwili—ulio tukuka) ambalo lilimuwezesha kuanza uwepo mpya wa kiroho (tazama </w:t>
+      </w:r>
+      <w:hyperlink r:id="rId525">
+        <w:r>
+          <w:rPr>
+            <w:lang w:val="sw_KE" w:bidi="sw_KE"/>
+          </w:rPr>
+          <w:rPr>
+            <w:color w:val="0000EE"/>
+            <w:u w:val="single"/>
+          </w:rPr>
+          <w:t>1 Petro 3:18</w:t>
+        </w:r>
+      </w:hyperlink>
+      <w:r>
+        <w:rPr>
+          <w:lang w:val="sw_KE" w:bidi="sw_KE"/>
+        </w:rPr>
+        <w:t>).</w:t>
       </w:r>
     </w:p>
     <w:p>
@@ -12743,467 +13316,9 @@
         <w:rPr>
           <w:lang w:val="sw_KE" w:bidi="sw_KE"/>
         </w:rPr>
-        <w:t>Ufunuo kuhusu Roho wa Yesu unaendelea katika injili ya Yohana. Yohana haelezi mwanzoni kwamba watu hawangeweza kupokea uzima wa milele hadi saa ya utukufu wa Kristo. Katika injili yote, Yesu anatangaza kwa watu mbalimbali kwamba anaweza kuwapa uzima wa milele ikiwa wataamini kwake. Anawaahidi maji ya uzima, mkate wa uzima, na nuru ya uzima. Hata hivyo, hakuna aliyeweza kushiriki kweli haya hadi baada ya Bwana kufufuka. Kama ladha ya awali, kama sampuli, wangeweza kupokea uzima kupitia maneno ya Bwana kwa sababu maneno yake yenyewe yalikuwa roho na uzima (</w:t>
-      </w:r>
-      <w:hyperlink r:id="rId448">
-        <w:r>
-          <w:rPr>
-            <w:lang w:val="sw_KE" w:bidi="sw_KE"/>
-          </w:rPr>
-          <w:rPr>
-            <w:color w:val="0000EE"/>
-            <w:u w:val="single"/>
-          </w:rPr>
-          <w:t>Yn 6:63</w:t>
-        </w:r>
-      </w:hyperlink>
-      <w:r>
-        <w:rPr>
-          <w:lang w:val="sw_KE" w:bidi="sw_KE"/>
-        </w:rPr>
-        <w:t xml:space="preserve">); hata hivyo, haikuwa hadi Roho atakapopatikana ndipo waumini wangeweza kweli kuwa wapokeaji wa kiungu, uzima wa milele. Baada ya mazungumzo ya Bwana katika </w:t>
-      </w:r>
-      <w:hyperlink r:id="rId514">
-        <w:r>
-          <w:rPr>
-            <w:lang w:val="sw_KE" w:bidi="sw_KE"/>
-          </w:rPr>
-          <w:rPr>
-            <w:color w:val="0000EE"/>
-            <w:u w:val="single"/>
-          </w:rPr>
-          <w:t>Yohana 6</w:t>
-        </w:r>
-      </w:hyperlink>
-      <w:r>
-        <w:rPr>
-          <w:lang w:val="sw_KE" w:bidi="sw_KE"/>
-        </w:rPr>
-        <w:t xml:space="preserve">, Yesu alisema, “Ni Roho anayetoa uzima, mwili hauna faida” (mstari </w:t>
-      </w:r>
-      <w:hyperlink r:id="rId448">
-        <w:r>
-          <w:rPr>
-            <w:lang w:val="sw_KE" w:bidi="sw_KE"/>
-          </w:rPr>
-          <w:rPr>
-            <w:color w:val="0000EE"/>
-            <w:u w:val="single"/>
-          </w:rPr>
-          <w:t>63</w:t>
-        </w:r>
-      </w:hyperlink>
-      <w:r>
-        <w:rPr>
-          <w:lang w:val="sw_KE" w:bidi="sw_KE"/>
-        </w:rPr>
-        <w:t>). Katika mwili, Yesu hakuweza kuwapa mkate wa uzima, lakini Roho alipatikana, wangeweza kuwa na uzima. Tena, Yesu alitoa maji ya uzima—hata uzima unaotiririka kama mito ya maji ya uzima—kwa Wayahudi waliokusanyika kwenye Sikukuu ya Vibanda. Aliwaambia waje na kunywa kwake. Lakini hakuna aliyeweza, wakati huo na pale, kuja na kunywa kwake. Kwa hivyo Yohana aliongeza maelezo: “Lakini haya alisema kuhusu Roho, kwa maana Roho hakuwa bado kwa sababu Yesu hakuwa bado ametukuzwa” (</w:t>
-      </w:r>
-      <w:hyperlink r:id="rId515">
-        <w:r>
-          <w:rPr>
-            <w:lang w:val="sw_KE" w:bidi="sw_KE"/>
-          </w:rPr>
-          <w:rPr>
-            <w:color w:val="0000EE"/>
-            <w:u w:val="single"/>
-          </w:rPr>
-          <w:t>7:39</w:t>
-        </w:r>
-      </w:hyperlink>
-      <w:r>
-        <w:rPr>
-          <w:lang w:val="sw_KE" w:bidi="sw_KE"/>
-        </w:rPr>
-        <w:t xml:space="preserve">). Mara Yesu atakapokuwa ametukuzwa kupitia ufufuo, Roho wa Yesu aliyetukuzwa atapatikana kwa watu kunywa. Katika </w:t>
-      </w:r>
-      <w:hyperlink r:id="rId514">
-        <w:r>
-          <w:rPr>
-            <w:lang w:val="sw_KE" w:bidi="sw_KE"/>
-          </w:rPr>
-          <w:rPr>
-            <w:color w:val="0000EE"/>
-            <w:u w:val="single"/>
-          </w:rPr>
-          <w:t>Yohana 6</w:t>
-        </w:r>
-      </w:hyperlink>
-      <w:r>
-        <w:rPr>
-          <w:lang w:val="sw_KE" w:bidi="sw_KE"/>
-        </w:rPr>
-        <w:t xml:space="preserve">, Yesu alijitoa kama mkate wa uzima kuliwa na watu; na katika </w:t>
-      </w:r>
-      <w:hyperlink r:id="rId516">
-        <w:r>
-          <w:rPr>
-            <w:lang w:val="sw_KE" w:bidi="sw_KE"/>
-          </w:rPr>
-          <w:rPr>
-            <w:color w:val="0000EE"/>
-            <w:u w:val="single"/>
-          </w:rPr>
-          <w:t>Yohana 7</w:t>
-        </w:r>
-      </w:hyperlink>
-      <w:r>
-        <w:rPr>
-          <w:lang w:val="sw_KE" w:bidi="sw_KE"/>
-        </w:rPr>
-        <w:t xml:space="preserve">, alijitoa kama maji ya uzima kuwaburudisha watu. Lakini hakuna aliyeweza kumla au kumkunywa hadi alipokuwa roho, kama ilivyodokezwa katika </w:t>
-      </w:r>
-      <w:hyperlink r:id="rId448">
-        <w:r>
-          <w:rPr>
-            <w:lang w:val="sw_KE" w:bidi="sw_KE"/>
-          </w:rPr>
-          <w:rPr>
-            <w:color w:val="0000EE"/>
-            <w:u w:val="single"/>
-          </w:rPr>
-          <w:t>Yohana 6:63</w:t>
-        </w:r>
-      </w:hyperlink>
-      <w:r>
-        <w:rPr>
-          <w:lang w:val="sw_KE" w:bidi="sw_KE"/>
-        </w:rPr>
-        <w:t xml:space="preserve"> na kisha kusemwa wazi katika </w:t>
-      </w:r>
-      <w:hyperlink r:id="rId515">
-        <w:r>
-          <w:rPr>
-            <w:lang w:val="sw_KE" w:bidi="sw_KE"/>
-          </w:rPr>
-          <w:rPr>
-            <w:color w:val="0000EE"/>
-            <w:u w:val="single"/>
-          </w:rPr>
-          <w:t>Yohana 7:39</w:t>
-        </w:r>
-      </w:hyperlink>
-      <w:r>
-        <w:rPr>
-          <w:lang w:val="sw_KE" w:bidi="sw_KE"/>
-        </w:rPr>
-        <w:t>.</w:t>
-      </w:r>
-    </w:p>
-    <w:p>
-      <w:pPr/>
-      <w:r>
-        <w:rPr>
-          <w:lang w:val="sw_KE" w:bidi="sw_KE"/>
-        </w:rPr>
-      </w:r>
-      <w:r>
-        <w:rPr>
-          <w:lang w:val="sw_KE" w:bidi="sw_KE"/>
-        </w:rPr>
         <w:t xml:space="preserve">Kwenye </w:t>
       </w:r>
-      <w:hyperlink r:id="rId510">
-        <w:r>
-          <w:rPr>
-            <w:lang w:val="sw_KE" w:bidi="sw_KE"/>
-          </w:rPr>
-          <w:rPr>
-            <w:color w:val="0000EE"/>
-            <w:u w:val="single"/>
-          </w:rPr>
-          <w:t>Yohana 14:16–18</w:t>
-        </w:r>
-      </w:hyperlink>
-      <w:r>
-        <w:rPr>
-          <w:lang w:val="sw_KE" w:bidi="sw_KE"/>
-        </w:rPr>
-        <w:t xml:space="preserve">, Yesu alichukua hatua zaidi katika kujitambulisha na Roho. Aliwaambia wanafunzi kwamba angewapa Mfariji mwingine. Kisha aliwaambia kwamba wanapaswa kumjua huyu Mfariji kwa sababu alikuwa, wakati huo, akiishi nao na angekuwa ndani yao katika siku za usoni. Nani mwingine isipokuwa Yesu alikuwa akiishi nao wakati huo? Kisha baada ya kuwaambia wanafunzi kwamba Mfariji angekuja kwao, alisema, “Mimi ninakuja kwenu.” Kwanza alisema kwamba Mfariji angekuja kwao na akae ndani yao, na kisha katika pumzi hiyo hiyo alisema kwamba yeye angekuja kwao na akae ndani yao (tazama </w:t>
-      </w:r>
-      <w:hyperlink r:id="rId517">
-        <w:r>
-          <w:rPr>
-            <w:lang w:val="sw_KE" w:bidi="sw_KE"/>
-          </w:rPr>
-          <w:rPr>
-            <w:color w:val="0000EE"/>
-            <w:u w:val="single"/>
-          </w:rPr>
-          <w:t>14:20</w:t>
-        </w:r>
-      </w:hyperlink>
-      <w:r>
-        <w:rPr>
-          <w:lang w:val="sw_KE" w:bidi="sw_KE"/>
-        </w:rPr>
-        <w:t>). Kwa ufupi, kuja kwa Mfariji kwa wanafunzi kulikuwa sawa na kuja kwa Yesu kwa wanafunzi. Mfariji ambaye alikuwa akiishi na wanafunzi usiku huo alikuwa Roho ndani ya Kristo; Mfariji ambaye angekuwa ndani ya wanafunzi (baada ya ufufuo) angekuwa Kristo ndani ya Roho.</w:t>
-      </w:r>
-    </w:p>
-    <w:p>
-      <w:pPr/>
-      <w:r>
-        <w:rPr>
-          <w:lang w:val="sw_KE" w:bidi="sw_KE"/>
-        </w:rPr>
-      </w:r>
-      <w:r>
-        <w:rPr>
-          <w:lang w:val="sw_KE" w:bidi="sw_KE"/>
-        </w:rPr>
-        <w:t>Jioni ya ufufuo, Bwana Yesu alionekana kwa wanafunzi na kisha akawapulizia Roho Mtakatifu. Upulizaji huu, unatukumbusha Mungu alipompa Adamu pumzi ya uhai (</w:t>
-      </w:r>
-      <w:hyperlink r:id="rId261">
-        <w:r>
-          <w:rPr>
-            <w:lang w:val="sw_KE" w:bidi="sw_KE"/>
-          </w:rPr>
-          <w:rPr>
-            <w:color w:val="0000EE"/>
-            <w:u w:val="single"/>
-          </w:rPr>
-          <w:t>Mwa 2:7</w:t>
-        </w:r>
-      </w:hyperlink>
-      <w:r>
-        <w:rPr>
-          <w:lang w:val="sw_KE" w:bidi="sw_KE"/>
-        </w:rPr>
-        <w:t>), ulikuwa utimilifu wa yote yaliyokuwa ahadi na kutarajiwa mapema katika injili ya Yohana. Kupitia utoaji huu, wanafunzi walifanywa upya na kukaliwa na Roho wa Yesu Kristo. Tukio hili la kihistoria liliashiria mwanzo wa uumbaji mpya. Yesu sasa angeweza kutambulika kama mkate wa uzima, maji ya uzima, na nuru ya uzima. Waumini sasa walikuwa na uzima wake wa kimungu, wa milele, uliofufuka. Kuanzia wakati huo, Kristo kama roho aliwakalia waumini wake. Hivyo, katika waraka wake wa kwanza Yohana angeweza kusema, “Na kwa hili tunajua kwamba anakaa ndani yetu, kwa Roho ambaye alitupa” (</w:t>
-      </w:r>
-      <w:hyperlink r:id="rId453">
-        <w:r>
-          <w:rPr>
-            <w:lang w:val="sw_KE" w:bidi="sw_KE"/>
-          </w:rPr>
-          <w:rPr>
-            <w:color w:val="0000EE"/>
-            <w:u w:val="single"/>
-          </w:rPr>
-          <w:t>1 Yn 3:24</w:t>
-        </w:r>
-      </w:hyperlink>
-      <w:r>
-        <w:rPr>
-          <w:lang w:val="sw_KE" w:bidi="sw_KE"/>
-        </w:rPr>
-        <w:t>), na tena, “Kwa hili tunajua kwamba tunakaa ndani yake na yeye ndani yetu, kwa sababu ametupa Roho wake” (</w:t>
-      </w:r>
-      <w:hyperlink r:id="rId454">
-        <w:r>
-          <w:rPr>
-            <w:lang w:val="sw_KE" w:bidi="sw_KE"/>
-          </w:rPr>
-          <w:rPr>
-            <w:color w:val="0000EE"/>
-            <w:u w:val="single"/>
-          </w:rPr>
-          <w:t>4:13</w:t>
-        </w:r>
-      </w:hyperlink>
-      <w:r>
-        <w:rPr>
-          <w:lang w:val="sw_KE" w:bidi="sw_KE"/>
-        </w:rPr>
-        <w:t>).</w:t>
-      </w:r>
-    </w:p>
-    <w:p>
-      <w:pPr/>
-      <w:r>
-        <w:rPr>
-          <w:lang w:val="sw_KE" w:bidi="sw_KE"/>
-        </w:rPr>
-      </w:r>
-      <w:r>
-        <w:rPr>
-          <w:lang w:val="sw_KE" w:bidi="sw_KE"/>
-        </w:rPr>
-        <w:t>Mitume walikabiliwa na mabadiliko makubwa baada ya ufufuo wa Kristo. Walikuwa wamezoea uwepo wake wa kimwili kiasi kwamba ilikuwa vigumu kwao kujifunza jinsi ya kuishi kwa uwepo wake wa kiroho, ndani yao. Katika siku 40 baada ya ufufuo wake, tangu wakati mitume walipopokea pumzi ya Roho, Kristo alikuwa akiwafundisha wanafunzi kufanya mabadiliko hayo. Angeonekana kimwili na kisha kutoweka mara kwa mara. Kuonekana kwake kulikuwa mara kwa mara mwanzoni na kisha kukapungua polepole. Lengo lake lilikuwa kuwaongoza mitume kumjua katika uwepo wake usioonekana. Hata hivyo, hili lilikuwa jipya sana kwao kiasi kwamba alilazimika kuendelea kuwatokea ili kuwapa nguvu na kuwahakikishia. Lakini tamaa yake halisi ilikuwa kuwasaidia kuishi kwa imani na si kwa kuona. Alipotokea kwa wanafunzi walipokuwa pamoja mara ya pili, akiwa na Tomaso, alimkemea Tomaso kwa kutoamini kwake. Kisha akatamka baraka hii, “Heri wale ambao hawaoni lakini wanaamini” (</w:t>
-      </w:r>
-      <w:hyperlink r:id="rId518">
-        <w:r>
-          <w:rPr>
-            <w:lang w:val="sw_KE" w:bidi="sw_KE"/>
-          </w:rPr>
-          <w:rPr>
-            <w:color w:val="0000EE"/>
-            <w:u w:val="single"/>
-          </w:rPr>
-          <w:t>Yn 20:29</w:t>
-        </w:r>
-      </w:hyperlink>
-      <w:r>
-        <w:rPr>
-          <w:lang w:val="sw_KE" w:bidi="sw_KE"/>
-        </w:rPr>
-        <w:t>).</w:t>
-      </w:r>
-    </w:p>
-    <w:p>
-      <w:pPr/>
-      <w:r>
-        <w:rPr>
-          <w:lang w:val="sw_KE" w:bidi="sw_KE"/>
-        </w:rPr>
-      </w:r>
-      <w:r>
-        <w:rPr>
-          <w:lang w:val="sw_KE" w:bidi="sw_KE"/>
-        </w:rPr>
-        <w:t>Mtume Paulo alikuwa mmoja wa wale walio "barikiwa." Hakumjua Kristo katika mwili, bali alimjua Kristo aliyefufuka (</w:t>
-      </w:r>
-      <w:hyperlink r:id="rId519">
-        <w:r>
-          <w:rPr>
-            <w:lang w:val="sw_KE" w:bidi="sw_KE"/>
-          </w:rPr>
-          <w:rPr>
-            <w:color w:val="0000EE"/>
-            <w:u w:val="single"/>
-          </w:rPr>
-          <w:t>2 Kor 5:15–16</w:t>
-        </w:r>
-      </w:hyperlink>
-      <w:r>
-        <w:rPr>
-          <w:lang w:val="sw_KE" w:bidi="sw_KE"/>
-        </w:rPr>
-        <w:t>). Kwa sababu hii, alikuwa na faida juu ya mitume wa awali. Walihitaji kufanya mabadiliko makubwa, lakini tangu mwanzo kabisa, Paulo alimjua Kristo aliyefufuka kama Roho. Paulo alikua mtangulizi wa Wakristo wote ambao hawajawahi kumwona Yesu katika mwili na ambao wamekuja kumjua katika Roho. Ndiyo, Paulo alikuwa amemwona Bwana aliyefufuka; alikuwa wa mwisho kufanya hivyo (</w:t>
-      </w:r>
-      <w:hyperlink r:id="rId520">
-        <w:r>
-          <w:rPr>
-            <w:lang w:val="sw_KE" w:bidi="sw_KE"/>
-          </w:rPr>
-          <w:rPr>
-            <w:color w:val="0000EE"/>
-            <w:u w:val="single"/>
-          </w:rPr>
-          <w:t>1 Kor 15:8</w:t>
-        </w:r>
-      </w:hyperlink>
-      <w:r>
-        <w:rPr>
-          <w:lang w:val="sw_KE" w:bidi="sw_KE"/>
-        </w:rPr>
-        <w:t>). Na tangu wakati huo alitambua kwamba Yesu alikuwa mwanaume aliyefufuliwa, aliyekuzwa juu zaidi ya wote. Paulo aliandika mengi kuhusu hili, lakini maandiko yake hayakumwacha Yesu aliye juu zaidi mbali kwa sababu hii haikuwa kile Paulo alichopitia. Mkristo yeyote mwenye uzoefu anapaswa kuwa na uwezo wa kushuhudia kwamba Kristo aliye mbinguni pia ni Kristo moyoni.</w:t>
-      </w:r>
-    </w:p>
-    <w:p>
-      <w:pPr/>
-      <w:r>
-        <w:rPr>
-          <w:lang w:val="sw_KE" w:bidi="sw_KE"/>
-        </w:rPr>
-      </w:r>
-      <w:r>
-        <w:rPr>
-          <w:lang w:val="sw_KE" w:bidi="sw_KE"/>
-        </w:rPr>
-        <w:t xml:space="preserve">Katika maandiko yake, Paulo mara nyingi huzungumza kuhusu Roho na Kristo kwa njia inayofanana. Hii inaonekana katika </w:t>
-      </w:r>
-      <w:hyperlink r:id="rId511">
-        <w:r>
-          <w:rPr>
-            <w:lang w:val="sw_KE" w:bidi="sw_KE"/>
-          </w:rPr>
-          <w:rPr>
-            <w:color w:val="0000EE"/>
-            <w:u w:val="single"/>
-          </w:rPr>
-          <w:t>Warumi 8:9–10</w:t>
-        </w:r>
-      </w:hyperlink>
-      <w:r>
-        <w:rPr>
-          <w:lang w:val="sw_KE" w:bidi="sw_KE"/>
-        </w:rPr>
-        <w:t>. Maneno "Roho wa Mungu," "Roho wa Kristo," na "Kristo" yanatumika kwa kubadilishana. Roho wa Mungu ni Roho wa Kristo, na Roho wa Kristo ni Kristo. Katika mistari hii, ni dhahiri kwamba Paulo alitambua Roho na Kristo kwa sababu katika uzoefu wa Kikristo wao ni sawa kabisa. Hakuna kitu kama uzoefu wa Kristo mbali na Roho. Mgawanyiko na/au utofauti upo katika theolojia ya Utatu—na kwa sababu nzuri sana—lakini mgawanyiko huo haupo karibu katika uzoefu halisi. Kauli kadhaa za Paulo zimeandikwa kutoka kwa mtazamo wa uzoefu.</w:t>
-      </w:r>
-    </w:p>
-    <w:p>
-      <w:pPr/>
-      <w:r>
-        <w:rPr>
-          <w:lang w:val="sw_KE" w:bidi="sw_KE"/>
-        </w:rPr>
-      </w:r>
-      <w:r>
-        <w:rPr>
-          <w:lang w:val="sw_KE" w:bidi="sw_KE"/>
-        </w:rPr>
-        <w:t xml:space="preserve">Kwenye </w:t>
-      </w:r>
-      <w:hyperlink r:id="rId445">
-        <w:r>
-          <w:rPr>
-            <w:lang w:val="sw_KE" w:bidi="sw_KE"/>
-          </w:rPr>
-          <w:rPr>
-            <w:color w:val="0000EE"/>
-            <w:u w:val="single"/>
-          </w:rPr>
-          <w:t>1 Wakorintho 15:45</w:t>
-        </w:r>
-      </w:hyperlink>
-      <w:r>
-        <w:rPr>
-          <w:lang w:val="sw_KE" w:bidi="sw_KE"/>
-        </w:rPr>
-        <w:t>, Paulo anasema kwamba Yesu aliyefufuka alikua roho inayotoa uhai. Angalia kwamba mstari hausemi Yesu alikua Roho, kana kwamba mtu wa Pili wa Utatu alikua wa tatu, bali kwamba Yesu alikua roho kwa maana kwamba uwepo wake wa kufa na umbo vilibadilishwa kuwa uwepo wa kiroho na umbo. Nafsi ya Yesu haikubadilishwa kupitia ufufuo, ni umbo lake tu. Kwa umbo hili la kiroho lililobadilishwa, Yesu alipata tena hali muhimu ya kuwa ambayo alijitenga nayo alipokuwa mwanadamu. Kabla ya kuwa mwanadamu, alikuwapo katika umbo la Mungu (</w:t>
-      </w:r>
-      <w:hyperlink r:id="rId521">
-        <w:r>
-          <w:rPr>
-            <w:lang w:val="sw_KE" w:bidi="sw_KE"/>
-          </w:rPr>
-          <w:rPr>
-            <w:color w:val="0000EE"/>
-            <w:u w:val="single"/>
-          </w:rPr>
-          <w:t>Wafilipi 2:6</w:t>
-        </w:r>
-      </w:hyperlink>
-      <w:r>
-        <w:rPr>
-          <w:lang w:val="sw_KE" w:bidi="sw_KE"/>
-        </w:rPr>
-        <w:t xml:space="preserve">), ambalo umbo ni Roho na hivyo aliunganishwa na Roho (wa tatu wa Utatu), huku akibaki tofauti. Kwa hivyo, maandiko yanaposema kwamba Bwana “alikua roho inayotoa uhai,” haimaanishi kwamba Mwana alikua Roho Mtakatifu. Lakini inaonyesha kwamba Kristo, kupitia ufufuo, alipata umbo jipya la kiroho (huku bado akibaki na mwili—ulio tukuka) ambalo lilimuwezesha kuanza uwepo mpya wa kiroho (tazama </w:t>
-      </w:r>
-      <w:hyperlink r:id="rId522">
-        <w:r>
-          <w:rPr>
-            <w:lang w:val="sw_KE" w:bidi="sw_KE"/>
-          </w:rPr>
-          <w:rPr>
-            <w:color w:val="0000EE"/>
-            <w:u w:val="single"/>
-          </w:rPr>
-          <w:t>1 Petro 3:18</w:t>
-        </w:r>
-      </w:hyperlink>
-      <w:r>
-        <w:rPr>
-          <w:lang w:val="sw_KE" w:bidi="sw_KE"/>
-        </w:rPr>
-        <w:t>).</w:t>
-      </w:r>
-    </w:p>
-    <w:p>
-      <w:pPr/>
-      <w:r>
-        <w:rPr>
-          <w:lang w:val="sw_KE" w:bidi="sw_KE"/>
-        </w:rPr>
-      </w:r>
-      <w:r>
-        <w:rPr>
-          <w:lang w:val="sw_KE" w:bidi="sw_KE"/>
-        </w:rPr>
-        <w:t xml:space="preserve">Kwenye </w:t>
-      </w:r>
-      <w:hyperlink r:id="rId523">
+      <w:hyperlink r:id="rId526">
         <w:r>
           <w:rPr>
             <w:lang w:val="sw_KE" w:bidi="sw_KE"/>
@@ -13221,7 +13336,7 @@
         </w:rPr>
         <w:t xml:space="preserve">, Paulo anaeleza kwamba huduma ya Agano Jipya ni huduma inayofanywa na Roho wa Mungu aliye hai (mstari wa </w:t>
       </w:r>
-      <w:hyperlink r:id="rId524">
+      <w:hyperlink r:id="rId527">
         <w:r>
           <w:rPr>
             <w:lang w:val="sw_KE" w:bidi="sw_KE"/>
@@ -13239,7 +13354,7 @@
         </w:rPr>
         <w:t xml:space="preserve">), ambaye ni Roho anayetoa uzima (mstari wa </w:t>
       </w:r>
-      <w:hyperlink r:id="rId446">
+      <w:hyperlink r:id="rId449">
         <w:r>
           <w:rPr>
             <w:lang w:val="sw_KE" w:bidi="sw_KE"/>
@@ -13257,7 +13372,7 @@
         </w:rPr>
         <w:t xml:space="preserve">). Uchumi mzima wa Agano Jipya unajulikana kama “huduma ya Roho” (mstari wa </w:t>
       </w:r>
-      <w:hyperlink r:id="rId525">
+      <w:hyperlink r:id="rId528">
         <w:r>
           <w:rPr>
             <w:lang w:val="sw_KE" w:bidi="sw_KE"/>
@@ -13275,7 +13390,7 @@
         </w:rPr>
         <w:t>). Wakati huo huo, Paulo anasisitiza kwamba kazi ya huduma ya Agano Jipya ni kuwaleta watu wa Mungu kuona na kupata uzoefu wa Kristo mwenye utukufu (</w:t>
       </w:r>
-      <w:hyperlink r:id="rId526">
+      <w:hyperlink r:id="rId529">
         <w:r>
           <w:rPr>
             <w:lang w:val="sw_KE" w:bidi="sw_KE"/>
@@ -13293,7 +13408,7 @@
         </w:rPr>
         <w:t xml:space="preserve">; </w:t>
       </w:r>
-      <w:hyperlink r:id="rId527">
+      <w:hyperlink r:id="rId530">
         <w:r>
           <w:rPr>
             <w:lang w:val="sw_KE" w:bidi="sw_KE"/>
@@ -13311,7 +13426,7 @@
         </w:rPr>
         <w:t>). Ni katika muktadha huu ambapo Paulo anatangaza kwa ujasiri, “Bwana ndiye Roho” (</w:t>
       </w:r>
-      <w:hyperlink r:id="rId456">
+      <w:hyperlink r:id="rId459">
         <w:r>
           <w:rPr>
             <w:lang w:val="sw_KE" w:bidi="sw_KE"/>
@@ -13329,7 +13444,7 @@
         </w:rPr>
         <w:t xml:space="preserve">). Yeye ambaye anageuza moyo wake kwa Bwana, kwa kweli, anageuza moyo wake kwa Roho. Ikiwa Bwana hakuwa Roho anayekaa ndani ya waumini, wangewezaje kugeuza mioyo yao kwake? Na wangewezaje kubadilishwa kuwa mfano ule ule? </w:t>
       </w:r>
-      <w:hyperlink r:id="rId421">
+      <w:hyperlink r:id="rId424">
         <w:r>
           <w:rPr>
             <w:lang w:val="sw_KE" w:bidi="sw_KE"/>
@@ -13442,7 +13557,7 @@
         </w:rPr>
         <w:t>Wazao wa mwana wa Noa, Yafethi (</w:t>
       </w:r>
-      <w:hyperlink r:id="rId245">
+      <w:hyperlink r:id="rId248">
         <w:r>
           <w:rPr>
             <w:lang w:val="sw_KE" w:bidi="sw_KE"/>
@@ -13460,7 +13575,7 @@
         </w:rPr>
         <w:t xml:space="preserve">). Jina limebadilishwa kuwa Rodanimu katika </w:t>
       </w:r>
-      <w:hyperlink r:id="rId247">
+      <w:hyperlink r:id="rId250">
         <w:r>
           <w:rPr>
             <w:lang w:val="sw_KE" w:bidi="sw_KE"/>

--- a/swh/docx/018.content.docx
+++ b/swh/docx/018.content.docx
@@ -19,7 +19,7 @@
         <w:rPr>
           <w:lang w:val="sw_KE" w:bidi="sw_KE"/>
         </w:rPr>
-        <w:t>Resource: Kamusi ya Biblia (Tyndale)</w:t>
+        <w:t>Resource: Tyndale Open Bible Dictionary</w:t>
       </w:r>
       <w:r>
         <w:rPr>
@@ -112,7 +112,7 @@
         <w:rPr>
           <w:lang w:val="sw_KE" w:bidi="sw_KE"/>
         </w:rPr>
-        <w:t>Kamusi ya Biblia (Tyndale)</w:t>
+        <w:t>Tyndale Open Bible Dictionary</w:t>
       </w:r>
     </w:p>
     <w:p>

--- a/swh/docx/018.content.docx
+++ b/swh/docx/018.content.docx
@@ -5661,7 +5661,7 @@
         <w:rPr>
           <w:lang w:val="sw_KE" w:bidi="sw_KE"/>
         </w:rPr>
-        <w:t>Rehoboth-iri</w:t>
+        <w:t>Rehobothi</w:t>
       </w:r>
       <w:r>
         <w:rPr>
@@ -5680,7 +5680,7 @@
         <w:rPr>
           <w:lang w:val="sw_KE" w:bidi="sw_KE"/>
         </w:rPr>
-        <w:t>Jina lenye maana "maeneo mapana ya mji." Huu ulikuwa mji wa pili uliojengwa na Nimrodi, mwindaji (kjv "Asshur") huko Ashuru (</w:t>
+        <w:t xml:space="preserve">1. Jina la KJV kwa Rehobothi-Iri, mji uliojengwa na Nimrodi, katika </w:t>
       </w:r>
       <w:hyperlink r:id="rId239">
         <w:r>
@@ -5691,14 +5691,121 @@
             <w:color w:val="0000EE"/>
             <w:u w:val="single"/>
           </w:rPr>
-          <w:t>Gn 10:11</w:t>
-        </w:r>
-      </w:hyperlink>
-      <w:r>
-        <w:rPr>
-          <w:lang w:val="sw_KE" w:bidi="sw_KE"/>
-        </w:rPr>
-        <w:t>; kjv "Rehobothi"). Maoni yanatofautiana kuhusu kama ulikuwa ni manispaa tofauti (kitongoji cha Ninawi) au, kwa kuwa jina la mji halikutajwa katika fasihi ya Ashuru, viwanja vya wazi au barabara pana ndani ya Ninawi yenyewe.</w:t>
+          <w:t>Mwanzo 10:11</w:t>
+        </w:r>
+      </w:hyperlink>
+      <w:r>
+        <w:rPr>
+          <w:lang w:val="sw_KE" w:bidi="sw_KE"/>
+        </w:rPr>
+        <w:t xml:space="preserve">. </w:t>
+      </w:r>
+      <w:r>
+        <w:rPr>
+          <w:i/>
+          <w:lang w:val="sw_KE" w:bidi="sw_KE"/>
+        </w:rPr>
+        <w:t>Tazama</w:t>
+      </w:r>
+      <w:r>
+        <w:rPr>
+          <w:lang w:val="sw_KE" w:bidi="sw_KE"/>
+        </w:rPr>
+        <w:t xml:space="preserve"> </w:t>
+      </w:r>
+      <w:r>
+        <w:rPr>
+          <w:lang w:val="sw_KE" w:bidi="sw_KE"/>
+        </w:rPr>
+        <w:t>Rehobothi-Iri</w:t>
+      </w:r>
+      <w:r>
+        <w:rPr>
+          <w:lang w:val="sw_KE" w:bidi="sw_KE"/>
+        </w:rPr>
+        <w:t>.</w:t>
+      </w:r>
+    </w:p>
+    <w:p>
+      <w:pPr/>
+      <w:r>
+        <w:rPr>
+          <w:lang w:val="sw_KE" w:bidi="sw_KE"/>
+        </w:rPr>
+      </w:r>
+      <w:r>
+        <w:rPr>
+          <w:lang w:val="sw_KE" w:bidi="sw_KE"/>
+        </w:rPr>
+        <w:t>2. Mahali pa kisima cha tatu kilichochimbwa na Isaka (</w:t>
+      </w:r>
+      <w:hyperlink r:id="rId240">
+        <w:r>
+          <w:rPr>
+            <w:lang w:val="sw_KE" w:bidi="sw_KE"/>
+          </w:rPr>
+          <w:rPr>
+            <w:color w:val="0000EE"/>
+            <w:u w:val="single"/>
+          </w:rPr>
+          <w:t>Mwa 26:22</w:t>
+        </w:r>
+      </w:hyperlink>
+      <w:r>
+        <w:rPr>
+          <w:lang w:val="sw_KE" w:bidi="sw_KE"/>
+        </w:rPr>
+        <w:t>). Wakati huu, Abimeleki na wachungaji wa Gerari hawakudai kisima hicho, na Isaka alikiita kisima hicho "maeneo mapana" au "nafasi." Kisima hicho kilikuwa takriban maili 20 (kilomita 32.2) kusini magharibi mwa Beer-Sheba.</w:t>
+      </w:r>
+    </w:p>
+    <w:p>
+      <w:pPr/>
+      <w:r>
+        <w:rPr>
+          <w:lang w:val="sw_KE" w:bidi="sw_KE"/>
+        </w:rPr>
+      </w:r>
+      <w:r>
+        <w:rPr>
+          <w:lang w:val="sw_KE" w:bidi="sw_KE"/>
+        </w:rPr>
+        <w:t>3. Nyumbani kwa Shauli, mtawala wa Edomu (</w:t>
+      </w:r>
+      <w:hyperlink r:id="rId241">
+        <w:r>
+          <w:rPr>
+            <w:lang w:val="sw_KE" w:bidi="sw_KE"/>
+          </w:rPr>
+          <w:rPr>
+            <w:color w:val="0000EE"/>
+            <w:u w:val="single"/>
+          </w:rPr>
+          <w:t>Mwa 36:37</w:t>
+        </w:r>
+      </w:hyperlink>
+      <w:r>
+        <w:rPr>
+          <w:lang w:val="sw_KE" w:bidi="sw_KE"/>
+        </w:rPr>
+        <w:t xml:space="preserve">; </w:t>
+      </w:r>
+      <w:hyperlink r:id="rId242">
+        <w:r>
+          <w:rPr>
+            <w:lang w:val="sw_KE" w:bidi="sw_KE"/>
+          </w:rPr>
+          <w:rPr>
+            <w:color w:val="0000EE"/>
+            <w:u w:val="single"/>
+          </w:rPr>
+          <w:t>1 Nya 1:48</w:t>
+        </w:r>
+      </w:hyperlink>
+      <w:r>
+        <w:rPr>
+          <w:lang w:val="sw_KE" w:bidi="sw_KE"/>
+        </w:rPr>
+        <w:t>). Mahali hapa panajulikana kama "kwenye Mto," rejeleo la mara kwa mara la kibiblia kwa Eufrati. Hivyo, matoleo kama nasb, rsv, na nlt huingiza "Eufrati" katika maandiko.</w:t>
       </w:r>
       <w:r>
         <w:rPr>
@@ -5727,7 +5834,7 @@
         <w:rPr>
           <w:lang w:val="sw_KE" w:bidi="sw_KE"/>
         </w:rPr>
-        <w:t>Rehobothi</w:t>
+        <w:t>Rehoboth-iri</w:t>
       </w:r>
       <w:r>
         <w:rPr>
@@ -5746,7 +5853,7 @@
         <w:rPr>
           <w:lang w:val="sw_KE" w:bidi="sw_KE"/>
         </w:rPr>
-        <w:t xml:space="preserve">1. Jina la KJV kwa Rehobothi-Iri, mji uliojengwa na Nimrodi, katika </w:t>
+        <w:t>Jina lenye maana "maeneo mapana ya mji." Huu ulikuwa mji wa pili uliojengwa na Nimrodi, mwindaji (kjv "Asshur") huko Ashuru (</w:t>
       </w:r>
       <w:hyperlink r:id="rId239">
         <w:r>
@@ -5757,121 +5864,14 @@
             <w:color w:val="0000EE"/>
             <w:u w:val="single"/>
           </w:rPr>
-          <w:t>Mwanzo 10:11</w:t>
-        </w:r>
-      </w:hyperlink>
-      <w:r>
-        <w:rPr>
-          <w:lang w:val="sw_KE" w:bidi="sw_KE"/>
-        </w:rPr>
-        <w:t xml:space="preserve">. </w:t>
-      </w:r>
-      <w:r>
-        <w:rPr>
-          <w:i/>
-          <w:lang w:val="sw_KE" w:bidi="sw_KE"/>
-        </w:rPr>
-        <w:t>Tazama</w:t>
-      </w:r>
-      <w:r>
-        <w:rPr>
-          <w:lang w:val="sw_KE" w:bidi="sw_KE"/>
-        </w:rPr>
-        <w:t xml:space="preserve"> </w:t>
-      </w:r>
-      <w:r>
-        <w:rPr>
-          <w:lang w:val="sw_KE" w:bidi="sw_KE"/>
-        </w:rPr>
-        <w:t>Rehobothi-Iri</w:t>
-      </w:r>
-      <w:r>
-        <w:rPr>
-          <w:lang w:val="sw_KE" w:bidi="sw_KE"/>
-        </w:rPr>
-        <w:t>.</w:t>
-      </w:r>
-    </w:p>
-    <w:p>
-      <w:pPr/>
-      <w:r>
-        <w:rPr>
-          <w:lang w:val="sw_KE" w:bidi="sw_KE"/>
-        </w:rPr>
-      </w:r>
-      <w:r>
-        <w:rPr>
-          <w:lang w:val="sw_KE" w:bidi="sw_KE"/>
-        </w:rPr>
-        <w:t>2. Mahali pa kisima cha tatu kilichochimbwa na Isaka (</w:t>
-      </w:r>
-      <w:hyperlink r:id="rId240">
-        <w:r>
-          <w:rPr>
-            <w:lang w:val="sw_KE" w:bidi="sw_KE"/>
-          </w:rPr>
-          <w:rPr>
-            <w:color w:val="0000EE"/>
-            <w:u w:val="single"/>
-          </w:rPr>
-          <w:t>Mwa 26:22</w:t>
-        </w:r>
-      </w:hyperlink>
-      <w:r>
-        <w:rPr>
-          <w:lang w:val="sw_KE" w:bidi="sw_KE"/>
-        </w:rPr>
-        <w:t>). Wakati huu, Abimeleki na wachungaji wa Gerari hawakudai kisima hicho, na Isaka alikiita kisima hicho "maeneo mapana" au "nafasi." Kisima hicho kilikuwa takriban maili 20 (kilomita 32.2) kusini magharibi mwa Beer-Sheba.</w:t>
-      </w:r>
-    </w:p>
-    <w:p>
-      <w:pPr/>
-      <w:r>
-        <w:rPr>
-          <w:lang w:val="sw_KE" w:bidi="sw_KE"/>
-        </w:rPr>
-      </w:r>
-      <w:r>
-        <w:rPr>
-          <w:lang w:val="sw_KE" w:bidi="sw_KE"/>
-        </w:rPr>
-        <w:t>3. Nyumbani kwa Shauli, mtawala wa Edomu (</w:t>
-      </w:r>
-      <w:hyperlink r:id="rId241">
-        <w:r>
-          <w:rPr>
-            <w:lang w:val="sw_KE" w:bidi="sw_KE"/>
-          </w:rPr>
-          <w:rPr>
-            <w:color w:val="0000EE"/>
-            <w:u w:val="single"/>
-          </w:rPr>
-          <w:t>Mwa 36:37</w:t>
-        </w:r>
-      </w:hyperlink>
-      <w:r>
-        <w:rPr>
-          <w:lang w:val="sw_KE" w:bidi="sw_KE"/>
-        </w:rPr>
-        <w:t xml:space="preserve">; </w:t>
-      </w:r>
-      <w:hyperlink r:id="rId242">
-        <w:r>
-          <w:rPr>
-            <w:lang w:val="sw_KE" w:bidi="sw_KE"/>
-          </w:rPr>
-          <w:rPr>
-            <w:color w:val="0000EE"/>
-            <w:u w:val="single"/>
-          </w:rPr>
-          <w:t>1 Nya 1:48</w:t>
-        </w:r>
-      </w:hyperlink>
-      <w:r>
-        <w:rPr>
-          <w:lang w:val="sw_KE" w:bidi="sw_KE"/>
-        </w:rPr>
-        <w:t>). Mahali hapa panajulikana kama "kwenye Mto," rejeleo la mara kwa mara la kibiblia kwa Eufrati. Hivyo, matoleo kama nasb, rsv, na nlt huingiza "Eufrati" katika maandiko.</w:t>
+          <w:t>Gn 10:11</w:t>
+        </w:r>
+      </w:hyperlink>
+      <w:r>
+        <w:rPr>
+          <w:lang w:val="sw_KE" w:bidi="sw_KE"/>
+        </w:rPr>
+        <w:t>; kjv "Rehobothi"). Maoni yanatofautiana kuhusu kama ulikuwa ni manispaa tofauti (kitongoji cha Ninawi) au, kwa kuwa jina la mji halikutajwa katika fasihi ya Ashuru, viwanja vya wazi au barabara pana ndani ya Ninawi yenyewe.</w:t>
       </w:r>
       <w:r>
         <w:rPr>

--- a/swh/docx/018.content.docx
+++ b/swh/docx/018.content.docx
@@ -19,7 +19,7 @@
         <w:rPr>
           <w:lang w:val="sw_KE" w:bidi="sw_KE"/>
         </w:rPr>
-        <w:t>Resource: Tyndale Open Bible Dictionary</w:t>
+        <w:t>Resource: Aquifer Open Bible Dictionary</w:t>
       </w:r>
       <w:r>
         <w:rPr>
@@ -112,7 +112,7 @@
         <w:rPr>
           <w:lang w:val="sw_KE" w:bidi="sw_KE"/>
         </w:rPr>
-        <w:t>Tyndale Open Bible Dictionary</w:t>
+        <w:t>Aquifer Open Bible Dictionary</w:t>
       </w:r>
     </w:p>
     <w:p>
